--- a/dev/10 Projects/AZT/02-owner/AZT — Полная сверка семядра с Wordstat 2026-04-19.docx
+++ b/dev/10 Projects/AZT/02-owner/AZT — Полная сверка семядра с Wordstat 2026-04-19.docx
@@ -2,7 +2,7 @@
 <file path=word/document.xml><?xml version="1.0" encoding="utf-8"?>
 <w:document xmlns:w="http://schemas.openxmlformats.org/wordprocessingml/2006/main" xmlns:m="http://schemas.openxmlformats.org/officeDocument/2006/math" xmlns:r="http://schemas.openxmlformats.org/officeDocument/2006/relationships" xmlns:o="urn:schemas-microsoft-com:office:office" xmlns:v="urn:schemas-microsoft-com:vml" xmlns:w10="urn:schemas-microsoft-com:office:word" xmlns:a="http://schemas.openxmlformats.org/drawingml/2006/main" xmlns:pic="http://schemas.openxmlformats.org/drawingml/2006/picture" xmlns:wp="http://schemas.openxmlformats.org/drawingml/2006/wordprocessingDrawing">
   <w:body>
-    <w:bookmarkStart w:id="36" w:name="Xd2eb90bc0f4ddb47aac97665bfc782de1d30a99"/>
+    <w:bookmarkStart w:id="36" w:name="Xb39df55b5aef324ed10ba25bbae9c61c28af1ba"/>
     <w:p>
       <w:pPr>
         <w:pStyle w:val="Heading1"/>
@@ -44,6 +44,12 @@
       </w:r>
       <w:r>
         <w:t xml:space="preserve">для всех 417 фраз; базовая РФ 62 корневых запросов групп)</w:t>
+      </w:r>
+      <w:r>
+        <w:t xml:space="preserve"> </w:t>
+      </w:r>
+      <w:r>
+        <w:t xml:space="preserve">Источник: [[AZT — Входное семантическое ядро агентства 2026-04-17-cx]]</w:t>
       </w:r>
       <w:r>
         <w:t xml:space="preserve"> </w:t>
@@ -167,7 +173,7 @@
         <w:t xml:space="preserve">Сверка завершена. Данные Wordstat скачут день ото дня — значения могут отличаться на ±5–15% из-за динамики спроса и шумов Яндекса. Интерпретировать следует не точные числа, а порядок расхождения. Расхождения в разы или на порядок — это не шум, а системная проблема исходного семядра.</w:t>
       </w:r>
     </w:p>
-    <w:bookmarkStart w:id="21" w:name="X7479b2a0634dcf62f55cd578d952f62a3cacebc"/>
+    <w:bookmarkStart w:id="21" w:name="X6e7bf231c5f3a4d1455f747e0c3b08a5e807800"/>
     <w:p>
       <w:pPr>
         <w:pStyle w:val="Heading2"/>
@@ -187,14 +193,14 @@
     <w:tbl>
       <w:tblPr>
         <w:tblStyle w:val="Table"/>
-        <w:tblW w:type="auto" w:w="0"/>
+        <w:tblW w:type="pct" w:w="5000"/>
         <w:tblLook w:firstRow="1" w:lastRow="0" w:firstColumn="0" w:lastColumn="0" w:noHBand="0" w:noVBand="0" w:val="0020"/>
         <w:jc w:val="start"/>
       </w:tblPr>
       <w:tblGrid>
-        <w:gridCol w:w="2640"/>
-        <w:gridCol w:w="2640"/>
-        <w:gridCol w:w="2640"/>
+        <w:gridCol w:w="2160"/>
+        <w:gridCol w:w="2880"/>
+        <w:gridCol w:w="2880"/>
       </w:tblGrid>
       <w:tr>
         <w:trPr>
@@ -618,7 +624,7 @@
         <w:t xml:space="preserve">Топ расхождений</w:t>
       </w:r>
     </w:p>
-    <w:bookmarkStart w:id="22" w:name="X3626179f04ba74a9a197627126b21a16e6a8610"/>
+    <w:bookmarkStart w:id="22" w:name="X7dbd7f05fcd99e3f7fa17fdfc096de1cf802929"/>
     <w:p>
       <w:pPr>
         <w:pStyle w:val="Heading3"/>
@@ -1372,7 +1378,7 @@
       </w:tr>
     </w:tbl>
     <w:bookmarkEnd w:id="22"/>
-    <w:bookmarkStart w:id="23" w:name="Xd61d5bb2c3703a0d7025106a7b6424148959ee1"/>
+    <w:bookmarkStart w:id="23" w:name="X19b7254fb5537b57f4d8aa41f26926c796925b2"/>
     <w:p>
       <w:pPr>
         <w:pStyle w:val="Heading3"/>
@@ -1392,16 +1398,16 @@
     <w:tbl>
       <w:tblPr>
         <w:tblStyle w:val="Table"/>
-        <w:tblW w:type="auto" w:w="0"/>
+        <w:tblW w:type="pct" w:w="5000"/>
         <w:tblLook w:firstRow="1" w:lastRow="0" w:firstColumn="0" w:lastColumn="0" w:noHBand="0" w:noVBand="0" w:val="0020"/>
         <w:jc w:val="start"/>
       </w:tblPr>
       <w:tblGrid>
-        <w:gridCol w:w="1584"/>
-        <w:gridCol w:w="1584"/>
-        <w:gridCol w:w="1584"/>
-        <w:gridCol w:w="1584"/>
-        <w:gridCol w:w="1584"/>
+        <w:gridCol w:w="1320"/>
+        <w:gridCol w:w="1320"/>
+        <w:gridCol w:w="1760"/>
+        <w:gridCol w:w="1760"/>
+        <w:gridCol w:w="1760"/>
       </w:tblGrid>
       <w:tr>
         <w:trPr>
@@ -2622,7 +2628,7 @@
     </w:p>
     <w:bookmarkEnd w:id="25"/>
     <w:bookmarkEnd w:id="26"/>
-    <w:bookmarkStart w:id="28" w:name="X81475e6d1ab0cc7ed46c5fc9ef10c446f98db53"/>
+    <w:bookmarkStart w:id="28" w:name="X5fa37b8fe3e25509f8e2795b7fcb9523ff746f8"/>
     <w:p>
       <w:pPr>
         <w:pStyle w:val="Heading2"/>
@@ -2650,17 +2656,17 @@
     <w:tbl>
       <w:tblPr>
         <w:tblStyle w:val="Table"/>
-        <w:tblW w:type="auto" w:w="0"/>
+        <w:tblW w:type="pct" w:w="5000"/>
         <w:tblLook w:firstRow="1" w:lastRow="0" w:firstColumn="0" w:lastColumn="0" w:noHBand="0" w:noVBand="0" w:val="0020"/>
         <w:jc w:val="start"/>
       </w:tblPr>
       <w:tblGrid>
-        <w:gridCol w:w="1320"/>
-        <w:gridCol w:w="1320"/>
-        <w:gridCol w:w="1320"/>
-        <w:gridCol w:w="1320"/>
-        <w:gridCol w:w="1320"/>
-        <w:gridCol w:w="1320"/>
+        <w:gridCol w:w="1080"/>
+        <w:gridCol w:w="1440"/>
+        <w:gridCol w:w="1440"/>
+        <w:gridCol w:w="1080"/>
+        <w:gridCol w:w="1440"/>
+        <w:gridCol w:w="1440"/>
       </w:tblGrid>
       <w:tr>
         <w:trPr>
@@ -5366,7 +5372,7 @@
         <w:t xml:space="preserve">* Семядро / корень = (сумма базовых фраз исходного семядра по группе) / (базовая РФ корня). Значение &gt;1 — семядро преувеличивает реальный потолок (фразы-подзапросы многократно перекрываются в суммировании). Значение &lt;1 — сумма семядра преуменьшает корень (фразы группы покрывают узкую нишу, а корневой запрос шире и собирает ещё много внеплановых показов).</w:t>
       </w:r>
     </w:p>
-    <w:bookmarkStart w:id="27" w:name="Xcfd9dbadd6cbcb50d9ff7411f94fe9d286ac03a"/>
+    <w:bookmarkStart w:id="27" w:name="Xc9d97a8975372e263ebfaec4dcf163123a0a7eb"/>
     <w:p>
       <w:pPr>
         <w:pStyle w:val="Heading3"/>
@@ -5473,7 +5479,7 @@
     </w:p>
     <w:bookmarkEnd w:id="27"/>
     <w:bookmarkEnd w:id="28"/>
-    <w:bookmarkStart w:id="34" w:name="X65cfa1811210dbe03851efed2802fb8875e5957"/>
+    <w:bookmarkStart w:id="34" w:name="X7ae0d7156d7cb511b6566987d5f4fb03c99624f"/>
     <w:p>
       <w:pPr>
         <w:pStyle w:val="Heading2"/>
@@ -6949,7 +6955,7 @@
       </w:tr>
     </w:tbl>
     <w:bookmarkEnd w:id="30"/>
-    <w:bookmarkStart w:id="31" w:name="X0a136a2237bd32afafb6a8a6d86d56a903d3411"/>
+    <w:bookmarkStart w:id="31" w:name="X4c62cc981f4d1d604b7b964a022f4ad57adedfb"/>
     <w:p>
       <w:pPr>
         <w:pStyle w:val="Heading3"/>
@@ -6969,16 +6975,16 @@
     <w:tbl>
       <w:tblPr>
         <w:tblStyle w:val="Table"/>
-        <w:tblW w:type="auto" w:w="0"/>
+        <w:tblW w:type="pct" w:w="5000"/>
         <w:tblLook w:firstRow="1" w:lastRow="0" w:firstColumn="0" w:lastColumn="0" w:noHBand="0" w:noVBand="0" w:val="0020"/>
         <w:jc w:val="start"/>
       </w:tblPr>
       <w:tblGrid>
-        <w:gridCol w:w="1584"/>
-        <w:gridCol w:w="1584"/>
-        <w:gridCol w:w="1584"/>
-        <w:gridCol w:w="1584"/>
-        <w:gridCol w:w="1584"/>
+        <w:gridCol w:w="1320"/>
+        <w:gridCol w:w="1320"/>
+        <w:gridCol w:w="1760"/>
+        <w:gridCol w:w="1760"/>
+        <w:gridCol w:w="1760"/>
       </w:tblGrid>
       <w:tr>
         <w:trPr>
@@ -7986,7 +7992,7 @@
       </w:tr>
     </w:tbl>
     <w:bookmarkEnd w:id="31"/>
-    <w:bookmarkStart w:id="33" w:name="X4ed57556774c8c11ca4c4fbcffe776c570a487e"/>
+    <w:bookmarkStart w:id="33" w:name="фраз-с-точной-частотой-0-мёртвые-ключи"/>
     <w:p>
       <w:pPr>
         <w:pStyle w:val="Heading3"/>
@@ -8029,7 +8035,7 @@
     <w:tbl>
       <w:tblPr>
         <w:tblStyle w:val="Table"/>
-        <w:tblW w:type="auto" w:w="0"/>
+        <w:tblW w:type="pct" w:w="5000"/>
         <w:tblLook w:firstRow="1" w:lastRow="0" w:firstColumn="0" w:lastColumn="0" w:noHBand="0" w:noVBand="0" w:val="0020"/>
         <w:jc w:val="start"/>
       </w:tblPr>
@@ -9088,19 +9094,19 @@
     <w:tbl>
       <w:tblPr>
         <w:tblStyle w:val="Table"/>
-        <w:tblW w:type="auto" w:w="0"/>
+        <w:tblW w:type="pct" w:w="5000"/>
         <w:tblLook w:firstRow="1" w:lastRow="0" w:firstColumn="0" w:lastColumn="0" w:noHBand="0" w:noVBand="0" w:val="0020"/>
         <w:jc w:val="start"/>
       </w:tblPr>
       <w:tblGrid>
-        <w:gridCol w:w="990"/>
-        <w:gridCol w:w="990"/>
-        <w:gridCol w:w="990"/>
-        <w:gridCol w:w="990"/>
-        <w:gridCol w:w="990"/>
-        <w:gridCol w:w="990"/>
-        <w:gridCol w:w="990"/>
-        <w:gridCol w:w="990"/>
+        <w:gridCol w:w="848"/>
+        <w:gridCol w:w="848"/>
+        <w:gridCol w:w="848"/>
+        <w:gridCol w:w="1131"/>
+        <w:gridCol w:w="1131"/>
+        <w:gridCol w:w="1131"/>
+        <w:gridCol w:w="1131"/>
+        <w:gridCol w:w="848"/>
       </w:tblGrid>
       <w:tr>
         <w:trPr>
@@ -13706,6 +13712,3240 @@
               <w:jc w:val="left"/>
             </w:pPr>
             <w:r>
+              <w:t xml:space="preserve">занижено умеренно</w:t>
+            </w:r>
+          </w:p>
+        </w:tc>
+      </w:tr>
+      <w:tr>
+        <w:tc>
+          <w:tcPr/>
+          <w:p>
+            <w:pPr>
+              <w:pStyle w:val="Compact"/>
+              <w:jc w:val="left"/>
+            </w:pPr>
+            <w:r>
+              <w:t xml:space="preserve">47</w:t>
+            </w:r>
+          </w:p>
+        </w:tc>
+        <w:tc>
+          <w:tcPr/>
+          <w:p>
+            <w:pPr>
+              <w:pStyle w:val="Compact"/>
+              <w:jc w:val="left"/>
+            </w:pPr>
+            <w:r>
+              <w:t xml:space="preserve">парник из поликарбоната стоимость</w:t>
+            </w:r>
+          </w:p>
+        </w:tc>
+        <w:tc>
+          <w:tcPr/>
+          <w:p>
+            <w:pPr>
+              <w:pStyle w:val="Compact"/>
+              <w:jc w:val="left"/>
+            </w:pPr>
+            <w:r>
+              <w:t xml:space="preserve">парник</w:t>
+            </w:r>
+          </w:p>
+        </w:tc>
+        <w:tc>
+          <w:tcPr/>
+          <w:p>
+            <w:pPr>
+              <w:pStyle w:val="Compact"/>
+              <w:jc w:val="right"/>
+            </w:pPr>
+            <w:r>
+              <w:t xml:space="preserve">18</w:t>
+            </w:r>
+          </w:p>
+        </w:tc>
+        <w:tc>
+          <w:tcPr/>
+          <w:p>
+            <w:pPr>
+              <w:pStyle w:val="Compact"/>
+              <w:jc w:val="right"/>
+            </w:pPr>
+            <w:r>
+              <w:t xml:space="preserve">1</w:t>
+            </w:r>
+          </w:p>
+        </w:tc>
+        <w:tc>
+          <w:tcPr/>
+          <w:p>
+            <w:pPr>
+              <w:pStyle w:val="Compact"/>
+              <w:jc w:val="right"/>
+            </w:pPr>
+            <w:r>
+              <w:t xml:space="preserve">70</w:t>
+            </w:r>
+          </w:p>
+        </w:tc>
+        <w:tc>
+          <w:tcPr/>
+          <w:p>
+            <w:pPr>
+              <w:pStyle w:val="Compact"/>
+              <w:jc w:val="right"/>
+            </w:pPr>
+            <w:r>
+              <w:t xml:space="preserve">+289%</w:t>
+            </w:r>
+          </w:p>
+        </w:tc>
+        <w:tc>
+          <w:tcPr/>
+          <w:p>
+            <w:pPr>
+              <w:pStyle w:val="Compact"/>
+              <w:jc w:val="left"/>
+            </w:pPr>
+            <w:r>
+              <w:t xml:space="preserve">занижено сильно</w:t>
+            </w:r>
+          </w:p>
+        </w:tc>
+      </w:tr>
+      <w:tr>
+        <w:tc>
+          <w:tcPr/>
+          <w:p>
+            <w:pPr>
+              <w:pStyle w:val="Compact"/>
+              <w:jc w:val="left"/>
+            </w:pPr>
+            <w:r>
+              <w:t xml:space="preserve">48</w:t>
+            </w:r>
+          </w:p>
+        </w:tc>
+        <w:tc>
+          <w:tcPr/>
+          <w:p>
+            <w:pPr>
+              <w:pStyle w:val="Compact"/>
+              <w:jc w:val="left"/>
+            </w:pPr>
+            <w:r>
+              <w:t xml:space="preserve">стеклянная теплица под ключ</w:t>
+            </w:r>
+          </w:p>
+        </w:tc>
+        <w:tc>
+          <w:tcPr/>
+          <w:p>
+            <w:pPr>
+              <w:pStyle w:val="Compact"/>
+              <w:jc w:val="left"/>
+            </w:pPr>
+            <w:r>
+              <w:t xml:space="preserve">стеклянная теплица</w:t>
+            </w:r>
+          </w:p>
+        </w:tc>
+        <w:tc>
+          <w:tcPr/>
+          <w:p>
+            <w:pPr>
+              <w:pStyle w:val="Compact"/>
+              <w:jc w:val="right"/>
+            </w:pPr>
+            <w:r>
+              <w:t xml:space="preserve">24</w:t>
+            </w:r>
+          </w:p>
+        </w:tc>
+        <w:tc>
+          <w:tcPr/>
+          <w:p>
+            <w:pPr>
+              <w:pStyle w:val="Compact"/>
+              <w:jc w:val="right"/>
+            </w:pPr>
+            <w:r>
+              <w:t xml:space="preserve">0</w:t>
+            </w:r>
+          </w:p>
+        </w:tc>
+        <w:tc>
+          <w:tcPr/>
+          <w:p>
+            <w:pPr>
+              <w:pStyle w:val="Compact"/>
+              <w:jc w:val="right"/>
+            </w:pPr>
+            <w:r>
+              <w:t xml:space="preserve">39</w:t>
+            </w:r>
+          </w:p>
+        </w:tc>
+        <w:tc>
+          <w:tcPr/>
+          <w:p>
+            <w:pPr>
+              <w:pStyle w:val="Compact"/>
+              <w:jc w:val="right"/>
+            </w:pPr>
+            <w:r>
+              <w:t xml:space="preserve">+62%</w:t>
+            </w:r>
+          </w:p>
+        </w:tc>
+        <w:tc>
+          <w:tcPr/>
+          <w:p>
+            <w:pPr>
+              <w:pStyle w:val="Compact"/>
+              <w:jc w:val="left"/>
+            </w:pPr>
+            <w:r>
+              <w:t xml:space="preserve">занижено умеренно</w:t>
+            </w:r>
+          </w:p>
+        </w:tc>
+      </w:tr>
+      <w:tr>
+        <w:tc>
+          <w:tcPr/>
+          <w:p>
+            <w:pPr>
+              <w:pStyle w:val="Compact"/>
+              <w:jc w:val="left"/>
+            </w:pPr>
+            <w:r>
+              <w:t xml:space="preserve">49</w:t>
+            </w:r>
+          </w:p>
+        </w:tc>
+        <w:tc>
+          <w:tcPr/>
+          <w:p>
+            <w:pPr>
+              <w:pStyle w:val="Compact"/>
+              <w:jc w:val="left"/>
+            </w:pPr>
+            <w:r>
+              <w:t xml:space="preserve">теплица под стекло купить</w:t>
+            </w:r>
+          </w:p>
+        </w:tc>
+        <w:tc>
+          <w:tcPr/>
+          <w:p>
+            <w:pPr>
+              <w:pStyle w:val="Compact"/>
+              <w:jc w:val="left"/>
+            </w:pPr>
+            <w:r>
+              <w:t xml:space="preserve">стеклянная теплица</w:t>
+            </w:r>
+          </w:p>
+        </w:tc>
+        <w:tc>
+          <w:tcPr/>
+          <w:p>
+            <w:pPr>
+              <w:pStyle w:val="Compact"/>
+              <w:jc w:val="right"/>
+            </w:pPr>
+            <w:r>
+              <w:t xml:space="preserve">29</w:t>
+            </w:r>
+          </w:p>
+        </w:tc>
+        <w:tc>
+          <w:tcPr/>
+          <w:p>
+            <w:pPr>
+              <w:pStyle w:val="Compact"/>
+              <w:jc w:val="right"/>
+            </w:pPr>
+            <w:r>
+              <w:t xml:space="preserve">1</w:t>
+            </w:r>
+          </w:p>
+        </w:tc>
+        <w:tc>
+          <w:tcPr/>
+          <w:p>
+            <w:pPr>
+              <w:pStyle w:val="Compact"/>
+              <w:jc w:val="right"/>
+            </w:pPr>
+            <w:r>
+              <w:t xml:space="preserve">211</w:t>
+            </w:r>
+          </w:p>
+        </w:tc>
+        <w:tc>
+          <w:tcPr/>
+          <w:p>
+            <w:pPr>
+              <w:pStyle w:val="Compact"/>
+              <w:jc w:val="right"/>
+            </w:pPr>
+            <w:r>
+              <w:t xml:space="preserve">+628%</w:t>
+            </w:r>
+          </w:p>
+        </w:tc>
+        <w:tc>
+          <w:tcPr/>
+          <w:p>
+            <w:pPr>
+              <w:pStyle w:val="Compact"/>
+              <w:jc w:val="left"/>
+            </w:pPr>
+            <w:r>
+              <w:t xml:space="preserve">занижено сильно</w:t>
+            </w:r>
+          </w:p>
+        </w:tc>
+      </w:tr>
+      <w:tr>
+        <w:tc>
+          <w:tcPr/>
+          <w:p>
+            <w:pPr>
+              <w:pStyle w:val="Compact"/>
+              <w:jc w:val="left"/>
+            </w:pPr>
+            <w:r>
+              <w:t xml:space="preserve">50</w:t>
+            </w:r>
+          </w:p>
+        </w:tc>
+        <w:tc>
+          <w:tcPr/>
+          <w:p>
+            <w:pPr>
+              <w:pStyle w:val="Compact"/>
+              <w:jc w:val="left"/>
+            </w:pPr>
+            <w:r>
+              <w:t xml:space="preserve">теплица из стекла под ключ</w:t>
+            </w:r>
+          </w:p>
+        </w:tc>
+        <w:tc>
+          <w:tcPr/>
+          <w:p>
+            <w:pPr>
+              <w:pStyle w:val="Compact"/>
+              <w:jc w:val="left"/>
+            </w:pPr>
+            <w:r>
+              <w:t xml:space="preserve">стеклянная теплица</w:t>
+            </w:r>
+          </w:p>
+        </w:tc>
+        <w:tc>
+          <w:tcPr/>
+          <w:p>
+            <w:pPr>
+              <w:pStyle w:val="Compact"/>
+              <w:jc w:val="right"/>
+            </w:pPr>
+            <w:r>
+              <w:t xml:space="preserve">73</w:t>
+            </w:r>
+          </w:p>
+        </w:tc>
+        <w:tc>
+          <w:tcPr/>
+          <w:p>
+            <w:pPr>
+              <w:pStyle w:val="Compact"/>
+              <w:jc w:val="right"/>
+            </w:pPr>
+            <w:r>
+              <w:t xml:space="preserve">14</w:t>
+            </w:r>
+          </w:p>
+        </w:tc>
+        <w:tc>
+          <w:tcPr/>
+          <w:p>
+            <w:pPr>
+              <w:pStyle w:val="Compact"/>
+              <w:jc w:val="right"/>
+            </w:pPr>
+            <w:r>
+              <w:t xml:space="preserve">25</w:t>
+            </w:r>
+          </w:p>
+        </w:tc>
+        <w:tc>
+          <w:tcPr/>
+          <w:p>
+            <w:pPr>
+              <w:pStyle w:val="Compact"/>
+              <w:jc w:val="right"/>
+            </w:pPr>
+            <w:r>
+              <w:t xml:space="preserve">-66%</w:t>
+            </w:r>
+          </w:p>
+        </w:tc>
+        <w:tc>
+          <w:tcPr/>
+          <w:p>
+            <w:pPr>
+              <w:pStyle w:val="Compact"/>
+              <w:jc w:val="left"/>
+            </w:pPr>
+            <w:r>
+              <w:t xml:space="preserve">завышено сильно</w:t>
+            </w:r>
+          </w:p>
+        </w:tc>
+      </w:tr>
+      <w:tr>
+        <w:tc>
+          <w:tcPr/>
+          <w:p>
+            <w:pPr>
+              <w:pStyle w:val="Compact"/>
+              <w:jc w:val="left"/>
+            </w:pPr>
+            <w:r>
+              <w:t xml:space="preserve">51</w:t>
+            </w:r>
+          </w:p>
+        </w:tc>
+        <w:tc>
+          <w:tcPr/>
+          <w:p>
+            <w:pPr>
+              <w:pStyle w:val="Compact"/>
+              <w:jc w:val="left"/>
+            </w:pPr>
+            <w:r>
+              <w:t xml:space="preserve">теплица под стекло цена</w:t>
+            </w:r>
+          </w:p>
+        </w:tc>
+        <w:tc>
+          <w:tcPr/>
+          <w:p>
+            <w:pPr>
+              <w:pStyle w:val="Compact"/>
+              <w:jc w:val="left"/>
+            </w:pPr>
+            <w:r>
+              <w:t xml:space="preserve">стеклянная теплица</w:t>
+            </w:r>
+          </w:p>
+        </w:tc>
+        <w:tc>
+          <w:tcPr/>
+          <w:p>
+            <w:pPr>
+              <w:pStyle w:val="Compact"/>
+              <w:jc w:val="right"/>
+            </w:pPr>
+            <w:r>
+              <w:t xml:space="preserve">620</w:t>
+            </w:r>
+          </w:p>
+        </w:tc>
+        <w:tc>
+          <w:tcPr/>
+          <w:p>
+            <w:pPr>
+              <w:pStyle w:val="Compact"/>
+              <w:jc w:val="right"/>
+            </w:pPr>
+            <w:r>
+              <w:t xml:space="preserve">193</w:t>
+            </w:r>
+          </w:p>
+        </w:tc>
+        <w:tc>
+          <w:tcPr/>
+          <w:p>
+            <w:pPr>
+              <w:pStyle w:val="Compact"/>
+              <w:jc w:val="right"/>
+            </w:pPr>
+            <w:r>
+              <w:t xml:space="preserve">51</w:t>
+            </w:r>
+          </w:p>
+        </w:tc>
+        <w:tc>
+          <w:tcPr/>
+          <w:p>
+            <w:pPr>
+              <w:pStyle w:val="Compact"/>
+              <w:jc w:val="right"/>
+            </w:pPr>
+            <w:r>
+              <w:t xml:space="preserve">-92%</w:t>
+            </w:r>
+          </w:p>
+        </w:tc>
+        <w:tc>
+          <w:tcPr/>
+          <w:p>
+            <w:pPr>
+              <w:pStyle w:val="Compact"/>
+              <w:jc w:val="left"/>
+            </w:pPr>
+            <w:r>
+              <w:t xml:space="preserve">завышено сильно</w:t>
+            </w:r>
+          </w:p>
+        </w:tc>
+      </w:tr>
+      <w:tr>
+        <w:tc>
+          <w:tcPr/>
+          <w:p>
+            <w:pPr>
+              <w:pStyle w:val="Compact"/>
+              <w:jc w:val="left"/>
+            </w:pPr>
+            <w:r>
+              <w:t xml:space="preserve">52</w:t>
+            </w:r>
+          </w:p>
+        </w:tc>
+        <w:tc>
+          <w:tcPr/>
+          <w:p>
+            <w:pPr>
+              <w:pStyle w:val="Compact"/>
+              <w:jc w:val="left"/>
+            </w:pPr>
+            <w:r>
+              <w:t xml:space="preserve">теплица из стекла стоимость</w:t>
+            </w:r>
+          </w:p>
+        </w:tc>
+        <w:tc>
+          <w:tcPr/>
+          <w:p>
+            <w:pPr>
+              <w:pStyle w:val="Compact"/>
+              <w:jc w:val="left"/>
+            </w:pPr>
+            <w:r>
+              <w:t xml:space="preserve">стеклянная теплица</w:t>
+            </w:r>
+          </w:p>
+        </w:tc>
+        <w:tc>
+          <w:tcPr/>
+          <w:p>
+            <w:pPr>
+              <w:pStyle w:val="Compact"/>
+              <w:jc w:val="right"/>
+            </w:pPr>
+            <w:r>
+              <w:t xml:space="preserve">15</w:t>
+            </w:r>
+          </w:p>
+        </w:tc>
+        <w:tc>
+          <w:tcPr/>
+          <w:p>
+            <w:pPr>
+              <w:pStyle w:val="Compact"/>
+              <w:jc w:val="right"/>
+            </w:pPr>
+            <w:r>
+              <w:t xml:space="preserve">5</w:t>
+            </w:r>
+          </w:p>
+        </w:tc>
+        <w:tc>
+          <w:tcPr/>
+          <w:p>
+            <w:pPr>
+              <w:pStyle w:val="Compact"/>
+              <w:jc w:val="right"/>
+            </w:pPr>
+            <w:r>
+              <w:t xml:space="preserve">50</w:t>
+            </w:r>
+          </w:p>
+        </w:tc>
+        <w:tc>
+          <w:tcPr/>
+          <w:p>
+            <w:pPr>
+              <w:pStyle w:val="Compact"/>
+              <w:jc w:val="right"/>
+            </w:pPr>
+            <w:r>
+              <w:t xml:space="preserve">+233%</w:t>
+            </w:r>
+          </w:p>
+        </w:tc>
+        <w:tc>
+          <w:tcPr/>
+          <w:p>
+            <w:pPr>
+              <w:pStyle w:val="Compact"/>
+              <w:jc w:val="left"/>
+            </w:pPr>
+            <w:r>
+              <w:t xml:space="preserve">занижено сильно</w:t>
+            </w:r>
+          </w:p>
+        </w:tc>
+      </w:tr>
+      <w:tr>
+        <w:tc>
+          <w:tcPr/>
+          <w:p>
+            <w:pPr>
+              <w:pStyle w:val="Compact"/>
+              <w:jc w:val="left"/>
+            </w:pPr>
+            <w:r>
+              <w:t xml:space="preserve">53</w:t>
+            </w:r>
+          </w:p>
+        </w:tc>
+        <w:tc>
+          <w:tcPr/>
+          <w:p>
+            <w:pPr>
+              <w:pStyle w:val="Compact"/>
+              <w:jc w:val="left"/>
+            </w:pPr>
+            <w:r>
+              <w:t xml:space="preserve">стеклянная теплица цена</w:t>
+            </w:r>
+          </w:p>
+        </w:tc>
+        <w:tc>
+          <w:tcPr/>
+          <w:p>
+            <w:pPr>
+              <w:pStyle w:val="Compact"/>
+              <w:jc w:val="left"/>
+            </w:pPr>
+            <w:r>
+              <w:t xml:space="preserve">стеклянная теплица</w:t>
+            </w:r>
+          </w:p>
+        </w:tc>
+        <w:tc>
+          <w:tcPr/>
+          <w:p>
+            <w:pPr>
+              <w:pStyle w:val="Compact"/>
+              <w:jc w:val="right"/>
+            </w:pPr>
+            <w:r>
+              <w:t xml:space="preserve">19</w:t>
+            </w:r>
+          </w:p>
+        </w:tc>
+        <w:tc>
+          <w:tcPr/>
+          <w:p>
+            <w:pPr>
+              <w:pStyle w:val="Compact"/>
+              <w:jc w:val="right"/>
+            </w:pPr>
+            <w:r>
+              <w:t xml:space="preserve">6</w:t>
+            </w:r>
+          </w:p>
+        </w:tc>
+        <w:tc>
+          <w:tcPr/>
+          <w:p>
+            <w:pPr>
+              <w:pStyle w:val="Compact"/>
+              <w:jc w:val="right"/>
+            </w:pPr>
+            <w:r>
+              <w:t xml:space="preserve">116</w:t>
+            </w:r>
+          </w:p>
+        </w:tc>
+        <w:tc>
+          <w:tcPr/>
+          <w:p>
+            <w:pPr>
+              <w:pStyle w:val="Compact"/>
+              <w:jc w:val="right"/>
+            </w:pPr>
+            <w:r>
+              <w:t xml:space="preserve">+511%</w:t>
+            </w:r>
+          </w:p>
+        </w:tc>
+        <w:tc>
+          <w:tcPr/>
+          <w:p>
+            <w:pPr>
+              <w:pStyle w:val="Compact"/>
+              <w:jc w:val="left"/>
+            </w:pPr>
+            <w:r>
+              <w:t xml:space="preserve">занижено сильно</w:t>
+            </w:r>
+          </w:p>
+        </w:tc>
+      </w:tr>
+      <w:tr>
+        <w:tc>
+          <w:tcPr/>
+          <w:p>
+            <w:pPr>
+              <w:pStyle w:val="Compact"/>
+              <w:jc w:val="left"/>
+            </w:pPr>
+            <w:r>
+              <w:t xml:space="preserve">54</w:t>
+            </w:r>
+          </w:p>
+        </w:tc>
+        <w:tc>
+          <w:tcPr/>
+          <w:p>
+            <w:pPr>
+              <w:pStyle w:val="Compact"/>
+              <w:jc w:val="left"/>
+            </w:pPr>
+            <w:r>
+              <w:t xml:space="preserve">теплица из стекла купить</w:t>
+            </w:r>
+          </w:p>
+        </w:tc>
+        <w:tc>
+          <w:tcPr/>
+          <w:p>
+            <w:pPr>
+              <w:pStyle w:val="Compact"/>
+              <w:jc w:val="left"/>
+            </w:pPr>
+            <w:r>
+              <w:t xml:space="preserve">стеклянная теплица</w:t>
+            </w:r>
+          </w:p>
+        </w:tc>
+        <w:tc>
+          <w:tcPr/>
+          <w:p>
+            <w:pPr>
+              <w:pStyle w:val="Compact"/>
+              <w:jc w:val="right"/>
+            </w:pPr>
+            <w:r>
+              <w:t xml:space="preserve">239</w:t>
+            </w:r>
+          </w:p>
+        </w:tc>
+        <w:tc>
+          <w:tcPr/>
+          <w:p>
+            <w:pPr>
+              <w:pStyle w:val="Compact"/>
+              <w:jc w:val="right"/>
+            </w:pPr>
+            <w:r>
+              <w:t xml:space="preserve">11</w:t>
+            </w:r>
+          </w:p>
+        </w:tc>
+        <w:tc>
+          <w:tcPr/>
+          <w:p>
+            <w:pPr>
+              <w:pStyle w:val="Compact"/>
+              <w:jc w:val="right"/>
+            </w:pPr>
+            <w:r>
+              <w:t xml:space="preserve">952</w:t>
+            </w:r>
+          </w:p>
+        </w:tc>
+        <w:tc>
+          <w:tcPr/>
+          <w:p>
+            <w:pPr>
+              <w:pStyle w:val="Compact"/>
+              <w:jc w:val="right"/>
+            </w:pPr>
+            <w:r>
+              <w:t xml:space="preserve">+298%</w:t>
+            </w:r>
+          </w:p>
+        </w:tc>
+        <w:tc>
+          <w:tcPr/>
+          <w:p>
+            <w:pPr>
+              <w:pStyle w:val="Compact"/>
+              <w:jc w:val="left"/>
+            </w:pPr>
+            <w:r>
+              <w:t xml:space="preserve">занижено сильно</w:t>
+            </w:r>
+          </w:p>
+        </w:tc>
+      </w:tr>
+      <w:tr>
+        <w:tc>
+          <w:tcPr/>
+          <w:p>
+            <w:pPr>
+              <w:pStyle w:val="Compact"/>
+              <w:jc w:val="left"/>
+            </w:pPr>
+            <w:r>
+              <w:t xml:space="preserve">55</w:t>
+            </w:r>
+          </w:p>
+        </w:tc>
+        <w:tc>
+          <w:tcPr/>
+          <w:p>
+            <w:pPr>
+              <w:pStyle w:val="Compact"/>
+              <w:jc w:val="left"/>
+            </w:pPr>
+            <w:r>
+              <w:t xml:space="preserve">стеклянная теплица стоимость</w:t>
+            </w:r>
+          </w:p>
+        </w:tc>
+        <w:tc>
+          <w:tcPr/>
+          <w:p>
+            <w:pPr>
+              <w:pStyle w:val="Compact"/>
+              <w:jc w:val="left"/>
+            </w:pPr>
+            <w:r>
+              <w:t xml:space="preserve">стеклянная теплица</w:t>
+            </w:r>
+          </w:p>
+        </w:tc>
+        <w:tc>
+          <w:tcPr/>
+          <w:p>
+            <w:pPr>
+              <w:pStyle w:val="Compact"/>
+              <w:jc w:val="right"/>
+            </w:pPr>
+            <w:r>
+              <w:t xml:space="preserve">26</w:t>
+            </w:r>
+          </w:p>
+        </w:tc>
+        <w:tc>
+          <w:tcPr/>
+          <w:p>
+            <w:pPr>
+              <w:pStyle w:val="Compact"/>
+              <w:jc w:val="right"/>
+            </w:pPr>
+            <w:r>
+              <w:t xml:space="preserve">2</w:t>
+            </w:r>
+          </w:p>
+        </w:tc>
+        <w:tc>
+          <w:tcPr/>
+          <w:p>
+            <w:pPr>
+              <w:pStyle w:val="Compact"/>
+              <w:jc w:val="right"/>
+            </w:pPr>
+            <w:r>
+              <w:t xml:space="preserve">33</w:t>
+            </w:r>
+          </w:p>
+        </w:tc>
+        <w:tc>
+          <w:tcPr/>
+          <w:p>
+            <w:pPr>
+              <w:pStyle w:val="Compact"/>
+              <w:jc w:val="right"/>
+            </w:pPr>
+            <w:r>
+              <w:t xml:space="preserve">+27%</w:t>
+            </w:r>
+          </w:p>
+        </w:tc>
+        <w:tc>
+          <w:tcPr/>
+          <w:p>
+            <w:pPr>
+              <w:pStyle w:val="Compact"/>
+              <w:jc w:val="left"/>
+            </w:pPr>
+            <w:r>
+              <w:t xml:space="preserve">занижено умеренно</w:t>
+            </w:r>
+          </w:p>
+        </w:tc>
+      </w:tr>
+      <w:tr>
+        <w:tc>
+          <w:tcPr/>
+          <w:p>
+            <w:pPr>
+              <w:pStyle w:val="Compact"/>
+              <w:jc w:val="left"/>
+            </w:pPr>
+            <w:r>
+              <w:t xml:space="preserve">56</w:t>
+            </w:r>
+          </w:p>
+        </w:tc>
+        <w:tc>
+          <w:tcPr/>
+          <w:p>
+            <w:pPr>
+              <w:pStyle w:val="Compact"/>
+              <w:jc w:val="left"/>
+            </w:pPr>
+            <w:r>
+              <w:t xml:space="preserve">теплица под стекло от производителя</w:t>
+            </w:r>
+          </w:p>
+        </w:tc>
+        <w:tc>
+          <w:tcPr/>
+          <w:p>
+            <w:pPr>
+              <w:pStyle w:val="Compact"/>
+              <w:jc w:val="left"/>
+            </w:pPr>
+            <w:r>
+              <w:t xml:space="preserve">стеклянная теплица</w:t>
+            </w:r>
+          </w:p>
+        </w:tc>
+        <w:tc>
+          <w:tcPr/>
+          <w:p>
+            <w:pPr>
+              <w:pStyle w:val="Compact"/>
+              <w:jc w:val="right"/>
+            </w:pPr>
+            <w:r>
+              <w:t xml:space="preserve">4 820</w:t>
+            </w:r>
+          </w:p>
+        </w:tc>
+        <w:tc>
+          <w:tcPr/>
+          <w:p>
+            <w:pPr>
+              <w:pStyle w:val="Compact"/>
+              <w:jc w:val="right"/>
+            </w:pPr>
+            <w:r>
+              <w:t xml:space="preserve">952</w:t>
+            </w:r>
+          </w:p>
+        </w:tc>
+        <w:tc>
+          <w:tcPr/>
+          <w:p>
+            <w:pPr>
+              <w:pStyle w:val="Compact"/>
+              <w:jc w:val="right"/>
+            </w:pPr>
+            <w:r>
+              <w:t xml:space="preserve">10</w:t>
+            </w:r>
+          </w:p>
+        </w:tc>
+        <w:tc>
+          <w:tcPr/>
+          <w:p>
+            <w:pPr>
+              <w:pStyle w:val="Compact"/>
+              <w:jc w:val="right"/>
+            </w:pPr>
+            <w:r>
+              <w:t xml:space="preserve">-100%</w:t>
+            </w:r>
+          </w:p>
+        </w:tc>
+        <w:tc>
+          <w:tcPr/>
+          <w:p>
+            <w:pPr>
+              <w:pStyle w:val="Compact"/>
+              <w:jc w:val="left"/>
+            </w:pPr>
+            <w:r>
+              <w:t xml:space="preserve">завышено сильно</w:t>
+            </w:r>
+          </w:p>
+        </w:tc>
+      </w:tr>
+      <w:tr>
+        <w:tc>
+          <w:tcPr/>
+          <w:p>
+            <w:pPr>
+              <w:pStyle w:val="Compact"/>
+              <w:jc w:val="left"/>
+            </w:pPr>
+            <w:r>
+              <w:t xml:space="preserve">57</w:t>
+            </w:r>
+          </w:p>
+        </w:tc>
+        <w:tc>
+          <w:tcPr/>
+          <w:p>
+            <w:pPr>
+              <w:pStyle w:val="Compact"/>
+              <w:jc w:val="left"/>
+            </w:pPr>
+            <w:r>
+              <w:t xml:space="preserve">теплица из стекла цена</w:t>
+            </w:r>
+          </w:p>
+        </w:tc>
+        <w:tc>
+          <w:tcPr/>
+          <w:p>
+            <w:pPr>
+              <w:pStyle w:val="Compact"/>
+              <w:jc w:val="left"/>
+            </w:pPr>
+            <w:r>
+              <w:t xml:space="preserve">стеклянная теплица</w:t>
+            </w:r>
+          </w:p>
+        </w:tc>
+        <w:tc>
+          <w:tcPr/>
+          <w:p>
+            <w:pPr>
+              <w:pStyle w:val="Compact"/>
+              <w:jc w:val="right"/>
+            </w:pPr>
+            <w:r>
+              <w:t xml:space="preserve">11</w:t>
+            </w:r>
+          </w:p>
+        </w:tc>
+        <w:tc>
+          <w:tcPr/>
+          <w:p>
+            <w:pPr>
+              <w:pStyle w:val="Compact"/>
+              <w:jc w:val="right"/>
+            </w:pPr>
+            <w:r>
+              <w:t xml:space="preserve">0</w:t>
+            </w:r>
+          </w:p>
+        </w:tc>
+        <w:tc>
+          <w:tcPr/>
+          <w:p>
+            <w:pPr>
+              <w:pStyle w:val="Compact"/>
+              <w:jc w:val="right"/>
+            </w:pPr>
+            <w:r>
+              <w:t xml:space="preserve">457</w:t>
+            </w:r>
+          </w:p>
+        </w:tc>
+        <w:tc>
+          <w:tcPr/>
+          <w:p>
+            <w:pPr>
+              <w:pStyle w:val="Compact"/>
+              <w:jc w:val="right"/>
+            </w:pPr>
+            <w:r>
+              <w:t xml:space="preserve">+4055%</w:t>
+            </w:r>
+          </w:p>
+        </w:tc>
+        <w:tc>
+          <w:tcPr/>
+          <w:p>
+            <w:pPr>
+              <w:pStyle w:val="Compact"/>
+              <w:jc w:val="left"/>
+            </w:pPr>
+            <w:r>
+              <w:t xml:space="preserve">занижено сильно</w:t>
+            </w:r>
+          </w:p>
+        </w:tc>
+      </w:tr>
+      <w:tr>
+        <w:tc>
+          <w:tcPr/>
+          <w:p>
+            <w:pPr>
+              <w:pStyle w:val="Compact"/>
+              <w:jc w:val="left"/>
+            </w:pPr>
+            <w:r>
+              <w:t xml:space="preserve">58</w:t>
+            </w:r>
+          </w:p>
+        </w:tc>
+        <w:tc>
+          <w:tcPr/>
+          <w:p>
+            <w:pPr>
+              <w:pStyle w:val="Compact"/>
+              <w:jc w:val="left"/>
+            </w:pPr>
+            <w:r>
+              <w:t xml:space="preserve">стеклянные парники и теплицы</w:t>
+            </w:r>
+          </w:p>
+        </w:tc>
+        <w:tc>
+          <w:tcPr/>
+          <w:p>
+            <w:pPr>
+              <w:pStyle w:val="Compact"/>
+              <w:jc w:val="left"/>
+            </w:pPr>
+            <w:r>
+              <w:t xml:space="preserve">стеклянная теплица</w:t>
+            </w:r>
+          </w:p>
+        </w:tc>
+        <w:tc>
+          <w:tcPr/>
+          <w:p>
+            <w:pPr>
+              <w:pStyle w:val="Compact"/>
+              <w:jc w:val="right"/>
+            </w:pPr>
+            <w:r>
+              <w:t xml:space="preserve">270</w:t>
+            </w:r>
+          </w:p>
+        </w:tc>
+        <w:tc>
+          <w:tcPr/>
+          <w:p>
+            <w:pPr>
+              <w:pStyle w:val="Compact"/>
+              <w:jc w:val="right"/>
+            </w:pPr>
+            <w:r>
+              <w:t xml:space="preserve">54</w:t>
+            </w:r>
+          </w:p>
+        </w:tc>
+        <w:tc>
+          <w:tcPr/>
+          <w:p>
+            <w:pPr>
+              <w:pStyle w:val="Compact"/>
+              <w:jc w:val="right"/>
+            </w:pPr>
+            <w:r>
+              <w:t xml:space="preserve">18</w:t>
+            </w:r>
+          </w:p>
+        </w:tc>
+        <w:tc>
+          <w:tcPr/>
+          <w:p>
+            <w:pPr>
+              <w:pStyle w:val="Compact"/>
+              <w:jc w:val="right"/>
+            </w:pPr>
+            <w:r>
+              <w:t xml:space="preserve">-93%</w:t>
+            </w:r>
+          </w:p>
+        </w:tc>
+        <w:tc>
+          <w:tcPr/>
+          <w:p>
+            <w:pPr>
+              <w:pStyle w:val="Compact"/>
+              <w:jc w:val="left"/>
+            </w:pPr>
+            <w:r>
+              <w:t xml:space="preserve">завышено сильно</w:t>
+            </w:r>
+          </w:p>
+        </w:tc>
+      </w:tr>
+      <w:tr>
+        <w:tc>
+          <w:tcPr/>
+          <w:p>
+            <w:pPr>
+              <w:pStyle w:val="Compact"/>
+              <w:jc w:val="left"/>
+            </w:pPr>
+            <w:r>
+              <w:t xml:space="preserve">59</w:t>
+            </w:r>
+          </w:p>
+        </w:tc>
+        <w:tc>
+          <w:tcPr/>
+          <w:p>
+            <w:pPr>
+              <w:pStyle w:val="Compact"/>
+              <w:jc w:val="left"/>
+            </w:pPr>
+            <w:r>
+              <w:t xml:space="preserve">теплицы стеклянные</w:t>
+            </w:r>
+          </w:p>
+        </w:tc>
+        <w:tc>
+          <w:tcPr/>
+          <w:p>
+            <w:pPr>
+              <w:pStyle w:val="Compact"/>
+              <w:jc w:val="left"/>
+            </w:pPr>
+            <w:r>
+              <w:t xml:space="preserve">стеклянная теплица</w:t>
+            </w:r>
+          </w:p>
+        </w:tc>
+        <w:tc>
+          <w:tcPr/>
+          <w:p>
+            <w:pPr>
+              <w:pStyle w:val="Compact"/>
+              <w:jc w:val="right"/>
+            </w:pPr>
+            <w:r>
+              <w:t xml:space="preserve">1 153</w:t>
+            </w:r>
+          </w:p>
+        </w:tc>
+        <w:tc>
+          <w:tcPr/>
+          <w:p>
+            <w:pPr>
+              <w:pStyle w:val="Compact"/>
+              <w:jc w:val="right"/>
+            </w:pPr>
+            <w:r>
+              <w:t xml:space="preserve">428</w:t>
+            </w:r>
+          </w:p>
+        </w:tc>
+        <w:tc>
+          <w:tcPr/>
+          <w:p>
+            <w:pPr>
+              <w:pStyle w:val="Compact"/>
+              <w:jc w:val="right"/>
+            </w:pPr>
+            <w:r>
+              <w:t xml:space="preserve">9 027</w:t>
+            </w:r>
+          </w:p>
+        </w:tc>
+        <w:tc>
+          <w:tcPr/>
+          <w:p>
+            <w:pPr>
+              <w:pStyle w:val="Compact"/>
+              <w:jc w:val="right"/>
+            </w:pPr>
+            <w:r>
+              <w:t xml:space="preserve">+683%</w:t>
+            </w:r>
+          </w:p>
+        </w:tc>
+        <w:tc>
+          <w:tcPr/>
+          <w:p>
+            <w:pPr>
+              <w:pStyle w:val="Compact"/>
+              <w:jc w:val="left"/>
+            </w:pPr>
+            <w:r>
+              <w:t xml:space="preserve">занижено сильно</w:t>
+            </w:r>
+          </w:p>
+        </w:tc>
+      </w:tr>
+      <w:tr>
+        <w:tc>
+          <w:tcPr/>
+          <w:p>
+            <w:pPr>
+              <w:pStyle w:val="Compact"/>
+              <w:jc w:val="left"/>
+            </w:pPr>
+            <w:r>
+              <w:t xml:space="preserve">60</w:t>
+            </w:r>
+          </w:p>
+        </w:tc>
+        <w:tc>
+          <w:tcPr/>
+          <w:p>
+            <w:pPr>
+              <w:pStyle w:val="Compact"/>
+              <w:jc w:val="left"/>
+            </w:pPr>
+            <w:r>
+              <w:t xml:space="preserve">теплица под стекло стоимость</w:t>
+            </w:r>
+          </w:p>
+        </w:tc>
+        <w:tc>
+          <w:tcPr/>
+          <w:p>
+            <w:pPr>
+              <w:pStyle w:val="Compact"/>
+              <w:jc w:val="left"/>
+            </w:pPr>
+            <w:r>
+              <w:t xml:space="preserve">стеклянная теплица</w:t>
+            </w:r>
+          </w:p>
+        </w:tc>
+        <w:tc>
+          <w:tcPr/>
+          <w:p>
+            <w:pPr>
+              <w:pStyle w:val="Compact"/>
+              <w:jc w:val="right"/>
+            </w:pPr>
+            <w:r>
+              <w:t xml:space="preserve">5</w:t>
+            </w:r>
+          </w:p>
+        </w:tc>
+        <w:tc>
+          <w:tcPr/>
+          <w:p>
+            <w:pPr>
+              <w:pStyle w:val="Compact"/>
+              <w:jc w:val="right"/>
+            </w:pPr>
+            <w:r>
+              <w:t xml:space="preserve">0</w:t>
+            </w:r>
+          </w:p>
+        </w:tc>
+        <w:tc>
+          <w:tcPr/>
+          <w:p>
+            <w:pPr>
+              <w:pStyle w:val="Compact"/>
+              <w:jc w:val="right"/>
+            </w:pPr>
+            <w:r>
+              <w:t xml:space="preserve">2</w:t>
+            </w:r>
+          </w:p>
+        </w:tc>
+        <w:tc>
+          <w:tcPr/>
+          <w:p>
+            <w:pPr>
+              <w:pStyle w:val="Compact"/>
+              <w:jc w:val="right"/>
+            </w:pPr>
+            <w:r>
+              <w:t xml:space="preserve">-60%</w:t>
+            </w:r>
+          </w:p>
+        </w:tc>
+        <w:tc>
+          <w:tcPr/>
+          <w:p>
+            <w:pPr>
+              <w:pStyle w:val="Compact"/>
+              <w:jc w:val="left"/>
+            </w:pPr>
+            <w:r>
+              <w:t xml:space="preserve">завышено сильно</w:t>
+            </w:r>
+          </w:p>
+        </w:tc>
+      </w:tr>
+      <w:tr>
+        <w:tc>
+          <w:tcPr/>
+          <w:p>
+            <w:pPr>
+              <w:pStyle w:val="Compact"/>
+              <w:jc w:val="left"/>
+            </w:pPr>
+            <w:r>
+              <w:t xml:space="preserve">61</w:t>
+            </w:r>
+          </w:p>
+        </w:tc>
+        <w:tc>
+          <w:tcPr/>
+          <w:p>
+            <w:pPr>
+              <w:pStyle w:val="Compact"/>
+              <w:jc w:val="left"/>
+            </w:pPr>
+            <w:r>
+              <w:t xml:space="preserve">стеклянная теплица от производителя</w:t>
+            </w:r>
+          </w:p>
+        </w:tc>
+        <w:tc>
+          <w:tcPr/>
+          <w:p>
+            <w:pPr>
+              <w:pStyle w:val="Compact"/>
+              <w:jc w:val="left"/>
+            </w:pPr>
+            <w:r>
+              <w:t xml:space="preserve">стеклянная теплица</w:t>
+            </w:r>
+          </w:p>
+        </w:tc>
+        <w:tc>
+          <w:tcPr/>
+          <w:p>
+            <w:pPr>
+              <w:pStyle w:val="Compact"/>
+              <w:jc w:val="right"/>
+            </w:pPr>
+            <w:r>
+              <w:t xml:space="preserve">0</w:t>
+            </w:r>
+          </w:p>
+        </w:tc>
+        <w:tc>
+          <w:tcPr/>
+          <w:p>
+            <w:pPr>
+              <w:pStyle w:val="Compact"/>
+              <w:jc w:val="right"/>
+            </w:pPr>
+            <w:r>
+              <w:t xml:space="preserve">0</w:t>
+            </w:r>
+          </w:p>
+        </w:tc>
+        <w:tc>
+          <w:tcPr/>
+          <w:p>
+            <w:pPr>
+              <w:pStyle w:val="Compact"/>
+              <w:jc w:val="right"/>
+            </w:pPr>
+            <w:r>
+              <w:t xml:space="preserve">471</w:t>
+            </w:r>
+          </w:p>
+        </w:tc>
+        <w:tc>
+          <w:tcPr/>
+          <w:p>
+            <w:pPr>
+              <w:pStyle w:val="Compact"/>
+              <w:jc w:val="right"/>
+            </w:pPr>
+            <w:r>
+              <w:t xml:space="preserve">—</w:t>
+            </w:r>
+          </w:p>
+        </w:tc>
+        <w:tc>
+          <w:tcPr/>
+          <w:p>
+            <w:pPr>
+              <w:pStyle w:val="Compact"/>
+              <w:jc w:val="left"/>
+            </w:pPr>
+            <w:r>
+              <w:t xml:space="preserve">занижено сильно</w:t>
+            </w:r>
+          </w:p>
+        </w:tc>
+      </w:tr>
+      <w:tr>
+        <w:tc>
+          <w:tcPr/>
+          <w:p>
+            <w:pPr>
+              <w:pStyle w:val="Compact"/>
+              <w:jc w:val="left"/>
+            </w:pPr>
+            <w:r>
+              <w:t xml:space="preserve">62</w:t>
+            </w:r>
+          </w:p>
+        </w:tc>
+        <w:tc>
+          <w:tcPr/>
+          <w:p>
+            <w:pPr>
+              <w:pStyle w:val="Compact"/>
+              <w:jc w:val="left"/>
+            </w:pPr>
+            <w:r>
+              <w:t xml:space="preserve">стеклянная теплица купить</w:t>
+            </w:r>
+          </w:p>
+        </w:tc>
+        <w:tc>
+          <w:tcPr/>
+          <w:p>
+            <w:pPr>
+              <w:pStyle w:val="Compact"/>
+              <w:jc w:val="left"/>
+            </w:pPr>
+            <w:r>
+              <w:t xml:space="preserve">стеклянная теплица</w:t>
+            </w:r>
+          </w:p>
+        </w:tc>
+        <w:tc>
+          <w:tcPr/>
+          <w:p>
+            <w:pPr>
+              <w:pStyle w:val="Compact"/>
+              <w:jc w:val="right"/>
+            </w:pPr>
+            <w:r>
+              <w:t xml:space="preserve">1</w:t>
+            </w:r>
+          </w:p>
+        </w:tc>
+        <w:tc>
+          <w:tcPr/>
+          <w:p>
+            <w:pPr>
+              <w:pStyle w:val="Compact"/>
+              <w:jc w:val="right"/>
+            </w:pPr>
+            <w:r>
+              <w:t xml:space="preserve">0</w:t>
+            </w:r>
+          </w:p>
+        </w:tc>
+        <w:tc>
+          <w:tcPr/>
+          <w:p>
+            <w:pPr>
+              <w:pStyle w:val="Compact"/>
+              <w:jc w:val="right"/>
+            </w:pPr>
+            <w:r>
+              <w:t xml:space="preserve">1 798</w:t>
+            </w:r>
+          </w:p>
+        </w:tc>
+        <w:tc>
+          <w:tcPr/>
+          <w:p>
+            <w:pPr>
+              <w:pStyle w:val="Compact"/>
+              <w:jc w:val="right"/>
+            </w:pPr>
+            <w:r>
+              <w:t xml:space="preserve">+179 700%</w:t>
+            </w:r>
+          </w:p>
+        </w:tc>
+        <w:tc>
+          <w:tcPr/>
+          <w:p>
+            <w:pPr>
+              <w:pStyle w:val="Compact"/>
+              <w:jc w:val="left"/>
+            </w:pPr>
+            <w:r>
+              <w:t xml:space="preserve">занижено сильно</w:t>
+            </w:r>
+          </w:p>
+        </w:tc>
+      </w:tr>
+      <w:tr>
+        <w:tc>
+          <w:tcPr/>
+          <w:p>
+            <w:pPr>
+              <w:pStyle w:val="Compact"/>
+              <w:jc w:val="left"/>
+            </w:pPr>
+            <w:r>
+              <w:t xml:space="preserve">63</w:t>
+            </w:r>
+          </w:p>
+        </w:tc>
+        <w:tc>
+          <w:tcPr/>
+          <w:p>
+            <w:pPr>
+              <w:pStyle w:val="Compact"/>
+              <w:jc w:val="left"/>
+            </w:pPr>
+            <w:r>
+              <w:t xml:space="preserve">теплица с доставкой стеклянная</w:t>
+            </w:r>
+          </w:p>
+        </w:tc>
+        <w:tc>
+          <w:tcPr/>
+          <w:p>
+            <w:pPr>
+              <w:pStyle w:val="Compact"/>
+              <w:jc w:val="left"/>
+            </w:pPr>
+            <w:r>
+              <w:t xml:space="preserve">стеклянная теплица</w:t>
+            </w:r>
+          </w:p>
+        </w:tc>
+        <w:tc>
+          <w:tcPr/>
+          <w:p>
+            <w:pPr>
+              <w:pStyle w:val="Compact"/>
+              <w:jc w:val="right"/>
+            </w:pPr>
+            <w:r>
+              <w:t xml:space="preserve">7</w:t>
+            </w:r>
+          </w:p>
+        </w:tc>
+        <w:tc>
+          <w:tcPr/>
+          <w:p>
+            <w:pPr>
+              <w:pStyle w:val="Compact"/>
+              <w:jc w:val="right"/>
+            </w:pPr>
+            <w:r>
+              <w:t xml:space="preserve">0</w:t>
+            </w:r>
+          </w:p>
+        </w:tc>
+        <w:tc>
+          <w:tcPr/>
+          <w:p>
+            <w:pPr>
+              <w:pStyle w:val="Compact"/>
+              <w:jc w:val="right"/>
+            </w:pPr>
+            <w:r>
+              <w:t xml:space="preserve">0</w:t>
+            </w:r>
+          </w:p>
+        </w:tc>
+        <w:tc>
+          <w:tcPr/>
+          <w:p>
+            <w:pPr>
+              <w:pStyle w:val="Compact"/>
+              <w:jc w:val="right"/>
+            </w:pPr>
+            <w:r>
+              <w:t xml:space="preserve">-100%</w:t>
+            </w:r>
+          </w:p>
+        </w:tc>
+        <w:tc>
+          <w:tcPr/>
+          <w:p>
+            <w:pPr>
+              <w:pStyle w:val="Compact"/>
+              <w:jc w:val="left"/>
+            </w:pPr>
+            <w:r>
+              <w:t xml:space="preserve">пусто в Wordstat</w:t>
+            </w:r>
+          </w:p>
+        </w:tc>
+      </w:tr>
+      <w:tr>
+        <w:tc>
+          <w:tcPr/>
+          <w:p>
+            <w:pPr>
+              <w:pStyle w:val="Compact"/>
+              <w:jc w:val="left"/>
+            </w:pPr>
+            <w:r>
+              <w:t xml:space="preserve">64</w:t>
+            </w:r>
+          </w:p>
+        </w:tc>
+        <w:tc>
+          <w:tcPr/>
+          <w:p>
+            <w:pPr>
+              <w:pStyle w:val="Compact"/>
+              <w:jc w:val="left"/>
+            </w:pPr>
+            <w:r>
+              <w:t xml:space="preserve">теплица под стекло с доставкой</w:t>
+            </w:r>
+          </w:p>
+        </w:tc>
+        <w:tc>
+          <w:tcPr/>
+          <w:p>
+            <w:pPr>
+              <w:pStyle w:val="Compact"/>
+              <w:jc w:val="left"/>
+            </w:pPr>
+            <w:r>
+              <w:t xml:space="preserve">стеклянная теплица</w:t>
+            </w:r>
+          </w:p>
+        </w:tc>
+        <w:tc>
+          <w:tcPr/>
+          <w:p>
+            <w:pPr>
+              <w:pStyle w:val="Compact"/>
+              <w:jc w:val="right"/>
+            </w:pPr>
+            <w:r>
+              <w:t xml:space="preserve">3</w:t>
+            </w:r>
+          </w:p>
+        </w:tc>
+        <w:tc>
+          <w:tcPr/>
+          <w:p>
+            <w:pPr>
+              <w:pStyle w:val="Compact"/>
+              <w:jc w:val="right"/>
+            </w:pPr>
+            <w:r>
+              <w:t xml:space="preserve">1</w:t>
+            </w:r>
+          </w:p>
+        </w:tc>
+        <w:tc>
+          <w:tcPr/>
+          <w:p>
+            <w:pPr>
+              <w:pStyle w:val="Compact"/>
+              <w:jc w:val="right"/>
+            </w:pPr>
+            <w:r>
+              <w:t xml:space="preserve">4</w:t>
+            </w:r>
+          </w:p>
+        </w:tc>
+        <w:tc>
+          <w:tcPr/>
+          <w:p>
+            <w:pPr>
+              <w:pStyle w:val="Compact"/>
+              <w:jc w:val="right"/>
+            </w:pPr>
+            <w:r>
+              <w:t xml:space="preserve">+33%</w:t>
+            </w:r>
+          </w:p>
+        </w:tc>
+        <w:tc>
+          <w:tcPr/>
+          <w:p>
+            <w:pPr>
+              <w:pStyle w:val="Compact"/>
+              <w:jc w:val="left"/>
+            </w:pPr>
+            <w:r>
+              <w:t xml:space="preserve">занижено умеренно</w:t>
+            </w:r>
+          </w:p>
+        </w:tc>
+      </w:tr>
+      <w:tr>
+        <w:tc>
+          <w:tcPr/>
+          <w:p>
+            <w:pPr>
+              <w:pStyle w:val="Compact"/>
+              <w:jc w:val="left"/>
+            </w:pPr>
+            <w:r>
+              <w:t xml:space="preserve">65</w:t>
+            </w:r>
+          </w:p>
+        </w:tc>
+        <w:tc>
+          <w:tcPr/>
+          <w:p>
+            <w:pPr>
+              <w:pStyle w:val="Compact"/>
+              <w:jc w:val="left"/>
+            </w:pPr>
+            <w:r>
+              <w:t xml:space="preserve">теплица с установкой стеклянная</w:t>
+            </w:r>
+          </w:p>
+        </w:tc>
+        <w:tc>
+          <w:tcPr/>
+          <w:p>
+            <w:pPr>
+              <w:pStyle w:val="Compact"/>
+              <w:jc w:val="left"/>
+            </w:pPr>
+            <w:r>
+              <w:t xml:space="preserve">стеклянная теплица</w:t>
+            </w:r>
+          </w:p>
+        </w:tc>
+        <w:tc>
+          <w:tcPr/>
+          <w:p>
+            <w:pPr>
+              <w:pStyle w:val="Compact"/>
+              <w:jc w:val="right"/>
+            </w:pPr>
+            <w:r>
+              <w:t xml:space="preserve">5</w:t>
+            </w:r>
+          </w:p>
+        </w:tc>
+        <w:tc>
+          <w:tcPr/>
+          <w:p>
+            <w:pPr>
+              <w:pStyle w:val="Compact"/>
+              <w:jc w:val="right"/>
+            </w:pPr>
+            <w:r>
+              <w:t xml:space="preserve">0</w:t>
+            </w:r>
+          </w:p>
+        </w:tc>
+        <w:tc>
+          <w:tcPr/>
+          <w:p>
+            <w:pPr>
+              <w:pStyle w:val="Compact"/>
+              <w:jc w:val="right"/>
+            </w:pPr>
+            <w:r>
+              <w:t xml:space="preserve">7</w:t>
+            </w:r>
+          </w:p>
+        </w:tc>
+        <w:tc>
+          <w:tcPr/>
+          <w:p>
+            <w:pPr>
+              <w:pStyle w:val="Compact"/>
+              <w:jc w:val="right"/>
+            </w:pPr>
+            <w:r>
+              <w:t xml:space="preserve">+40%</w:t>
+            </w:r>
+          </w:p>
+        </w:tc>
+        <w:tc>
+          <w:tcPr/>
+          <w:p>
+            <w:pPr>
+              <w:pStyle w:val="Compact"/>
+              <w:jc w:val="left"/>
+            </w:pPr>
+            <w:r>
+              <w:t xml:space="preserve">занижено умеренно</w:t>
+            </w:r>
+          </w:p>
+        </w:tc>
+      </w:tr>
+      <w:tr>
+        <w:tc>
+          <w:tcPr/>
+          <w:p>
+            <w:pPr>
+              <w:pStyle w:val="Compact"/>
+              <w:jc w:val="left"/>
+            </w:pPr>
+            <w:r>
+              <w:t xml:space="preserve">66</w:t>
+            </w:r>
+          </w:p>
+        </w:tc>
+        <w:tc>
+          <w:tcPr/>
+          <w:p>
+            <w:pPr>
+              <w:pStyle w:val="Compact"/>
+              <w:jc w:val="left"/>
+            </w:pPr>
+            <w:r>
+              <w:t xml:space="preserve">стеклянные теплицы купить пермь</w:t>
+            </w:r>
+          </w:p>
+        </w:tc>
+        <w:tc>
+          <w:tcPr/>
+          <w:p>
+            <w:pPr>
+              <w:pStyle w:val="Compact"/>
+              <w:jc w:val="left"/>
+            </w:pPr>
+            <w:r>
+              <w:t xml:space="preserve">стеклянная теплица</w:t>
+            </w:r>
+          </w:p>
+        </w:tc>
+        <w:tc>
+          <w:tcPr/>
+          <w:p>
+            <w:pPr>
+              <w:pStyle w:val="Compact"/>
+              <w:jc w:val="right"/>
+            </w:pPr>
+            <w:r>
+              <w:t xml:space="preserve">7</w:t>
+            </w:r>
+          </w:p>
+        </w:tc>
+        <w:tc>
+          <w:tcPr/>
+          <w:p>
+            <w:pPr>
+              <w:pStyle w:val="Compact"/>
+              <w:jc w:val="right"/>
+            </w:pPr>
+            <w:r>
+              <w:t xml:space="preserve">1</w:t>
+            </w:r>
+          </w:p>
+        </w:tc>
+        <w:tc>
+          <w:tcPr/>
+          <w:p>
+            <w:pPr>
+              <w:pStyle w:val="Compact"/>
+              <w:jc w:val="right"/>
+            </w:pPr>
+            <w:r>
+              <w:t xml:space="preserve">2</w:t>
+            </w:r>
+          </w:p>
+        </w:tc>
+        <w:tc>
+          <w:tcPr/>
+          <w:p>
+            <w:pPr>
+              <w:pStyle w:val="Compact"/>
+              <w:jc w:val="right"/>
+            </w:pPr>
+            <w:r>
+              <w:t xml:space="preserve">-71%</w:t>
+            </w:r>
+          </w:p>
+        </w:tc>
+        <w:tc>
+          <w:tcPr/>
+          <w:p>
+            <w:pPr>
+              <w:pStyle w:val="Compact"/>
+              <w:jc w:val="left"/>
+            </w:pPr>
+            <w:r>
+              <w:t xml:space="preserve">завышено сильно</w:t>
+            </w:r>
+          </w:p>
+        </w:tc>
+      </w:tr>
+      <w:tr>
+        <w:tc>
+          <w:tcPr/>
+          <w:p>
+            <w:pPr>
+              <w:pStyle w:val="Compact"/>
+              <w:jc w:val="left"/>
+            </w:pPr>
+            <w:r>
+              <w:t xml:space="preserve">67</w:t>
+            </w:r>
+          </w:p>
+        </w:tc>
+        <w:tc>
+          <w:tcPr/>
+          <w:p>
+            <w:pPr>
+              <w:pStyle w:val="Compact"/>
+              <w:jc w:val="left"/>
+            </w:pPr>
+            <w:r>
+              <w:t xml:space="preserve">теплица под стекло заказать</w:t>
+            </w:r>
+          </w:p>
+        </w:tc>
+        <w:tc>
+          <w:tcPr/>
+          <w:p>
+            <w:pPr>
+              <w:pStyle w:val="Compact"/>
+              <w:jc w:val="left"/>
+            </w:pPr>
+            <w:r>
+              <w:t xml:space="preserve">стеклянная теплица</w:t>
+            </w:r>
+          </w:p>
+        </w:tc>
+        <w:tc>
+          <w:tcPr/>
+          <w:p>
+            <w:pPr>
+              <w:pStyle w:val="Compact"/>
+              <w:jc w:val="right"/>
+            </w:pPr>
+            <w:r>
+              <w:t xml:space="preserve">1</w:t>
+            </w:r>
+          </w:p>
+        </w:tc>
+        <w:tc>
+          <w:tcPr/>
+          <w:p>
+            <w:pPr>
+              <w:pStyle w:val="Compact"/>
+              <w:jc w:val="right"/>
+            </w:pPr>
+            <w:r>
+              <w:t xml:space="preserve">1</w:t>
+            </w:r>
+          </w:p>
+        </w:tc>
+        <w:tc>
+          <w:tcPr/>
+          <w:p>
+            <w:pPr>
+              <w:pStyle w:val="Compact"/>
+              <w:jc w:val="right"/>
+            </w:pPr>
+            <w:r>
+              <w:t xml:space="preserve">0</w:t>
+            </w:r>
+          </w:p>
+        </w:tc>
+        <w:tc>
+          <w:tcPr/>
+          <w:p>
+            <w:pPr>
+              <w:pStyle w:val="Compact"/>
+              <w:jc w:val="right"/>
+            </w:pPr>
+            <w:r>
+              <w:t xml:space="preserve">-100%</w:t>
+            </w:r>
+          </w:p>
+        </w:tc>
+        <w:tc>
+          <w:tcPr/>
+          <w:p>
+            <w:pPr>
+              <w:pStyle w:val="Compact"/>
+              <w:jc w:val="left"/>
+            </w:pPr>
+            <w:r>
+              <w:t xml:space="preserve">пусто в Wordstat</w:t>
+            </w:r>
+          </w:p>
+        </w:tc>
+      </w:tr>
+      <w:tr>
+        <w:tc>
+          <w:tcPr/>
+          <w:p>
+            <w:pPr>
+              <w:pStyle w:val="Compact"/>
+              <w:jc w:val="left"/>
+            </w:pPr>
+            <w:r>
+              <w:t xml:space="preserve">68</w:t>
+            </w:r>
+          </w:p>
+        </w:tc>
+        <w:tc>
+          <w:tcPr/>
+          <w:p>
+            <w:pPr>
+              <w:pStyle w:val="Compact"/>
+              <w:jc w:val="left"/>
+            </w:pPr>
+            <w:r>
+              <w:t xml:space="preserve">теплица из стекла с доставкой</w:t>
+            </w:r>
+          </w:p>
+        </w:tc>
+        <w:tc>
+          <w:tcPr/>
+          <w:p>
+            <w:pPr>
+              <w:pStyle w:val="Compact"/>
+              <w:jc w:val="left"/>
+            </w:pPr>
+            <w:r>
+              <w:t xml:space="preserve">стеклянная теплица</w:t>
+            </w:r>
+          </w:p>
+        </w:tc>
+        <w:tc>
+          <w:tcPr/>
+          <w:p>
+            <w:pPr>
+              <w:pStyle w:val="Compact"/>
+              <w:jc w:val="right"/>
+            </w:pPr>
+            <w:r>
+              <w:t xml:space="preserve">12 331</w:t>
+            </w:r>
+          </w:p>
+        </w:tc>
+        <w:tc>
+          <w:tcPr/>
+          <w:p>
+            <w:pPr>
+              <w:pStyle w:val="Compact"/>
+              <w:jc w:val="right"/>
+            </w:pPr>
+            <w:r>
+              <w:t xml:space="preserve">2 165</w:t>
+            </w:r>
+          </w:p>
+        </w:tc>
+        <w:tc>
+          <w:tcPr/>
+          <w:p>
+            <w:pPr>
+              <w:pStyle w:val="Compact"/>
+              <w:jc w:val="right"/>
+            </w:pPr>
+            <w:r>
+              <w:t xml:space="preserve">1</w:t>
+            </w:r>
+          </w:p>
+        </w:tc>
+        <w:tc>
+          <w:tcPr/>
+          <w:p>
+            <w:pPr>
+              <w:pStyle w:val="Compact"/>
+              <w:jc w:val="right"/>
+            </w:pPr>
+            <w:r>
+              <w:t xml:space="preserve">-100%</w:t>
+            </w:r>
+          </w:p>
+        </w:tc>
+        <w:tc>
+          <w:tcPr/>
+          <w:p>
+            <w:pPr>
+              <w:pStyle w:val="Compact"/>
+              <w:jc w:val="left"/>
+            </w:pPr>
+            <w:r>
+              <w:t xml:space="preserve">завышено сильно</w:t>
+            </w:r>
+          </w:p>
+        </w:tc>
+      </w:tr>
+      <w:tr>
+        <w:tc>
+          <w:tcPr/>
+          <w:p>
+            <w:pPr>
+              <w:pStyle w:val="Compact"/>
+              <w:jc w:val="left"/>
+            </w:pPr>
+            <w:r>
+              <w:t xml:space="preserve">69</w:t>
+            </w:r>
+          </w:p>
+        </w:tc>
+        <w:tc>
+          <w:tcPr/>
+          <w:p>
+            <w:pPr>
+              <w:pStyle w:val="Compact"/>
+              <w:jc w:val="left"/>
+            </w:pPr>
+            <w:r>
+              <w:t xml:space="preserve">теплица из стекла заказать</w:t>
+            </w:r>
+          </w:p>
+        </w:tc>
+        <w:tc>
+          <w:tcPr/>
+          <w:p>
+            <w:pPr>
+              <w:pStyle w:val="Compact"/>
+              <w:jc w:val="left"/>
+            </w:pPr>
+            <w:r>
+              <w:t xml:space="preserve">стеклянная теплица</w:t>
+            </w:r>
+          </w:p>
+        </w:tc>
+        <w:tc>
+          <w:tcPr/>
+          <w:p>
+            <w:pPr>
+              <w:pStyle w:val="Compact"/>
+              <w:jc w:val="right"/>
+            </w:pPr>
+            <w:r>
+              <w:t xml:space="preserve">95</w:t>
+            </w:r>
+          </w:p>
+        </w:tc>
+        <w:tc>
+          <w:tcPr/>
+          <w:p>
+            <w:pPr>
+              <w:pStyle w:val="Compact"/>
+              <w:jc w:val="right"/>
+            </w:pPr>
+            <w:r>
+              <w:t xml:space="preserve">76</w:t>
+            </w:r>
+          </w:p>
+        </w:tc>
+        <w:tc>
+          <w:tcPr/>
+          <w:p>
+            <w:pPr>
+              <w:pStyle w:val="Compact"/>
+              <w:jc w:val="right"/>
+            </w:pPr>
+            <w:r>
+              <w:t xml:space="preserve">11</w:t>
+            </w:r>
+          </w:p>
+        </w:tc>
+        <w:tc>
+          <w:tcPr/>
+          <w:p>
+            <w:pPr>
+              <w:pStyle w:val="Compact"/>
+              <w:jc w:val="right"/>
+            </w:pPr>
+            <w:r>
+              <w:t xml:space="preserve">-88%</w:t>
+            </w:r>
+          </w:p>
+        </w:tc>
+        <w:tc>
+          <w:tcPr/>
+          <w:p>
+            <w:pPr>
+              <w:pStyle w:val="Compact"/>
+              <w:jc w:val="left"/>
+            </w:pPr>
+            <w:r>
+              <w:t xml:space="preserve">завышено сильно</w:t>
+            </w:r>
+          </w:p>
+        </w:tc>
+      </w:tr>
+      <w:tr>
+        <w:tc>
+          <w:tcPr/>
+          <w:p>
+            <w:pPr>
+              <w:pStyle w:val="Compact"/>
+              <w:jc w:val="left"/>
+            </w:pPr>
+            <w:r>
+              <w:t xml:space="preserve">70</w:t>
+            </w:r>
+          </w:p>
+        </w:tc>
+        <w:tc>
+          <w:tcPr/>
+          <w:p>
+            <w:pPr>
+              <w:pStyle w:val="Compact"/>
+              <w:jc w:val="left"/>
+            </w:pPr>
+            <w:r>
+              <w:t xml:space="preserve">теплица из стекла купить в перми</w:t>
+            </w:r>
+          </w:p>
+        </w:tc>
+        <w:tc>
+          <w:tcPr/>
+          <w:p>
+            <w:pPr>
+              <w:pStyle w:val="Compact"/>
+              <w:jc w:val="left"/>
+            </w:pPr>
+            <w:r>
+              <w:t xml:space="preserve">стеклянная теплица</w:t>
+            </w:r>
+          </w:p>
+        </w:tc>
+        <w:tc>
+          <w:tcPr/>
+          <w:p>
+            <w:pPr>
+              <w:pStyle w:val="Compact"/>
+              <w:jc w:val="right"/>
+            </w:pPr>
+            <w:r>
+              <w:t xml:space="preserve">3 738</w:t>
+            </w:r>
+          </w:p>
+        </w:tc>
+        <w:tc>
+          <w:tcPr/>
+          <w:p>
+            <w:pPr>
+              <w:pStyle w:val="Compact"/>
+              <w:jc w:val="right"/>
+            </w:pPr>
+            <w:r>
+              <w:t xml:space="preserve">659</w:t>
+            </w:r>
+          </w:p>
+        </w:tc>
+        <w:tc>
+          <w:tcPr/>
+          <w:p>
+            <w:pPr>
+              <w:pStyle w:val="Compact"/>
+              <w:jc w:val="right"/>
+            </w:pPr>
+            <w:r>
+              <w:t xml:space="preserve">1</w:t>
+            </w:r>
+          </w:p>
+        </w:tc>
+        <w:tc>
+          <w:tcPr/>
+          <w:p>
+            <w:pPr>
+              <w:pStyle w:val="Compact"/>
+              <w:jc w:val="right"/>
+            </w:pPr>
+            <w:r>
+              <w:t xml:space="preserve">-100%</w:t>
+            </w:r>
+          </w:p>
+        </w:tc>
+        <w:tc>
+          <w:tcPr/>
+          <w:p>
+            <w:pPr>
+              <w:pStyle w:val="Compact"/>
+              <w:jc w:val="left"/>
+            </w:pPr>
+            <w:r>
+              <w:t xml:space="preserve">завышено сильно</w:t>
+            </w:r>
+          </w:p>
+        </w:tc>
+      </w:tr>
+      <w:tr>
+        <w:tc>
+          <w:tcPr/>
+          <w:p>
+            <w:pPr>
+              <w:pStyle w:val="Compact"/>
+              <w:jc w:val="left"/>
+            </w:pPr>
+            <w:r>
+              <w:t xml:space="preserve">71</w:t>
+            </w:r>
+          </w:p>
+        </w:tc>
+        <w:tc>
+          <w:tcPr/>
+          <w:p>
+            <w:pPr>
+              <w:pStyle w:val="Compact"/>
+              <w:jc w:val="left"/>
+            </w:pPr>
+            <w:r>
+              <w:t xml:space="preserve">капелька теплица</w:t>
+            </w:r>
+          </w:p>
+        </w:tc>
+        <w:tc>
+          <w:tcPr/>
+          <w:p>
+            <w:pPr>
+              <w:pStyle w:val="Compact"/>
+              <w:jc w:val="left"/>
+            </w:pPr>
+            <w:r>
+              <w:t xml:space="preserve">теплицы капля</w:t>
+            </w:r>
+          </w:p>
+        </w:tc>
+        <w:tc>
+          <w:tcPr/>
+          <w:p>
+            <w:pPr>
+              <w:pStyle w:val="Compact"/>
+              <w:jc w:val="right"/>
+            </w:pPr>
+            <w:r>
+              <w:t xml:space="preserve">255</w:t>
+            </w:r>
+          </w:p>
+        </w:tc>
+        <w:tc>
+          <w:tcPr/>
+          <w:p>
+            <w:pPr>
+              <w:pStyle w:val="Compact"/>
+              <w:jc w:val="right"/>
+            </w:pPr>
+            <w:r>
+              <w:t xml:space="preserve">112</w:t>
+            </w:r>
+          </w:p>
+        </w:tc>
+        <w:tc>
+          <w:tcPr/>
+          <w:p>
+            <w:pPr>
+              <w:pStyle w:val="Compact"/>
+              <w:jc w:val="right"/>
+            </w:pPr>
+            <w:r>
+              <w:t xml:space="preserve">33 060</w:t>
+            </w:r>
+          </w:p>
+        </w:tc>
+        <w:tc>
+          <w:tcPr/>
+          <w:p>
+            <w:pPr>
+              <w:pStyle w:val="Compact"/>
+              <w:jc w:val="right"/>
+            </w:pPr>
+            <w:r>
+              <w:t xml:space="preserve">+12 865%</w:t>
+            </w:r>
+          </w:p>
+        </w:tc>
+        <w:tc>
+          <w:tcPr/>
+          <w:p>
+            <w:pPr>
+              <w:pStyle w:val="Compact"/>
+              <w:jc w:val="left"/>
+            </w:pPr>
+            <w:r>
+              <w:t xml:space="preserve">занижено сильно</w:t>
+            </w:r>
+          </w:p>
+        </w:tc>
+      </w:tr>
+      <w:tr>
+        <w:tc>
+          <w:tcPr/>
+          <w:p>
+            <w:pPr>
+              <w:pStyle w:val="Compact"/>
+              <w:jc w:val="left"/>
+            </w:pPr>
+            <w:r>
+              <w:t xml:space="preserve">72</w:t>
+            </w:r>
+          </w:p>
+        </w:tc>
+        <w:tc>
+          <w:tcPr/>
+          <w:p>
+            <w:pPr>
+              <w:pStyle w:val="Compact"/>
+              <w:jc w:val="left"/>
+            </w:pPr>
+            <w:r>
+              <w:t xml:space="preserve">теплица капелька купить в перми</w:t>
+            </w:r>
+          </w:p>
+        </w:tc>
+        <w:tc>
+          <w:tcPr/>
+          <w:p>
+            <w:pPr>
+              <w:pStyle w:val="Compact"/>
+              <w:jc w:val="left"/>
+            </w:pPr>
+            <w:r>
+              <w:t xml:space="preserve">теплицы капля</w:t>
+            </w:r>
+          </w:p>
+        </w:tc>
+        <w:tc>
+          <w:tcPr/>
+          <w:p>
+            <w:pPr>
+              <w:pStyle w:val="Compact"/>
+              <w:jc w:val="right"/>
+            </w:pPr>
+            <w:r>
+              <w:t xml:space="preserve">35</w:t>
+            </w:r>
+          </w:p>
+        </w:tc>
+        <w:tc>
+          <w:tcPr/>
+          <w:p>
+            <w:pPr>
+              <w:pStyle w:val="Compact"/>
+              <w:jc w:val="right"/>
+            </w:pPr>
+            <w:r>
+              <w:t xml:space="preserve">30</w:t>
+            </w:r>
+          </w:p>
+        </w:tc>
+        <w:tc>
+          <w:tcPr/>
+          <w:p>
+            <w:pPr>
+              <w:pStyle w:val="Compact"/>
+              <w:jc w:val="right"/>
+            </w:pPr>
+            <w:r>
+              <w:t xml:space="preserve">207</w:t>
+            </w:r>
+          </w:p>
+        </w:tc>
+        <w:tc>
+          <w:tcPr/>
+          <w:p>
+            <w:pPr>
+              <w:pStyle w:val="Compact"/>
+              <w:jc w:val="right"/>
+            </w:pPr>
+            <w:r>
+              <w:t xml:space="preserve">+491%</w:t>
+            </w:r>
+          </w:p>
+        </w:tc>
+        <w:tc>
+          <w:tcPr/>
+          <w:p>
+            <w:pPr>
+              <w:pStyle w:val="Compact"/>
+              <w:jc w:val="left"/>
+            </w:pPr>
+            <w:r>
+              <w:t xml:space="preserve">занижено сильно</w:t>
+            </w:r>
+          </w:p>
+        </w:tc>
+      </w:tr>
+      <w:tr>
+        <w:tc>
+          <w:tcPr/>
+          <w:p>
+            <w:pPr>
+              <w:pStyle w:val="Compact"/>
+              <w:jc w:val="left"/>
+            </w:pPr>
+            <w:r>
+              <w:t xml:space="preserve">73</w:t>
+            </w:r>
+          </w:p>
+        </w:tc>
+        <w:tc>
+          <w:tcPr/>
+          <w:p>
+            <w:pPr>
+              <w:pStyle w:val="Compact"/>
+              <w:jc w:val="left"/>
+            </w:pPr>
+            <w:r>
+              <w:t xml:space="preserve">теплицы капля</w:t>
+            </w:r>
+          </w:p>
+        </w:tc>
+        <w:tc>
+          <w:tcPr/>
+          <w:p>
+            <w:pPr>
+              <w:pStyle w:val="Compact"/>
+              <w:jc w:val="left"/>
+            </w:pPr>
+            <w:r>
+              <w:t xml:space="preserve">теплицы капля</w:t>
+            </w:r>
+          </w:p>
+        </w:tc>
+        <w:tc>
+          <w:tcPr/>
+          <w:p>
+            <w:pPr>
+              <w:pStyle w:val="Compact"/>
+              <w:jc w:val="right"/>
+            </w:pPr>
+            <w:r>
+              <w:t xml:space="preserve">640</w:t>
+            </w:r>
+          </w:p>
+        </w:tc>
+        <w:tc>
+          <w:tcPr/>
+          <w:p>
+            <w:pPr>
+              <w:pStyle w:val="Compact"/>
+              <w:jc w:val="right"/>
+            </w:pPr>
+            <w:r>
+              <w:t xml:space="preserve">141</w:t>
+            </w:r>
+          </w:p>
+        </w:tc>
+        <w:tc>
+          <w:tcPr/>
+          <w:p>
+            <w:pPr>
+              <w:pStyle w:val="Compact"/>
+              <w:jc w:val="right"/>
+            </w:pPr>
+            <w:r>
+              <w:t xml:space="preserve">8 864</w:t>
+            </w:r>
+          </w:p>
+        </w:tc>
+        <w:tc>
+          <w:tcPr/>
+          <w:p>
+            <w:pPr>
+              <w:pStyle w:val="Compact"/>
+              <w:jc w:val="right"/>
+            </w:pPr>
+            <w:r>
+              <w:t xml:space="preserve">+1285%</w:t>
+            </w:r>
+          </w:p>
+        </w:tc>
+        <w:tc>
+          <w:tcPr/>
+          <w:p>
+            <w:pPr>
+              <w:pStyle w:val="Compact"/>
+              <w:jc w:val="left"/>
+            </w:pPr>
+            <w:r>
+              <w:t xml:space="preserve">занижено сильно</w:t>
+            </w:r>
+          </w:p>
+        </w:tc>
+      </w:tr>
+      <w:tr>
+        <w:tc>
+          <w:tcPr/>
+          <w:p>
+            <w:pPr>
+              <w:pStyle w:val="Compact"/>
+              <w:jc w:val="left"/>
+            </w:pPr>
+            <w:r>
+              <w:t xml:space="preserve">74</w:t>
+            </w:r>
+          </w:p>
+        </w:tc>
+        <w:tc>
+          <w:tcPr/>
+          <w:p>
+            <w:pPr>
+              <w:pStyle w:val="Compact"/>
+              <w:jc w:val="left"/>
+            </w:pPr>
+            <w:r>
+              <w:t xml:space="preserve">теплица капля из поликарбоната купить</w:t>
+            </w:r>
+          </w:p>
+        </w:tc>
+        <w:tc>
+          <w:tcPr/>
+          <w:p>
+            <w:pPr>
+              <w:pStyle w:val="Compact"/>
+              <w:jc w:val="left"/>
+            </w:pPr>
+            <w:r>
+              <w:t xml:space="preserve">теплицы капля</w:t>
+            </w:r>
+          </w:p>
+        </w:tc>
+        <w:tc>
+          <w:tcPr/>
+          <w:p>
+            <w:pPr>
+              <w:pStyle w:val="Compact"/>
+              <w:jc w:val="right"/>
+            </w:pPr>
+            <w:r>
+              <w:t xml:space="preserve">4 198</w:t>
+            </w:r>
+          </w:p>
+        </w:tc>
+        <w:tc>
+          <w:tcPr/>
+          <w:p>
+            <w:pPr>
+              <w:pStyle w:val="Compact"/>
+              <w:jc w:val="right"/>
+            </w:pPr>
+            <w:r>
+              <w:t xml:space="preserve">457</w:t>
+            </w:r>
+          </w:p>
+        </w:tc>
+        <w:tc>
+          <w:tcPr/>
+          <w:p>
+            <w:pPr>
+              <w:pStyle w:val="Compact"/>
+              <w:jc w:val="right"/>
+            </w:pPr>
+            <w:r>
+              <w:t xml:space="preserve">448</w:t>
+            </w:r>
+          </w:p>
+        </w:tc>
+        <w:tc>
+          <w:tcPr/>
+          <w:p>
+            <w:pPr>
+              <w:pStyle w:val="Compact"/>
+              <w:jc w:val="right"/>
+            </w:pPr>
+            <w:r>
+              <w:t xml:space="preserve">-89%</w:t>
+            </w:r>
+          </w:p>
+        </w:tc>
+        <w:tc>
+          <w:tcPr/>
+          <w:p>
+            <w:pPr>
+              <w:pStyle w:val="Compact"/>
+              <w:jc w:val="left"/>
+            </w:pPr>
+            <w:r>
+              <w:t xml:space="preserve">завышено сильно</w:t>
+            </w:r>
+          </w:p>
+        </w:tc>
+      </w:tr>
+      <w:tr>
+        <w:tc>
+          <w:tcPr/>
+          <w:p>
+            <w:pPr>
+              <w:pStyle w:val="Compact"/>
+              <w:jc w:val="left"/>
+            </w:pPr>
+            <w:r>
+              <w:t xml:space="preserve">75</w:t>
+            </w:r>
+          </w:p>
+        </w:tc>
+        <w:tc>
+          <w:tcPr/>
+          <w:p>
+            <w:pPr>
+              <w:pStyle w:val="Compact"/>
+              <w:jc w:val="left"/>
+            </w:pPr>
+            <w:r>
+              <w:t xml:space="preserve">теплица каплевидная из поликарбоната размеры и цены</w:t>
+            </w:r>
+          </w:p>
+        </w:tc>
+        <w:tc>
+          <w:tcPr/>
+          <w:p>
+            <w:pPr>
+              <w:pStyle w:val="Compact"/>
+              <w:jc w:val="left"/>
+            </w:pPr>
+            <w:r>
+              <w:t xml:space="preserve">теплицы капля</w:t>
+            </w:r>
+          </w:p>
+        </w:tc>
+        <w:tc>
+          <w:tcPr/>
+          <w:p>
+            <w:pPr>
+              <w:pStyle w:val="Compact"/>
+              <w:jc w:val="right"/>
+            </w:pPr>
+            <w:r>
+              <w:t xml:space="preserve">2 914</w:t>
+            </w:r>
+          </w:p>
+        </w:tc>
+        <w:tc>
+          <w:tcPr/>
+          <w:p>
+            <w:pPr>
+              <w:pStyle w:val="Compact"/>
+              <w:jc w:val="right"/>
+            </w:pPr>
+            <w:r>
+              <w:t xml:space="preserve">254</w:t>
+            </w:r>
+          </w:p>
+        </w:tc>
+        <w:tc>
+          <w:tcPr/>
+          <w:p>
+            <w:pPr>
+              <w:pStyle w:val="Compact"/>
+              <w:jc w:val="right"/>
+            </w:pPr>
+            <w:r>
+              <w:t xml:space="preserve">73</w:t>
+            </w:r>
+          </w:p>
+        </w:tc>
+        <w:tc>
+          <w:tcPr/>
+          <w:p>
+            <w:pPr>
+              <w:pStyle w:val="Compact"/>
+              <w:jc w:val="right"/>
+            </w:pPr>
+            <w:r>
+              <w:t xml:space="preserve">-97%</w:t>
+            </w:r>
+          </w:p>
+        </w:tc>
+        <w:tc>
+          <w:tcPr/>
+          <w:p>
+            <w:pPr>
+              <w:pStyle w:val="Compact"/>
+              <w:jc w:val="left"/>
+            </w:pPr>
+            <w:r>
+              <w:t xml:space="preserve">завышено сильно</w:t>
+            </w:r>
+          </w:p>
+        </w:tc>
+      </w:tr>
+      <w:tr>
+        <w:tc>
+          <w:tcPr/>
+          <w:p>
+            <w:pPr>
+              <w:pStyle w:val="Compact"/>
+              <w:jc w:val="left"/>
+            </w:pPr>
+            <w:r>
+              <w:t xml:space="preserve">76</w:t>
+            </w:r>
+          </w:p>
+        </w:tc>
+        <w:tc>
+          <w:tcPr/>
+          <w:p>
+            <w:pPr>
+              <w:pStyle w:val="Compact"/>
+              <w:jc w:val="left"/>
+            </w:pPr>
+            <w:r>
+              <w:t xml:space="preserve">теплица капля из поликарбоната</w:t>
+            </w:r>
+          </w:p>
+        </w:tc>
+        <w:tc>
+          <w:tcPr/>
+          <w:p>
+            <w:pPr>
+              <w:pStyle w:val="Compact"/>
+              <w:jc w:val="left"/>
+            </w:pPr>
+            <w:r>
+              <w:t xml:space="preserve">теплицы капля</w:t>
+            </w:r>
+          </w:p>
+        </w:tc>
+        <w:tc>
+          <w:tcPr/>
+          <w:p>
+            <w:pPr>
+              <w:pStyle w:val="Compact"/>
+              <w:jc w:val="right"/>
+            </w:pPr>
+            <w:r>
+              <w:t xml:space="preserve">368</w:t>
+            </w:r>
+          </w:p>
+        </w:tc>
+        <w:tc>
+          <w:tcPr/>
+          <w:p>
+            <w:pPr>
+              <w:pStyle w:val="Compact"/>
+              <w:jc w:val="right"/>
+            </w:pPr>
+            <w:r>
+              <w:t xml:space="preserve">36</w:t>
+            </w:r>
+          </w:p>
+        </w:tc>
+        <w:tc>
+          <w:tcPr/>
+          <w:p>
+            <w:pPr>
+              <w:pStyle w:val="Compact"/>
+              <w:jc w:val="right"/>
+            </w:pPr>
+            <w:r>
+              <w:t xml:space="preserve">1 346</w:t>
+            </w:r>
+          </w:p>
+        </w:tc>
+        <w:tc>
+          <w:tcPr/>
+          <w:p>
+            <w:pPr>
+              <w:pStyle w:val="Compact"/>
+              <w:jc w:val="right"/>
+            </w:pPr>
+            <w:r>
+              <w:t xml:space="preserve">+266%</w:t>
+            </w:r>
+          </w:p>
+        </w:tc>
+        <w:tc>
+          <w:tcPr/>
+          <w:p>
+            <w:pPr>
+              <w:pStyle w:val="Compact"/>
+              <w:jc w:val="left"/>
+            </w:pPr>
+            <w:r>
+              <w:t xml:space="preserve">занижено сильно</w:t>
+            </w:r>
+          </w:p>
+        </w:tc>
+      </w:tr>
+      <w:tr>
+        <w:tc>
+          <w:tcPr/>
+          <w:p>
+            <w:pPr>
+              <w:pStyle w:val="Compact"/>
+              <w:jc w:val="left"/>
+            </w:pPr>
+            <w:r>
+              <w:t xml:space="preserve">77</w:t>
+            </w:r>
+          </w:p>
+        </w:tc>
+        <w:tc>
+          <w:tcPr/>
+          <w:p>
+            <w:pPr>
+              <w:pStyle w:val="Compact"/>
+              <w:jc w:val="left"/>
+            </w:pPr>
+            <w:r>
+              <w:t xml:space="preserve">теплица каплевидная</w:t>
+            </w:r>
+          </w:p>
+        </w:tc>
+        <w:tc>
+          <w:tcPr/>
+          <w:p>
+            <w:pPr>
+              <w:pStyle w:val="Compact"/>
+              <w:jc w:val="left"/>
+            </w:pPr>
+            <w:r>
+              <w:t xml:space="preserve">теплицы капля</w:t>
+            </w:r>
+          </w:p>
+        </w:tc>
+        <w:tc>
+          <w:tcPr/>
+          <w:p>
+            <w:pPr>
+              <w:pStyle w:val="Compact"/>
+              <w:jc w:val="right"/>
+            </w:pPr>
+            <w:r>
+              <w:t xml:space="preserve">967</w:t>
+            </w:r>
+          </w:p>
+        </w:tc>
+        <w:tc>
+          <w:tcPr/>
+          <w:p>
+            <w:pPr>
+              <w:pStyle w:val="Compact"/>
+              <w:jc w:val="right"/>
+            </w:pPr>
+            <w:r>
+              <w:t xml:space="preserve">116</w:t>
+            </w:r>
+          </w:p>
+        </w:tc>
+        <w:tc>
+          <w:tcPr/>
+          <w:p>
+            <w:pPr>
+              <w:pStyle w:val="Compact"/>
+              <w:jc w:val="right"/>
+            </w:pPr>
+            <w:r>
+              <w:t xml:space="preserve">10 287</w:t>
+            </w:r>
+          </w:p>
+        </w:tc>
+        <w:tc>
+          <w:tcPr/>
+          <w:p>
+            <w:pPr>
+              <w:pStyle w:val="Compact"/>
+              <w:jc w:val="right"/>
+            </w:pPr>
+            <w:r>
+              <w:t xml:space="preserve">+964%</w:t>
+            </w:r>
+          </w:p>
+        </w:tc>
+        <w:tc>
+          <w:tcPr/>
+          <w:p>
+            <w:pPr>
+              <w:pStyle w:val="Compact"/>
+              <w:jc w:val="left"/>
+            </w:pPr>
+            <w:r>
+              <w:t xml:space="preserve">занижено сильно</w:t>
+            </w:r>
+          </w:p>
+        </w:tc>
+      </w:tr>
+      <w:tr>
+        <w:tc>
+          <w:tcPr/>
+          <w:p>
+            <w:pPr>
+              <w:pStyle w:val="Compact"/>
+              <w:jc w:val="left"/>
+            </w:pPr>
+            <w:r>
+              <w:t xml:space="preserve">78</w:t>
+            </w:r>
+          </w:p>
+        </w:tc>
+        <w:tc>
+          <w:tcPr/>
+          <w:p>
+            <w:pPr>
+              <w:pStyle w:val="Compact"/>
+              <w:jc w:val="left"/>
+            </w:pPr>
+            <w:r>
+              <w:t xml:space="preserve">купить теплицу капельку</w:t>
+            </w:r>
+          </w:p>
+        </w:tc>
+        <w:tc>
+          <w:tcPr/>
+          <w:p>
+            <w:pPr>
+              <w:pStyle w:val="Compact"/>
+              <w:jc w:val="left"/>
+            </w:pPr>
+            <w:r>
+              <w:t xml:space="preserve">теплицы капля</w:t>
+            </w:r>
+          </w:p>
+        </w:tc>
+        <w:tc>
+          <w:tcPr/>
+          <w:p>
+            <w:pPr>
+              <w:pStyle w:val="Compact"/>
+              <w:jc w:val="right"/>
+            </w:pPr>
+            <w:r>
+              <w:t xml:space="preserve">135</w:t>
+            </w:r>
+          </w:p>
+        </w:tc>
+        <w:tc>
+          <w:tcPr/>
+          <w:p>
+            <w:pPr>
+              <w:pStyle w:val="Compact"/>
+              <w:jc w:val="right"/>
+            </w:pPr>
+            <w:r>
+              <w:t xml:space="preserve">76</w:t>
+            </w:r>
+          </w:p>
+        </w:tc>
+        <w:tc>
+          <w:tcPr/>
+          <w:p>
+            <w:pPr>
+              <w:pStyle w:val="Compact"/>
+              <w:jc w:val="right"/>
+            </w:pPr>
+            <w:r>
+              <w:t xml:space="preserve">6 208</w:t>
+            </w:r>
+          </w:p>
+        </w:tc>
+        <w:tc>
+          <w:tcPr/>
+          <w:p>
+            <w:pPr>
+              <w:pStyle w:val="Compact"/>
+              <w:jc w:val="right"/>
+            </w:pPr>
+            <w:r>
+              <w:t xml:space="preserve">+4499%</w:t>
+            </w:r>
+          </w:p>
+        </w:tc>
+        <w:tc>
+          <w:tcPr/>
+          <w:p>
+            <w:pPr>
+              <w:pStyle w:val="Compact"/>
+              <w:jc w:val="left"/>
+            </w:pPr>
+            <w:r>
+              <w:t xml:space="preserve">занижено сильно</w:t>
+            </w:r>
+          </w:p>
+        </w:tc>
+      </w:tr>
+      <w:tr>
+        <w:tc>
+          <w:tcPr/>
+          <w:p>
+            <w:pPr>
+              <w:pStyle w:val="Compact"/>
+              <w:jc w:val="left"/>
+            </w:pPr>
+            <w:r>
+              <w:t xml:space="preserve">79</w:t>
+            </w:r>
+          </w:p>
+        </w:tc>
+        <w:tc>
+          <w:tcPr/>
+          <w:p>
+            <w:pPr>
+              <w:pStyle w:val="Compact"/>
+              <w:jc w:val="left"/>
+            </w:pPr>
+            <w:r>
+              <w:t xml:space="preserve">теплица капелька размеры</w:t>
+            </w:r>
+          </w:p>
+        </w:tc>
+        <w:tc>
+          <w:tcPr/>
+          <w:p>
+            <w:pPr>
+              <w:pStyle w:val="Compact"/>
+              <w:jc w:val="left"/>
+            </w:pPr>
+            <w:r>
+              <w:t xml:space="preserve">теплицы капля</w:t>
+            </w:r>
+          </w:p>
+        </w:tc>
+        <w:tc>
+          <w:tcPr/>
+          <w:p>
+            <w:pPr>
+              <w:pStyle w:val="Compact"/>
+              <w:jc w:val="right"/>
+            </w:pPr>
+            <w:r>
+              <w:t xml:space="preserve">741</w:t>
+            </w:r>
+          </w:p>
+        </w:tc>
+        <w:tc>
+          <w:tcPr/>
+          <w:p>
+            <w:pPr>
+              <w:pStyle w:val="Compact"/>
+              <w:jc w:val="right"/>
+            </w:pPr>
+            <w:r>
+              <w:t xml:space="preserve">80</w:t>
+            </w:r>
+          </w:p>
+        </w:tc>
+        <w:tc>
+          <w:tcPr/>
+          <w:p>
+            <w:pPr>
+              <w:pStyle w:val="Compact"/>
+              <w:jc w:val="right"/>
+            </w:pPr>
+            <w:r>
+              <w:t xml:space="preserve">799</w:t>
+            </w:r>
+          </w:p>
+        </w:tc>
+        <w:tc>
+          <w:tcPr/>
+          <w:p>
+            <w:pPr>
+              <w:pStyle w:val="Compact"/>
+              <w:jc w:val="right"/>
+            </w:pPr>
+            <w:r>
+              <w:t xml:space="preserve">+8%</w:t>
+            </w:r>
+          </w:p>
+        </w:tc>
+        <w:tc>
+          <w:tcPr/>
+          <w:p>
+            <w:pPr>
+              <w:pStyle w:val="Compact"/>
+              <w:jc w:val="left"/>
+            </w:pPr>
+            <w:r>
               <w:t xml:space="preserve">близко к факту</w:t>
             </w:r>
           </w:p>
@@ -13720,43 +16960,423 @@
               <w:jc w:val="left"/>
             </w:pPr>
             <w:r>
-              <w:t xml:space="preserve">47</w:t>
-            </w:r>
-          </w:p>
-        </w:tc>
-        <w:tc>
-          <w:tcPr/>
-          <w:p>
-            <w:pPr>
-              <w:pStyle w:val="Compact"/>
-              <w:jc w:val="left"/>
-            </w:pPr>
-            <w:r>
-              <w:t xml:space="preserve">парник из поликарбоната стоимость</w:t>
-            </w:r>
-          </w:p>
-        </w:tc>
-        <w:tc>
-          <w:tcPr/>
-          <w:p>
-            <w:pPr>
-              <w:pStyle w:val="Compact"/>
-              <w:jc w:val="left"/>
-            </w:pPr>
-            <w:r>
-              <w:t xml:space="preserve">парник</w:t>
-            </w:r>
-          </w:p>
-        </w:tc>
-        <w:tc>
-          <w:tcPr/>
-          <w:p>
-            <w:pPr>
-              <w:pStyle w:val="Compact"/>
-              <w:jc w:val="right"/>
-            </w:pPr>
-            <w:r>
-              <w:t xml:space="preserve">18</w:t>
+              <w:t xml:space="preserve">80</w:t>
+            </w:r>
+          </w:p>
+        </w:tc>
+        <w:tc>
+          <w:tcPr/>
+          <w:p>
+            <w:pPr>
+              <w:pStyle w:val="Compact"/>
+              <w:jc w:val="left"/>
+            </w:pPr>
+            <w:r>
+              <w:t xml:space="preserve">теплица из поликарбоната каплевидная</w:t>
+            </w:r>
+          </w:p>
+        </w:tc>
+        <w:tc>
+          <w:tcPr/>
+          <w:p>
+            <w:pPr>
+              <w:pStyle w:val="Compact"/>
+              <w:jc w:val="left"/>
+            </w:pPr>
+            <w:r>
+              <w:t xml:space="preserve">теплицы капля</w:t>
+            </w:r>
+          </w:p>
+        </w:tc>
+        <w:tc>
+          <w:tcPr/>
+          <w:p>
+            <w:pPr>
+              <w:pStyle w:val="Compact"/>
+              <w:jc w:val="right"/>
+            </w:pPr>
+            <w:r>
+              <w:t xml:space="preserve">48</w:t>
+            </w:r>
+          </w:p>
+        </w:tc>
+        <w:tc>
+          <w:tcPr/>
+          <w:p>
+            <w:pPr>
+              <w:pStyle w:val="Compact"/>
+              <w:jc w:val="right"/>
+            </w:pPr>
+            <w:r>
+              <w:t xml:space="preserve">45</w:t>
+            </w:r>
+          </w:p>
+        </w:tc>
+        <w:tc>
+          <w:tcPr/>
+          <w:p>
+            <w:pPr>
+              <w:pStyle w:val="Compact"/>
+              <w:jc w:val="right"/>
+            </w:pPr>
+            <w:r>
+              <w:t xml:space="preserve">2 427</w:t>
+            </w:r>
+          </w:p>
+        </w:tc>
+        <w:tc>
+          <w:tcPr/>
+          <w:p>
+            <w:pPr>
+              <w:pStyle w:val="Compact"/>
+              <w:jc w:val="right"/>
+            </w:pPr>
+            <w:r>
+              <w:t xml:space="preserve">+4956%</w:t>
+            </w:r>
+          </w:p>
+        </w:tc>
+        <w:tc>
+          <w:tcPr/>
+          <w:p>
+            <w:pPr>
+              <w:pStyle w:val="Compact"/>
+              <w:jc w:val="left"/>
+            </w:pPr>
+            <w:r>
+              <w:t xml:space="preserve">занижено сильно</w:t>
+            </w:r>
+          </w:p>
+        </w:tc>
+      </w:tr>
+      <w:tr>
+        <w:tc>
+          <w:tcPr/>
+          <w:p>
+            <w:pPr>
+              <w:pStyle w:val="Compact"/>
+              <w:jc w:val="left"/>
+            </w:pPr>
+            <w:r>
+              <w:t xml:space="preserve">81</w:t>
+            </w:r>
+          </w:p>
+        </w:tc>
+        <w:tc>
+          <w:tcPr/>
+          <w:p>
+            <w:pPr>
+              <w:pStyle w:val="Compact"/>
+              <w:jc w:val="left"/>
+            </w:pPr>
+            <w:r>
+              <w:t xml:space="preserve">теплица капля фото</w:t>
+            </w:r>
+          </w:p>
+        </w:tc>
+        <w:tc>
+          <w:tcPr/>
+          <w:p>
+            <w:pPr>
+              <w:pStyle w:val="Compact"/>
+              <w:jc w:val="left"/>
+            </w:pPr>
+            <w:r>
+              <w:t xml:space="preserve">теплицы капля</w:t>
+            </w:r>
+          </w:p>
+        </w:tc>
+        <w:tc>
+          <w:tcPr/>
+          <w:p>
+            <w:pPr>
+              <w:pStyle w:val="Compact"/>
+              <w:jc w:val="right"/>
+            </w:pPr>
+            <w:r>
+              <w:t xml:space="preserve">191</w:t>
+            </w:r>
+          </w:p>
+        </w:tc>
+        <w:tc>
+          <w:tcPr/>
+          <w:p>
+            <w:pPr>
+              <w:pStyle w:val="Compact"/>
+              <w:jc w:val="right"/>
+            </w:pPr>
+            <w:r>
+              <w:t xml:space="preserve">7</w:t>
+            </w:r>
+          </w:p>
+        </w:tc>
+        <w:tc>
+          <w:tcPr/>
+          <w:p>
+            <w:pPr>
+              <w:pStyle w:val="Compact"/>
+              <w:jc w:val="right"/>
+            </w:pPr>
+            <w:r>
+              <w:t xml:space="preserve">313</w:t>
+            </w:r>
+          </w:p>
+        </w:tc>
+        <w:tc>
+          <w:tcPr/>
+          <w:p>
+            <w:pPr>
+              <w:pStyle w:val="Compact"/>
+              <w:jc w:val="right"/>
+            </w:pPr>
+            <w:r>
+              <w:t xml:space="preserve">+64%</w:t>
+            </w:r>
+          </w:p>
+        </w:tc>
+        <w:tc>
+          <w:tcPr/>
+          <w:p>
+            <w:pPr>
+              <w:pStyle w:val="Compact"/>
+              <w:jc w:val="left"/>
+            </w:pPr>
+            <w:r>
+              <w:t xml:space="preserve">занижено умеренно</w:t>
+            </w:r>
+          </w:p>
+        </w:tc>
+      </w:tr>
+      <w:tr>
+        <w:tc>
+          <w:tcPr/>
+          <w:p>
+            <w:pPr>
+              <w:pStyle w:val="Compact"/>
+              <w:jc w:val="left"/>
+            </w:pPr>
+            <w:r>
+              <w:t xml:space="preserve">82</w:t>
+            </w:r>
+          </w:p>
+        </w:tc>
+        <w:tc>
+          <w:tcPr/>
+          <w:p>
+            <w:pPr>
+              <w:pStyle w:val="Compact"/>
+              <w:jc w:val="left"/>
+            </w:pPr>
+            <w:r>
+              <w:t xml:space="preserve">теплица капля купить</w:t>
+            </w:r>
+          </w:p>
+        </w:tc>
+        <w:tc>
+          <w:tcPr/>
+          <w:p>
+            <w:pPr>
+              <w:pStyle w:val="Compact"/>
+              <w:jc w:val="left"/>
+            </w:pPr>
+            <w:r>
+              <w:t xml:space="preserve">теплицы капля</w:t>
+            </w:r>
+          </w:p>
+        </w:tc>
+        <w:tc>
+          <w:tcPr/>
+          <w:p>
+            <w:pPr>
+              <w:pStyle w:val="Compact"/>
+              <w:jc w:val="right"/>
+            </w:pPr>
+            <w:r>
+              <w:t xml:space="preserve">1 938</w:t>
+            </w:r>
+          </w:p>
+        </w:tc>
+        <w:tc>
+          <w:tcPr/>
+          <w:p>
+            <w:pPr>
+              <w:pStyle w:val="Compact"/>
+              <w:jc w:val="right"/>
+            </w:pPr>
+            <w:r>
+              <w:t xml:space="preserve">117</w:t>
+            </w:r>
+          </w:p>
+        </w:tc>
+        <w:tc>
+          <w:tcPr/>
+          <w:p>
+            <w:pPr>
+              <w:pStyle w:val="Compact"/>
+              <w:jc w:val="right"/>
+            </w:pPr>
+            <w:r>
+              <w:t xml:space="preserve">1 511</w:t>
+            </w:r>
+          </w:p>
+        </w:tc>
+        <w:tc>
+          <w:tcPr/>
+          <w:p>
+            <w:pPr>
+              <w:pStyle w:val="Compact"/>
+              <w:jc w:val="right"/>
+            </w:pPr>
+            <w:r>
+              <w:t xml:space="preserve">-22%</w:t>
+            </w:r>
+          </w:p>
+        </w:tc>
+        <w:tc>
+          <w:tcPr/>
+          <w:p>
+            <w:pPr>
+              <w:pStyle w:val="Compact"/>
+              <w:jc w:val="left"/>
+            </w:pPr>
+            <w:r>
+              <w:t xml:space="preserve">завышено умеренно</w:t>
+            </w:r>
+          </w:p>
+        </w:tc>
+      </w:tr>
+      <w:tr>
+        <w:tc>
+          <w:tcPr/>
+          <w:p>
+            <w:pPr>
+              <w:pStyle w:val="Compact"/>
+              <w:jc w:val="left"/>
+            </w:pPr>
+            <w:r>
+              <w:t xml:space="preserve">83</w:t>
+            </w:r>
+          </w:p>
+        </w:tc>
+        <w:tc>
+          <w:tcPr/>
+          <w:p>
+            <w:pPr>
+              <w:pStyle w:val="Compact"/>
+              <w:jc w:val="left"/>
+            </w:pPr>
+            <w:r>
+              <w:t xml:space="preserve">теплица капля из поликарбоната размеры и цены</w:t>
+            </w:r>
+          </w:p>
+        </w:tc>
+        <w:tc>
+          <w:tcPr/>
+          <w:p>
+            <w:pPr>
+              <w:pStyle w:val="Compact"/>
+              <w:jc w:val="left"/>
+            </w:pPr>
+            <w:r>
+              <w:t xml:space="preserve">теплицы капля</w:t>
+            </w:r>
+          </w:p>
+        </w:tc>
+        <w:tc>
+          <w:tcPr/>
+          <w:p>
+            <w:pPr>
+              <w:pStyle w:val="Compact"/>
+              <w:jc w:val="right"/>
+            </w:pPr>
+            <w:r>
+              <w:t xml:space="preserve">116</w:t>
+            </w:r>
+          </w:p>
+        </w:tc>
+        <w:tc>
+          <w:tcPr/>
+          <w:p>
+            <w:pPr>
+              <w:pStyle w:val="Compact"/>
+              <w:jc w:val="right"/>
+            </w:pPr>
+            <w:r>
+              <w:t xml:space="preserve">50</w:t>
+            </w:r>
+          </w:p>
+        </w:tc>
+        <w:tc>
+          <w:tcPr/>
+          <w:p>
+            <w:pPr>
+              <w:pStyle w:val="Compact"/>
+              <w:jc w:val="right"/>
+            </w:pPr>
+            <w:r>
+              <w:t xml:space="preserve">124</w:t>
+            </w:r>
+          </w:p>
+        </w:tc>
+        <w:tc>
+          <w:tcPr/>
+          <w:p>
+            <w:pPr>
+              <w:pStyle w:val="Compact"/>
+              <w:jc w:val="right"/>
+            </w:pPr>
+            <w:r>
+              <w:t xml:space="preserve">+7%</w:t>
+            </w:r>
+          </w:p>
+        </w:tc>
+        <w:tc>
+          <w:tcPr/>
+          <w:p>
+            <w:pPr>
+              <w:pStyle w:val="Compact"/>
+              <w:jc w:val="left"/>
+            </w:pPr>
+            <w:r>
+              <w:t xml:space="preserve">близко к факту</w:t>
+            </w:r>
+          </w:p>
+        </w:tc>
+      </w:tr>
+      <w:tr>
+        <w:tc>
+          <w:tcPr/>
+          <w:p>
+            <w:pPr>
+              <w:pStyle w:val="Compact"/>
+              <w:jc w:val="left"/>
+            </w:pPr>
+            <w:r>
+              <w:t xml:space="preserve">84</w:t>
+            </w:r>
+          </w:p>
+        </w:tc>
+        <w:tc>
+          <w:tcPr/>
+          <w:p>
+            <w:pPr>
+              <w:pStyle w:val="Compact"/>
+              <w:jc w:val="left"/>
+            </w:pPr>
+            <w:r>
+              <w:t xml:space="preserve">каплевидные теплицы цена</w:t>
+            </w:r>
+          </w:p>
+        </w:tc>
+        <w:tc>
+          <w:tcPr/>
+          <w:p>
+            <w:pPr>
+              <w:pStyle w:val="Compact"/>
+              <w:jc w:val="left"/>
+            </w:pPr>
+            <w:r>
+              <w:t xml:space="preserve">теплицы капля</w:t>
             </w:r>
           </w:p>
         </w:tc>
@@ -13780,19 +17400,31 @@
               <w:jc w:val="right"/>
             </w:pPr>
             <w:r>
-              <w:t xml:space="preserve">70</w:t>
-            </w:r>
-          </w:p>
-        </w:tc>
-        <w:tc>
-          <w:tcPr/>
-          <w:p>
-            <w:pPr>
-              <w:pStyle w:val="Compact"/>
-              <w:jc w:val="right"/>
-            </w:pPr>
-            <w:r>
-              <w:t xml:space="preserve">+289%</w:t>
+              <w:t xml:space="preserve">1</w:t>
+            </w:r>
+          </w:p>
+        </w:tc>
+        <w:tc>
+          <w:tcPr/>
+          <w:p>
+            <w:pPr>
+              <w:pStyle w:val="Compact"/>
+              <w:jc w:val="right"/>
+            </w:pPr>
+            <w:r>
+              <w:t xml:space="preserve">356</w:t>
+            </w:r>
+          </w:p>
+        </w:tc>
+        <w:tc>
+          <w:tcPr/>
+          <w:p>
+            <w:pPr>
+              <w:pStyle w:val="Compact"/>
+              <w:jc w:val="right"/>
+            </w:pPr>
+            <w:r>
+              <w:t xml:space="preserve">+35500%</w:t>
             </w:r>
           </w:p>
         </w:tc>
@@ -13818,79 +17450,177 @@
               <w:jc w:val="left"/>
             </w:pPr>
             <w:r>
-              <w:t xml:space="preserve">48</w:t>
-            </w:r>
-          </w:p>
-        </w:tc>
-        <w:tc>
-          <w:tcPr/>
-          <w:p>
-            <w:pPr>
-              <w:pStyle w:val="Compact"/>
-              <w:jc w:val="left"/>
-            </w:pPr>
-            <w:r>
-              <w:t xml:space="preserve">стеклянная теплица под ключ</w:t>
-            </w:r>
-          </w:p>
-        </w:tc>
-        <w:tc>
-          <w:tcPr/>
-          <w:p>
-            <w:pPr>
-              <w:pStyle w:val="Compact"/>
-              <w:jc w:val="left"/>
-            </w:pPr>
-            <w:r>
-              <w:t xml:space="preserve">стеклянная теплица</w:t>
-            </w:r>
-          </w:p>
-        </w:tc>
-        <w:tc>
-          <w:tcPr/>
-          <w:p>
-            <w:pPr>
-              <w:pStyle w:val="Compact"/>
-              <w:jc w:val="right"/>
-            </w:pPr>
-            <w:r>
-              <w:t xml:space="preserve">24</w:t>
-            </w:r>
-          </w:p>
-        </w:tc>
-        <w:tc>
-          <w:tcPr/>
-          <w:p>
-            <w:pPr>
-              <w:pStyle w:val="Compact"/>
-              <w:jc w:val="right"/>
-            </w:pPr>
-            <w:r>
-              <w:t xml:space="preserve">0</w:t>
-            </w:r>
-          </w:p>
-        </w:tc>
-        <w:tc>
-          <w:tcPr/>
-          <w:p>
-            <w:pPr>
-              <w:pStyle w:val="Compact"/>
-              <w:jc w:val="right"/>
-            </w:pPr>
-            <w:r>
-              <w:t xml:space="preserve">39</w:t>
-            </w:r>
-          </w:p>
-        </w:tc>
-        <w:tc>
-          <w:tcPr/>
-          <w:p>
-            <w:pPr>
-              <w:pStyle w:val="Compact"/>
-              <w:jc w:val="right"/>
-            </w:pPr>
-            <w:r>
-              <w:t xml:space="preserve">+62%</w:t>
+              <w:t xml:space="preserve">85</w:t>
+            </w:r>
+          </w:p>
+        </w:tc>
+        <w:tc>
+          <w:tcPr/>
+          <w:p>
+            <w:pPr>
+              <w:pStyle w:val="Compact"/>
+              <w:jc w:val="left"/>
+            </w:pPr>
+            <w:r>
+              <w:t xml:space="preserve">теплицы капелька из поликарбоната</w:t>
+            </w:r>
+          </w:p>
+        </w:tc>
+        <w:tc>
+          <w:tcPr/>
+          <w:p>
+            <w:pPr>
+              <w:pStyle w:val="Compact"/>
+              <w:jc w:val="left"/>
+            </w:pPr>
+            <w:r>
+              <w:t xml:space="preserve">теплицы капля</w:t>
+            </w:r>
+          </w:p>
+        </w:tc>
+        <w:tc>
+          <w:tcPr/>
+          <w:p>
+            <w:pPr>
+              <w:pStyle w:val="Compact"/>
+              <w:jc w:val="right"/>
+            </w:pPr>
+            <w:r>
+              <w:t xml:space="preserve">59</w:t>
+            </w:r>
+          </w:p>
+        </w:tc>
+        <w:tc>
+          <w:tcPr/>
+          <w:p>
+            <w:pPr>
+              <w:pStyle w:val="Compact"/>
+              <w:jc w:val="right"/>
+            </w:pPr>
+            <w:r>
+              <w:t xml:space="preserve">12</w:t>
+            </w:r>
+          </w:p>
+        </w:tc>
+        <w:tc>
+          <w:tcPr/>
+          <w:p>
+            <w:pPr>
+              <w:pStyle w:val="Compact"/>
+              <w:jc w:val="right"/>
+            </w:pPr>
+            <w:r>
+              <w:t xml:space="preserve">5 257</w:t>
+            </w:r>
+          </w:p>
+        </w:tc>
+        <w:tc>
+          <w:tcPr/>
+          <w:p>
+            <w:pPr>
+              <w:pStyle w:val="Compact"/>
+              <w:jc w:val="right"/>
+            </w:pPr>
+            <w:r>
+              <w:t xml:space="preserve">+8810%</w:t>
+            </w:r>
+          </w:p>
+        </w:tc>
+        <w:tc>
+          <w:tcPr/>
+          <w:p>
+            <w:pPr>
+              <w:pStyle w:val="Compact"/>
+              <w:jc w:val="left"/>
+            </w:pPr>
+            <w:r>
+              <w:t xml:space="preserve">занижено сильно</w:t>
+            </w:r>
+          </w:p>
+        </w:tc>
+      </w:tr>
+      <w:tr>
+        <w:tc>
+          <w:tcPr/>
+          <w:p>
+            <w:pPr>
+              <w:pStyle w:val="Compact"/>
+              <w:jc w:val="left"/>
+            </w:pPr>
+            <w:r>
+              <w:t xml:space="preserve">86</w:t>
+            </w:r>
+          </w:p>
+        </w:tc>
+        <w:tc>
+          <w:tcPr/>
+          <w:p>
+            <w:pPr>
+              <w:pStyle w:val="Compact"/>
+              <w:jc w:val="left"/>
+            </w:pPr>
+            <w:r>
+              <w:t xml:space="preserve">парник капля из поликарбоната</w:t>
+            </w:r>
+          </w:p>
+        </w:tc>
+        <w:tc>
+          <w:tcPr/>
+          <w:p>
+            <w:pPr>
+              <w:pStyle w:val="Compact"/>
+              <w:jc w:val="left"/>
+            </w:pPr>
+            <w:r>
+              <w:t xml:space="preserve">теплицы капля</w:t>
+            </w:r>
+          </w:p>
+        </w:tc>
+        <w:tc>
+          <w:tcPr/>
+          <w:p>
+            <w:pPr>
+              <w:pStyle w:val="Compact"/>
+              <w:jc w:val="right"/>
+            </w:pPr>
+            <w:r>
+              <w:t xml:space="preserve">172</w:t>
+            </w:r>
+          </w:p>
+        </w:tc>
+        <w:tc>
+          <w:tcPr/>
+          <w:p>
+            <w:pPr>
+              <w:pStyle w:val="Compact"/>
+              <w:jc w:val="right"/>
+            </w:pPr>
+            <w:r>
+              <w:t xml:space="preserve">37</w:t>
+            </w:r>
+          </w:p>
+        </w:tc>
+        <w:tc>
+          <w:tcPr/>
+          <w:p>
+            <w:pPr>
+              <w:pStyle w:val="Compact"/>
+              <w:jc w:val="right"/>
+            </w:pPr>
+            <w:r>
+              <w:t xml:space="preserve">224</w:t>
+            </w:r>
+          </w:p>
+        </w:tc>
+        <w:tc>
+          <w:tcPr/>
+          <w:p>
+            <w:pPr>
+              <w:pStyle w:val="Compact"/>
+              <w:jc w:val="right"/>
+            </w:pPr>
+            <w:r>
+              <w:t xml:space="preserve">+30%</w:t>
             </w:r>
           </w:p>
         </w:tc>
@@ -13903,3730 +17633,6 @@
             </w:pPr>
             <w:r>
               <w:t xml:space="preserve">занижено умеренно</w:t>
-            </w:r>
-          </w:p>
-        </w:tc>
-      </w:tr>
-      <w:tr>
-        <w:tc>
-          <w:tcPr/>
-          <w:p>
-            <w:pPr>
-              <w:pStyle w:val="Compact"/>
-              <w:jc w:val="left"/>
-            </w:pPr>
-            <w:r>
-              <w:t xml:space="preserve">49</w:t>
-            </w:r>
-          </w:p>
-        </w:tc>
-        <w:tc>
-          <w:tcPr/>
-          <w:p>
-            <w:pPr>
-              <w:pStyle w:val="Compact"/>
-              <w:jc w:val="left"/>
-            </w:pPr>
-            <w:r>
-              <w:t xml:space="preserve">теплица под стекло купить</w:t>
-            </w:r>
-          </w:p>
-        </w:tc>
-        <w:tc>
-          <w:tcPr/>
-          <w:p>
-            <w:pPr>
-              <w:pStyle w:val="Compact"/>
-              <w:jc w:val="left"/>
-            </w:pPr>
-            <w:r>
-              <w:t xml:space="preserve">стеклянная теплица</w:t>
-            </w:r>
-          </w:p>
-        </w:tc>
-        <w:tc>
-          <w:tcPr/>
-          <w:p>
-            <w:pPr>
-              <w:pStyle w:val="Compact"/>
-              <w:jc w:val="right"/>
-            </w:pPr>
-            <w:r>
-              <w:t xml:space="preserve">29</w:t>
-            </w:r>
-          </w:p>
-        </w:tc>
-        <w:tc>
-          <w:tcPr/>
-          <w:p>
-            <w:pPr>
-              <w:pStyle w:val="Compact"/>
-              <w:jc w:val="right"/>
-            </w:pPr>
-            <w:r>
-              <w:t xml:space="preserve">1</w:t>
-            </w:r>
-          </w:p>
-        </w:tc>
-        <w:tc>
-          <w:tcPr/>
-          <w:p>
-            <w:pPr>
-              <w:pStyle w:val="Compact"/>
-              <w:jc w:val="right"/>
-            </w:pPr>
-            <w:r>
-              <w:t xml:space="preserve">211</w:t>
-            </w:r>
-          </w:p>
-        </w:tc>
-        <w:tc>
-          <w:tcPr/>
-          <w:p>
-            <w:pPr>
-              <w:pStyle w:val="Compact"/>
-              <w:jc w:val="right"/>
-            </w:pPr>
-            <w:r>
-              <w:t xml:space="preserve">+628%</w:t>
-            </w:r>
-          </w:p>
-        </w:tc>
-        <w:tc>
-          <w:tcPr/>
-          <w:p>
-            <w:pPr>
-              <w:pStyle w:val="Compact"/>
-              <w:jc w:val="left"/>
-            </w:pPr>
-            <w:r>
-              <w:t xml:space="preserve">занижено сильно</w:t>
-            </w:r>
-          </w:p>
-        </w:tc>
-      </w:tr>
-      <w:tr>
-        <w:tc>
-          <w:tcPr/>
-          <w:p>
-            <w:pPr>
-              <w:pStyle w:val="Compact"/>
-              <w:jc w:val="left"/>
-            </w:pPr>
-            <w:r>
-              <w:t xml:space="preserve">50</w:t>
-            </w:r>
-          </w:p>
-        </w:tc>
-        <w:tc>
-          <w:tcPr/>
-          <w:p>
-            <w:pPr>
-              <w:pStyle w:val="Compact"/>
-              <w:jc w:val="left"/>
-            </w:pPr>
-            <w:r>
-              <w:t xml:space="preserve">теплица из стекла под ключ</w:t>
-            </w:r>
-          </w:p>
-        </w:tc>
-        <w:tc>
-          <w:tcPr/>
-          <w:p>
-            <w:pPr>
-              <w:pStyle w:val="Compact"/>
-              <w:jc w:val="left"/>
-            </w:pPr>
-            <w:r>
-              <w:t xml:space="preserve">стеклянная теплица</w:t>
-            </w:r>
-          </w:p>
-        </w:tc>
-        <w:tc>
-          <w:tcPr/>
-          <w:p>
-            <w:pPr>
-              <w:pStyle w:val="Compact"/>
-              <w:jc w:val="right"/>
-            </w:pPr>
-            <w:r>
-              <w:t xml:space="preserve">73</w:t>
-            </w:r>
-          </w:p>
-        </w:tc>
-        <w:tc>
-          <w:tcPr/>
-          <w:p>
-            <w:pPr>
-              <w:pStyle w:val="Compact"/>
-              <w:jc w:val="right"/>
-            </w:pPr>
-            <w:r>
-              <w:t xml:space="preserve">14</w:t>
-            </w:r>
-          </w:p>
-        </w:tc>
-        <w:tc>
-          <w:tcPr/>
-          <w:p>
-            <w:pPr>
-              <w:pStyle w:val="Compact"/>
-              <w:jc w:val="right"/>
-            </w:pPr>
-            <w:r>
-              <w:t xml:space="preserve">25</w:t>
-            </w:r>
-          </w:p>
-        </w:tc>
-        <w:tc>
-          <w:tcPr/>
-          <w:p>
-            <w:pPr>
-              <w:pStyle w:val="Compact"/>
-              <w:jc w:val="right"/>
-            </w:pPr>
-            <w:r>
-              <w:t xml:space="preserve">-66%</w:t>
-            </w:r>
-          </w:p>
-        </w:tc>
-        <w:tc>
-          <w:tcPr/>
-          <w:p>
-            <w:pPr>
-              <w:pStyle w:val="Compact"/>
-              <w:jc w:val="left"/>
-            </w:pPr>
-            <w:r>
-              <w:t xml:space="preserve">завышено сильно</w:t>
-            </w:r>
-          </w:p>
-        </w:tc>
-      </w:tr>
-      <w:tr>
-        <w:tc>
-          <w:tcPr/>
-          <w:p>
-            <w:pPr>
-              <w:pStyle w:val="Compact"/>
-              <w:jc w:val="left"/>
-            </w:pPr>
-            <w:r>
-              <w:t xml:space="preserve">51</w:t>
-            </w:r>
-          </w:p>
-        </w:tc>
-        <w:tc>
-          <w:tcPr/>
-          <w:p>
-            <w:pPr>
-              <w:pStyle w:val="Compact"/>
-              <w:jc w:val="left"/>
-            </w:pPr>
-            <w:r>
-              <w:t xml:space="preserve">теплица под стекло цена</w:t>
-            </w:r>
-          </w:p>
-        </w:tc>
-        <w:tc>
-          <w:tcPr/>
-          <w:p>
-            <w:pPr>
-              <w:pStyle w:val="Compact"/>
-              <w:jc w:val="left"/>
-            </w:pPr>
-            <w:r>
-              <w:t xml:space="preserve">стеклянная теплица</w:t>
-            </w:r>
-          </w:p>
-        </w:tc>
-        <w:tc>
-          <w:tcPr/>
-          <w:p>
-            <w:pPr>
-              <w:pStyle w:val="Compact"/>
-              <w:jc w:val="right"/>
-            </w:pPr>
-            <w:r>
-              <w:t xml:space="preserve">620</w:t>
-            </w:r>
-          </w:p>
-        </w:tc>
-        <w:tc>
-          <w:tcPr/>
-          <w:p>
-            <w:pPr>
-              <w:pStyle w:val="Compact"/>
-              <w:jc w:val="right"/>
-            </w:pPr>
-            <w:r>
-              <w:t xml:space="preserve">193</w:t>
-            </w:r>
-          </w:p>
-        </w:tc>
-        <w:tc>
-          <w:tcPr/>
-          <w:p>
-            <w:pPr>
-              <w:pStyle w:val="Compact"/>
-              <w:jc w:val="right"/>
-            </w:pPr>
-            <w:r>
-              <w:t xml:space="preserve">51</w:t>
-            </w:r>
-          </w:p>
-        </w:tc>
-        <w:tc>
-          <w:tcPr/>
-          <w:p>
-            <w:pPr>
-              <w:pStyle w:val="Compact"/>
-              <w:jc w:val="right"/>
-            </w:pPr>
-            <w:r>
-              <w:t xml:space="preserve">-92%</w:t>
-            </w:r>
-          </w:p>
-        </w:tc>
-        <w:tc>
-          <w:tcPr/>
-          <w:p>
-            <w:pPr>
-              <w:pStyle w:val="Compact"/>
-              <w:jc w:val="left"/>
-            </w:pPr>
-            <w:r>
-              <w:t xml:space="preserve">завышено сильно</w:t>
-            </w:r>
-          </w:p>
-        </w:tc>
-      </w:tr>
-      <w:tr>
-        <w:tc>
-          <w:tcPr/>
-          <w:p>
-            <w:pPr>
-              <w:pStyle w:val="Compact"/>
-              <w:jc w:val="left"/>
-            </w:pPr>
-            <w:r>
-              <w:t xml:space="preserve">52</w:t>
-            </w:r>
-          </w:p>
-        </w:tc>
-        <w:tc>
-          <w:tcPr/>
-          <w:p>
-            <w:pPr>
-              <w:pStyle w:val="Compact"/>
-              <w:jc w:val="left"/>
-            </w:pPr>
-            <w:r>
-              <w:t xml:space="preserve">теплица из стекла стоимость</w:t>
-            </w:r>
-          </w:p>
-        </w:tc>
-        <w:tc>
-          <w:tcPr/>
-          <w:p>
-            <w:pPr>
-              <w:pStyle w:val="Compact"/>
-              <w:jc w:val="left"/>
-            </w:pPr>
-            <w:r>
-              <w:t xml:space="preserve">стеклянная теплица</w:t>
-            </w:r>
-          </w:p>
-        </w:tc>
-        <w:tc>
-          <w:tcPr/>
-          <w:p>
-            <w:pPr>
-              <w:pStyle w:val="Compact"/>
-              <w:jc w:val="right"/>
-            </w:pPr>
-            <w:r>
-              <w:t xml:space="preserve">15</w:t>
-            </w:r>
-          </w:p>
-        </w:tc>
-        <w:tc>
-          <w:tcPr/>
-          <w:p>
-            <w:pPr>
-              <w:pStyle w:val="Compact"/>
-              <w:jc w:val="right"/>
-            </w:pPr>
-            <w:r>
-              <w:t xml:space="preserve">5</w:t>
-            </w:r>
-          </w:p>
-        </w:tc>
-        <w:tc>
-          <w:tcPr/>
-          <w:p>
-            <w:pPr>
-              <w:pStyle w:val="Compact"/>
-              <w:jc w:val="right"/>
-            </w:pPr>
-            <w:r>
-              <w:t xml:space="preserve">50</w:t>
-            </w:r>
-          </w:p>
-        </w:tc>
-        <w:tc>
-          <w:tcPr/>
-          <w:p>
-            <w:pPr>
-              <w:pStyle w:val="Compact"/>
-              <w:jc w:val="right"/>
-            </w:pPr>
-            <w:r>
-              <w:t xml:space="preserve">+233%</w:t>
-            </w:r>
-          </w:p>
-        </w:tc>
-        <w:tc>
-          <w:tcPr/>
-          <w:p>
-            <w:pPr>
-              <w:pStyle w:val="Compact"/>
-              <w:jc w:val="left"/>
-            </w:pPr>
-            <w:r>
-              <w:t xml:space="preserve">занижено сильно</w:t>
-            </w:r>
-          </w:p>
-        </w:tc>
-      </w:tr>
-      <w:tr>
-        <w:tc>
-          <w:tcPr/>
-          <w:p>
-            <w:pPr>
-              <w:pStyle w:val="Compact"/>
-              <w:jc w:val="left"/>
-            </w:pPr>
-            <w:r>
-              <w:t xml:space="preserve">53</w:t>
-            </w:r>
-          </w:p>
-        </w:tc>
-        <w:tc>
-          <w:tcPr/>
-          <w:p>
-            <w:pPr>
-              <w:pStyle w:val="Compact"/>
-              <w:jc w:val="left"/>
-            </w:pPr>
-            <w:r>
-              <w:t xml:space="preserve">стеклянная теплица цена</w:t>
-            </w:r>
-          </w:p>
-        </w:tc>
-        <w:tc>
-          <w:tcPr/>
-          <w:p>
-            <w:pPr>
-              <w:pStyle w:val="Compact"/>
-              <w:jc w:val="left"/>
-            </w:pPr>
-            <w:r>
-              <w:t xml:space="preserve">стеклянная теплица</w:t>
-            </w:r>
-          </w:p>
-        </w:tc>
-        <w:tc>
-          <w:tcPr/>
-          <w:p>
-            <w:pPr>
-              <w:pStyle w:val="Compact"/>
-              <w:jc w:val="right"/>
-            </w:pPr>
-            <w:r>
-              <w:t xml:space="preserve">19</w:t>
-            </w:r>
-          </w:p>
-        </w:tc>
-        <w:tc>
-          <w:tcPr/>
-          <w:p>
-            <w:pPr>
-              <w:pStyle w:val="Compact"/>
-              <w:jc w:val="right"/>
-            </w:pPr>
-            <w:r>
-              <w:t xml:space="preserve">6</w:t>
-            </w:r>
-          </w:p>
-        </w:tc>
-        <w:tc>
-          <w:tcPr/>
-          <w:p>
-            <w:pPr>
-              <w:pStyle w:val="Compact"/>
-              <w:jc w:val="right"/>
-            </w:pPr>
-            <w:r>
-              <w:t xml:space="preserve">116</w:t>
-            </w:r>
-          </w:p>
-        </w:tc>
-        <w:tc>
-          <w:tcPr/>
-          <w:p>
-            <w:pPr>
-              <w:pStyle w:val="Compact"/>
-              <w:jc w:val="right"/>
-            </w:pPr>
-            <w:r>
-              <w:t xml:space="preserve">+511%</w:t>
-            </w:r>
-          </w:p>
-        </w:tc>
-        <w:tc>
-          <w:tcPr/>
-          <w:p>
-            <w:pPr>
-              <w:pStyle w:val="Compact"/>
-              <w:jc w:val="left"/>
-            </w:pPr>
-            <w:r>
-              <w:t xml:space="preserve">занижено сильно</w:t>
-            </w:r>
-          </w:p>
-        </w:tc>
-      </w:tr>
-      <w:tr>
-        <w:tc>
-          <w:tcPr/>
-          <w:p>
-            <w:pPr>
-              <w:pStyle w:val="Compact"/>
-              <w:jc w:val="left"/>
-            </w:pPr>
-            <w:r>
-              <w:t xml:space="preserve">54</w:t>
-            </w:r>
-          </w:p>
-        </w:tc>
-        <w:tc>
-          <w:tcPr/>
-          <w:p>
-            <w:pPr>
-              <w:pStyle w:val="Compact"/>
-              <w:jc w:val="left"/>
-            </w:pPr>
-            <w:r>
-              <w:t xml:space="preserve">теплица из стекла купить</w:t>
-            </w:r>
-          </w:p>
-        </w:tc>
-        <w:tc>
-          <w:tcPr/>
-          <w:p>
-            <w:pPr>
-              <w:pStyle w:val="Compact"/>
-              <w:jc w:val="left"/>
-            </w:pPr>
-            <w:r>
-              <w:t xml:space="preserve">стеклянная теплица</w:t>
-            </w:r>
-          </w:p>
-        </w:tc>
-        <w:tc>
-          <w:tcPr/>
-          <w:p>
-            <w:pPr>
-              <w:pStyle w:val="Compact"/>
-              <w:jc w:val="right"/>
-            </w:pPr>
-            <w:r>
-              <w:t xml:space="preserve">239</w:t>
-            </w:r>
-          </w:p>
-        </w:tc>
-        <w:tc>
-          <w:tcPr/>
-          <w:p>
-            <w:pPr>
-              <w:pStyle w:val="Compact"/>
-              <w:jc w:val="right"/>
-            </w:pPr>
-            <w:r>
-              <w:t xml:space="preserve">11</w:t>
-            </w:r>
-          </w:p>
-        </w:tc>
-        <w:tc>
-          <w:tcPr/>
-          <w:p>
-            <w:pPr>
-              <w:pStyle w:val="Compact"/>
-              <w:jc w:val="right"/>
-            </w:pPr>
-            <w:r>
-              <w:t xml:space="preserve">952</w:t>
-            </w:r>
-          </w:p>
-        </w:tc>
-        <w:tc>
-          <w:tcPr/>
-          <w:p>
-            <w:pPr>
-              <w:pStyle w:val="Compact"/>
-              <w:jc w:val="right"/>
-            </w:pPr>
-            <w:r>
-              <w:t xml:space="preserve">+298%</w:t>
-            </w:r>
-          </w:p>
-        </w:tc>
-        <w:tc>
-          <w:tcPr/>
-          <w:p>
-            <w:pPr>
-              <w:pStyle w:val="Compact"/>
-              <w:jc w:val="left"/>
-            </w:pPr>
-            <w:r>
-              <w:t xml:space="preserve">занижено сильно</w:t>
-            </w:r>
-          </w:p>
-        </w:tc>
-      </w:tr>
-      <w:tr>
-        <w:tc>
-          <w:tcPr/>
-          <w:p>
-            <w:pPr>
-              <w:pStyle w:val="Compact"/>
-              <w:jc w:val="left"/>
-            </w:pPr>
-            <w:r>
-              <w:t xml:space="preserve">55</w:t>
-            </w:r>
-          </w:p>
-        </w:tc>
-        <w:tc>
-          <w:tcPr/>
-          <w:p>
-            <w:pPr>
-              <w:pStyle w:val="Compact"/>
-              <w:jc w:val="left"/>
-            </w:pPr>
-            <w:r>
-              <w:t xml:space="preserve">стеклянная теплица стоимость</w:t>
-            </w:r>
-          </w:p>
-        </w:tc>
-        <w:tc>
-          <w:tcPr/>
-          <w:p>
-            <w:pPr>
-              <w:pStyle w:val="Compact"/>
-              <w:jc w:val="left"/>
-            </w:pPr>
-            <w:r>
-              <w:t xml:space="preserve">стеклянная теплица</w:t>
-            </w:r>
-          </w:p>
-        </w:tc>
-        <w:tc>
-          <w:tcPr/>
-          <w:p>
-            <w:pPr>
-              <w:pStyle w:val="Compact"/>
-              <w:jc w:val="right"/>
-            </w:pPr>
-            <w:r>
-              <w:t xml:space="preserve">26</w:t>
-            </w:r>
-          </w:p>
-        </w:tc>
-        <w:tc>
-          <w:tcPr/>
-          <w:p>
-            <w:pPr>
-              <w:pStyle w:val="Compact"/>
-              <w:jc w:val="right"/>
-            </w:pPr>
-            <w:r>
-              <w:t xml:space="preserve">2</w:t>
-            </w:r>
-          </w:p>
-        </w:tc>
-        <w:tc>
-          <w:tcPr/>
-          <w:p>
-            <w:pPr>
-              <w:pStyle w:val="Compact"/>
-              <w:jc w:val="right"/>
-            </w:pPr>
-            <w:r>
-              <w:t xml:space="preserve">33</w:t>
-            </w:r>
-          </w:p>
-        </w:tc>
-        <w:tc>
-          <w:tcPr/>
-          <w:p>
-            <w:pPr>
-              <w:pStyle w:val="Compact"/>
-              <w:jc w:val="right"/>
-            </w:pPr>
-            <w:r>
-              <w:t xml:space="preserve">+27%</w:t>
-            </w:r>
-          </w:p>
-        </w:tc>
-        <w:tc>
-          <w:tcPr/>
-          <w:p>
-            <w:pPr>
-              <w:pStyle w:val="Compact"/>
-              <w:jc w:val="left"/>
-            </w:pPr>
-            <w:r>
-              <w:t xml:space="preserve">близко к факту</w:t>
-            </w:r>
-          </w:p>
-        </w:tc>
-      </w:tr>
-      <w:tr>
-        <w:tc>
-          <w:tcPr/>
-          <w:p>
-            <w:pPr>
-              <w:pStyle w:val="Compact"/>
-              <w:jc w:val="left"/>
-            </w:pPr>
-            <w:r>
-              <w:t xml:space="preserve">56</w:t>
-            </w:r>
-          </w:p>
-        </w:tc>
-        <w:tc>
-          <w:tcPr/>
-          <w:p>
-            <w:pPr>
-              <w:pStyle w:val="Compact"/>
-              <w:jc w:val="left"/>
-            </w:pPr>
-            <w:r>
-              <w:t xml:space="preserve">теплица под стекло от производителя</w:t>
-            </w:r>
-          </w:p>
-        </w:tc>
-        <w:tc>
-          <w:tcPr/>
-          <w:p>
-            <w:pPr>
-              <w:pStyle w:val="Compact"/>
-              <w:jc w:val="left"/>
-            </w:pPr>
-            <w:r>
-              <w:t xml:space="preserve">стеклянная теплица</w:t>
-            </w:r>
-          </w:p>
-        </w:tc>
-        <w:tc>
-          <w:tcPr/>
-          <w:p>
-            <w:pPr>
-              <w:pStyle w:val="Compact"/>
-              <w:jc w:val="right"/>
-            </w:pPr>
-            <w:r>
-              <w:t xml:space="preserve">4 820</w:t>
-            </w:r>
-          </w:p>
-        </w:tc>
-        <w:tc>
-          <w:tcPr/>
-          <w:p>
-            <w:pPr>
-              <w:pStyle w:val="Compact"/>
-              <w:jc w:val="right"/>
-            </w:pPr>
-            <w:r>
-              <w:t xml:space="preserve">952</w:t>
-            </w:r>
-          </w:p>
-        </w:tc>
-        <w:tc>
-          <w:tcPr/>
-          <w:p>
-            <w:pPr>
-              <w:pStyle w:val="Compact"/>
-              <w:jc w:val="right"/>
-            </w:pPr>
-            <w:r>
-              <w:t xml:space="preserve">10</w:t>
-            </w:r>
-          </w:p>
-        </w:tc>
-        <w:tc>
-          <w:tcPr/>
-          <w:p>
-            <w:pPr>
-              <w:pStyle w:val="Compact"/>
-              <w:jc w:val="right"/>
-            </w:pPr>
-            <w:r>
-              <w:t xml:space="preserve">-100%</w:t>
-            </w:r>
-          </w:p>
-        </w:tc>
-        <w:tc>
-          <w:tcPr/>
-          <w:p>
-            <w:pPr>
-              <w:pStyle w:val="Compact"/>
-              <w:jc w:val="left"/>
-            </w:pPr>
-            <w:r>
-              <w:t xml:space="preserve">завышено сильно</w:t>
-            </w:r>
-          </w:p>
-        </w:tc>
-      </w:tr>
-      <w:tr>
-        <w:tc>
-          <w:tcPr/>
-          <w:p>
-            <w:pPr>
-              <w:pStyle w:val="Compact"/>
-              <w:jc w:val="left"/>
-            </w:pPr>
-            <w:r>
-              <w:t xml:space="preserve">57</w:t>
-            </w:r>
-          </w:p>
-        </w:tc>
-        <w:tc>
-          <w:tcPr/>
-          <w:p>
-            <w:pPr>
-              <w:pStyle w:val="Compact"/>
-              <w:jc w:val="left"/>
-            </w:pPr>
-            <w:r>
-              <w:t xml:space="preserve">теплица из стекла цена</w:t>
-            </w:r>
-          </w:p>
-        </w:tc>
-        <w:tc>
-          <w:tcPr/>
-          <w:p>
-            <w:pPr>
-              <w:pStyle w:val="Compact"/>
-              <w:jc w:val="left"/>
-            </w:pPr>
-            <w:r>
-              <w:t xml:space="preserve">стеклянная теплица</w:t>
-            </w:r>
-          </w:p>
-        </w:tc>
-        <w:tc>
-          <w:tcPr/>
-          <w:p>
-            <w:pPr>
-              <w:pStyle w:val="Compact"/>
-              <w:jc w:val="right"/>
-            </w:pPr>
-            <w:r>
-              <w:t xml:space="preserve">11</w:t>
-            </w:r>
-          </w:p>
-        </w:tc>
-        <w:tc>
-          <w:tcPr/>
-          <w:p>
-            <w:pPr>
-              <w:pStyle w:val="Compact"/>
-              <w:jc w:val="right"/>
-            </w:pPr>
-            <w:r>
-              <w:t xml:space="preserve">0</w:t>
-            </w:r>
-          </w:p>
-        </w:tc>
-        <w:tc>
-          <w:tcPr/>
-          <w:p>
-            <w:pPr>
-              <w:pStyle w:val="Compact"/>
-              <w:jc w:val="right"/>
-            </w:pPr>
-            <w:r>
-              <w:t xml:space="preserve">457</w:t>
-            </w:r>
-          </w:p>
-        </w:tc>
-        <w:tc>
-          <w:tcPr/>
-          <w:p>
-            <w:pPr>
-              <w:pStyle w:val="Compact"/>
-              <w:jc w:val="right"/>
-            </w:pPr>
-            <w:r>
-              <w:t xml:space="preserve">+4055%</w:t>
-            </w:r>
-          </w:p>
-        </w:tc>
-        <w:tc>
-          <w:tcPr/>
-          <w:p>
-            <w:pPr>
-              <w:pStyle w:val="Compact"/>
-              <w:jc w:val="left"/>
-            </w:pPr>
-            <w:r>
-              <w:t xml:space="preserve">занижено сильно</w:t>
-            </w:r>
-          </w:p>
-        </w:tc>
-      </w:tr>
-      <w:tr>
-        <w:tc>
-          <w:tcPr/>
-          <w:p>
-            <w:pPr>
-              <w:pStyle w:val="Compact"/>
-              <w:jc w:val="left"/>
-            </w:pPr>
-            <w:r>
-              <w:t xml:space="preserve">58</w:t>
-            </w:r>
-          </w:p>
-        </w:tc>
-        <w:tc>
-          <w:tcPr/>
-          <w:p>
-            <w:pPr>
-              <w:pStyle w:val="Compact"/>
-              <w:jc w:val="left"/>
-            </w:pPr>
-            <w:r>
-              <w:t xml:space="preserve">стеклянные парники и теплицы</w:t>
-            </w:r>
-          </w:p>
-        </w:tc>
-        <w:tc>
-          <w:tcPr/>
-          <w:p>
-            <w:pPr>
-              <w:pStyle w:val="Compact"/>
-              <w:jc w:val="left"/>
-            </w:pPr>
-            <w:r>
-              <w:t xml:space="preserve">стеклянная теплица</w:t>
-            </w:r>
-          </w:p>
-        </w:tc>
-        <w:tc>
-          <w:tcPr/>
-          <w:p>
-            <w:pPr>
-              <w:pStyle w:val="Compact"/>
-              <w:jc w:val="right"/>
-            </w:pPr>
-            <w:r>
-              <w:t xml:space="preserve">270</w:t>
-            </w:r>
-          </w:p>
-        </w:tc>
-        <w:tc>
-          <w:tcPr/>
-          <w:p>
-            <w:pPr>
-              <w:pStyle w:val="Compact"/>
-              <w:jc w:val="right"/>
-            </w:pPr>
-            <w:r>
-              <w:t xml:space="preserve">54</w:t>
-            </w:r>
-          </w:p>
-        </w:tc>
-        <w:tc>
-          <w:tcPr/>
-          <w:p>
-            <w:pPr>
-              <w:pStyle w:val="Compact"/>
-              <w:jc w:val="right"/>
-            </w:pPr>
-            <w:r>
-              <w:t xml:space="preserve">18</w:t>
-            </w:r>
-          </w:p>
-        </w:tc>
-        <w:tc>
-          <w:tcPr/>
-          <w:p>
-            <w:pPr>
-              <w:pStyle w:val="Compact"/>
-              <w:jc w:val="right"/>
-            </w:pPr>
-            <w:r>
-              <w:t xml:space="preserve">-93%</w:t>
-            </w:r>
-          </w:p>
-        </w:tc>
-        <w:tc>
-          <w:tcPr/>
-          <w:p>
-            <w:pPr>
-              <w:pStyle w:val="Compact"/>
-              <w:jc w:val="left"/>
-            </w:pPr>
-            <w:r>
-              <w:t xml:space="preserve">завышено сильно</w:t>
-            </w:r>
-          </w:p>
-        </w:tc>
-      </w:tr>
-      <w:tr>
-        <w:tc>
-          <w:tcPr/>
-          <w:p>
-            <w:pPr>
-              <w:pStyle w:val="Compact"/>
-              <w:jc w:val="left"/>
-            </w:pPr>
-            <w:r>
-              <w:t xml:space="preserve">59</w:t>
-            </w:r>
-          </w:p>
-        </w:tc>
-        <w:tc>
-          <w:tcPr/>
-          <w:p>
-            <w:pPr>
-              <w:pStyle w:val="Compact"/>
-              <w:jc w:val="left"/>
-            </w:pPr>
-            <w:r>
-              <w:t xml:space="preserve">теплицы стеклянные</w:t>
-            </w:r>
-          </w:p>
-        </w:tc>
-        <w:tc>
-          <w:tcPr/>
-          <w:p>
-            <w:pPr>
-              <w:pStyle w:val="Compact"/>
-              <w:jc w:val="left"/>
-            </w:pPr>
-            <w:r>
-              <w:t xml:space="preserve">стеклянная теплица</w:t>
-            </w:r>
-          </w:p>
-        </w:tc>
-        <w:tc>
-          <w:tcPr/>
-          <w:p>
-            <w:pPr>
-              <w:pStyle w:val="Compact"/>
-              <w:jc w:val="right"/>
-            </w:pPr>
-            <w:r>
-              <w:t xml:space="preserve">1 153</w:t>
-            </w:r>
-          </w:p>
-        </w:tc>
-        <w:tc>
-          <w:tcPr/>
-          <w:p>
-            <w:pPr>
-              <w:pStyle w:val="Compact"/>
-              <w:jc w:val="right"/>
-            </w:pPr>
-            <w:r>
-              <w:t xml:space="preserve">428</w:t>
-            </w:r>
-          </w:p>
-        </w:tc>
-        <w:tc>
-          <w:tcPr/>
-          <w:p>
-            <w:pPr>
-              <w:pStyle w:val="Compact"/>
-              <w:jc w:val="right"/>
-            </w:pPr>
-            <w:r>
-              <w:t xml:space="preserve">9 027</w:t>
-            </w:r>
-          </w:p>
-        </w:tc>
-        <w:tc>
-          <w:tcPr/>
-          <w:p>
-            <w:pPr>
-              <w:pStyle w:val="Compact"/>
-              <w:jc w:val="right"/>
-            </w:pPr>
-            <w:r>
-              <w:t xml:space="preserve">+683%</w:t>
-            </w:r>
-          </w:p>
-        </w:tc>
-        <w:tc>
-          <w:tcPr/>
-          <w:p>
-            <w:pPr>
-              <w:pStyle w:val="Compact"/>
-              <w:jc w:val="left"/>
-            </w:pPr>
-            <w:r>
-              <w:t xml:space="preserve">занижено сильно</w:t>
-            </w:r>
-          </w:p>
-        </w:tc>
-      </w:tr>
-      <w:tr>
-        <w:tc>
-          <w:tcPr/>
-          <w:p>
-            <w:pPr>
-              <w:pStyle w:val="Compact"/>
-              <w:jc w:val="left"/>
-            </w:pPr>
-            <w:r>
-              <w:t xml:space="preserve">60</w:t>
-            </w:r>
-          </w:p>
-        </w:tc>
-        <w:tc>
-          <w:tcPr/>
-          <w:p>
-            <w:pPr>
-              <w:pStyle w:val="Compact"/>
-              <w:jc w:val="left"/>
-            </w:pPr>
-            <w:r>
-              <w:t xml:space="preserve">теплица под стекло стоимость</w:t>
-            </w:r>
-          </w:p>
-        </w:tc>
-        <w:tc>
-          <w:tcPr/>
-          <w:p>
-            <w:pPr>
-              <w:pStyle w:val="Compact"/>
-              <w:jc w:val="left"/>
-            </w:pPr>
-            <w:r>
-              <w:t xml:space="preserve">стеклянная теплица</w:t>
-            </w:r>
-          </w:p>
-        </w:tc>
-        <w:tc>
-          <w:tcPr/>
-          <w:p>
-            <w:pPr>
-              <w:pStyle w:val="Compact"/>
-              <w:jc w:val="right"/>
-            </w:pPr>
-            <w:r>
-              <w:t xml:space="preserve">5</w:t>
-            </w:r>
-          </w:p>
-        </w:tc>
-        <w:tc>
-          <w:tcPr/>
-          <w:p>
-            <w:pPr>
-              <w:pStyle w:val="Compact"/>
-              <w:jc w:val="right"/>
-            </w:pPr>
-            <w:r>
-              <w:t xml:space="preserve">0</w:t>
-            </w:r>
-          </w:p>
-        </w:tc>
-        <w:tc>
-          <w:tcPr/>
-          <w:p>
-            <w:pPr>
-              <w:pStyle w:val="Compact"/>
-              <w:jc w:val="right"/>
-            </w:pPr>
-            <w:r>
-              <w:t xml:space="preserve">2</w:t>
-            </w:r>
-          </w:p>
-        </w:tc>
-        <w:tc>
-          <w:tcPr/>
-          <w:p>
-            <w:pPr>
-              <w:pStyle w:val="Compact"/>
-              <w:jc w:val="right"/>
-            </w:pPr>
-            <w:r>
-              <w:t xml:space="preserve">-60%</w:t>
-            </w:r>
-          </w:p>
-        </w:tc>
-        <w:tc>
-          <w:tcPr/>
-          <w:p>
-            <w:pPr>
-              <w:pStyle w:val="Compact"/>
-              <w:jc w:val="left"/>
-            </w:pPr>
-            <w:r>
-              <w:t xml:space="preserve">завышено сильно</w:t>
-            </w:r>
-          </w:p>
-        </w:tc>
-      </w:tr>
-      <w:tr>
-        <w:tc>
-          <w:tcPr/>
-          <w:p>
-            <w:pPr>
-              <w:pStyle w:val="Compact"/>
-              <w:jc w:val="left"/>
-            </w:pPr>
-            <w:r>
-              <w:t xml:space="preserve">61</w:t>
-            </w:r>
-          </w:p>
-        </w:tc>
-        <w:tc>
-          <w:tcPr/>
-          <w:p>
-            <w:pPr>
-              <w:pStyle w:val="Compact"/>
-              <w:jc w:val="left"/>
-            </w:pPr>
-            <w:r>
-              <w:t xml:space="preserve">стеклянная теплица от производителя</w:t>
-            </w:r>
-          </w:p>
-        </w:tc>
-        <w:tc>
-          <w:tcPr/>
-          <w:p>
-            <w:pPr>
-              <w:pStyle w:val="Compact"/>
-              <w:jc w:val="left"/>
-            </w:pPr>
-            <w:r>
-              <w:t xml:space="preserve">стеклянная теплица</w:t>
-            </w:r>
-          </w:p>
-        </w:tc>
-        <w:tc>
-          <w:tcPr/>
-          <w:p>
-            <w:pPr>
-              <w:pStyle w:val="Compact"/>
-              <w:jc w:val="right"/>
-            </w:pPr>
-            <w:r>
-              <w:t xml:space="preserve">0</w:t>
-            </w:r>
-          </w:p>
-        </w:tc>
-        <w:tc>
-          <w:tcPr/>
-          <w:p>
-            <w:pPr>
-              <w:pStyle w:val="Compact"/>
-              <w:jc w:val="right"/>
-            </w:pPr>
-            <w:r>
-              <w:t xml:space="preserve">0</w:t>
-            </w:r>
-          </w:p>
-        </w:tc>
-        <w:tc>
-          <w:tcPr/>
-          <w:p>
-            <w:pPr>
-              <w:pStyle w:val="Compact"/>
-              <w:jc w:val="right"/>
-            </w:pPr>
-            <w:r>
-              <w:t xml:space="preserve">471</w:t>
-            </w:r>
-          </w:p>
-        </w:tc>
-        <w:tc>
-          <w:tcPr/>
-          <w:p>
-            <w:pPr>
-              <w:pStyle w:val="Compact"/>
-              <w:jc w:val="right"/>
-            </w:pPr>
-            <w:r>
-              <w:t xml:space="preserve">—</w:t>
-            </w:r>
-          </w:p>
-        </w:tc>
-        <w:tc>
-          <w:tcPr/>
-          <w:p>
-            <w:pPr>
-              <w:pStyle w:val="Compact"/>
-              <w:jc w:val="left"/>
-            </w:pPr>
-            <w:r>
-              <w:t xml:space="preserve">занижено сильно</w:t>
-            </w:r>
-          </w:p>
-        </w:tc>
-      </w:tr>
-      <w:tr>
-        <w:tc>
-          <w:tcPr/>
-          <w:p>
-            <w:pPr>
-              <w:pStyle w:val="Compact"/>
-              <w:jc w:val="left"/>
-            </w:pPr>
-            <w:r>
-              <w:t xml:space="preserve">62</w:t>
-            </w:r>
-          </w:p>
-        </w:tc>
-        <w:tc>
-          <w:tcPr/>
-          <w:p>
-            <w:pPr>
-              <w:pStyle w:val="Compact"/>
-              <w:jc w:val="left"/>
-            </w:pPr>
-            <w:r>
-              <w:t xml:space="preserve">стеклянная теплица купить</w:t>
-            </w:r>
-          </w:p>
-        </w:tc>
-        <w:tc>
-          <w:tcPr/>
-          <w:p>
-            <w:pPr>
-              <w:pStyle w:val="Compact"/>
-              <w:jc w:val="left"/>
-            </w:pPr>
-            <w:r>
-              <w:t xml:space="preserve">стеклянная теплица</w:t>
-            </w:r>
-          </w:p>
-        </w:tc>
-        <w:tc>
-          <w:tcPr/>
-          <w:p>
-            <w:pPr>
-              <w:pStyle w:val="Compact"/>
-              <w:jc w:val="right"/>
-            </w:pPr>
-            <w:r>
-              <w:t xml:space="preserve">1</w:t>
-            </w:r>
-          </w:p>
-        </w:tc>
-        <w:tc>
-          <w:tcPr/>
-          <w:p>
-            <w:pPr>
-              <w:pStyle w:val="Compact"/>
-              <w:jc w:val="right"/>
-            </w:pPr>
-            <w:r>
-              <w:t xml:space="preserve">0</w:t>
-            </w:r>
-          </w:p>
-        </w:tc>
-        <w:tc>
-          <w:tcPr/>
-          <w:p>
-            <w:pPr>
-              <w:pStyle w:val="Compact"/>
-              <w:jc w:val="right"/>
-            </w:pPr>
-            <w:r>
-              <w:t xml:space="preserve">1 798</w:t>
-            </w:r>
-          </w:p>
-        </w:tc>
-        <w:tc>
-          <w:tcPr/>
-          <w:p>
-            <w:pPr>
-              <w:pStyle w:val="Compact"/>
-              <w:jc w:val="right"/>
-            </w:pPr>
-            <w:r>
-              <w:t xml:space="preserve">+179 700%</w:t>
-            </w:r>
-          </w:p>
-        </w:tc>
-        <w:tc>
-          <w:tcPr/>
-          <w:p>
-            <w:pPr>
-              <w:pStyle w:val="Compact"/>
-              <w:jc w:val="left"/>
-            </w:pPr>
-            <w:r>
-              <w:t xml:space="preserve">занижено сильно</w:t>
-            </w:r>
-          </w:p>
-        </w:tc>
-      </w:tr>
-      <w:tr>
-        <w:tc>
-          <w:tcPr/>
-          <w:p>
-            <w:pPr>
-              <w:pStyle w:val="Compact"/>
-              <w:jc w:val="left"/>
-            </w:pPr>
-            <w:r>
-              <w:t xml:space="preserve">63</w:t>
-            </w:r>
-          </w:p>
-        </w:tc>
-        <w:tc>
-          <w:tcPr/>
-          <w:p>
-            <w:pPr>
-              <w:pStyle w:val="Compact"/>
-              <w:jc w:val="left"/>
-            </w:pPr>
-            <w:r>
-              <w:t xml:space="preserve">теплица с доставкой стеклянная</w:t>
-            </w:r>
-          </w:p>
-        </w:tc>
-        <w:tc>
-          <w:tcPr/>
-          <w:p>
-            <w:pPr>
-              <w:pStyle w:val="Compact"/>
-              <w:jc w:val="left"/>
-            </w:pPr>
-            <w:r>
-              <w:t xml:space="preserve">стеклянная теплица</w:t>
-            </w:r>
-          </w:p>
-        </w:tc>
-        <w:tc>
-          <w:tcPr/>
-          <w:p>
-            <w:pPr>
-              <w:pStyle w:val="Compact"/>
-              <w:jc w:val="right"/>
-            </w:pPr>
-            <w:r>
-              <w:t xml:space="preserve">7</w:t>
-            </w:r>
-          </w:p>
-        </w:tc>
-        <w:tc>
-          <w:tcPr/>
-          <w:p>
-            <w:pPr>
-              <w:pStyle w:val="Compact"/>
-              <w:jc w:val="right"/>
-            </w:pPr>
-            <w:r>
-              <w:t xml:space="preserve">0</w:t>
-            </w:r>
-          </w:p>
-        </w:tc>
-        <w:tc>
-          <w:tcPr/>
-          <w:p>
-            <w:pPr>
-              <w:pStyle w:val="Compact"/>
-              <w:jc w:val="right"/>
-            </w:pPr>
-            <w:r>
-              <w:t xml:space="preserve">0</w:t>
-            </w:r>
-          </w:p>
-        </w:tc>
-        <w:tc>
-          <w:tcPr/>
-          <w:p>
-            <w:pPr>
-              <w:pStyle w:val="Compact"/>
-              <w:jc w:val="right"/>
-            </w:pPr>
-            <w:r>
-              <w:t xml:space="preserve">-100%</w:t>
-            </w:r>
-          </w:p>
-        </w:tc>
-        <w:tc>
-          <w:tcPr/>
-          <w:p>
-            <w:pPr>
-              <w:pStyle w:val="Compact"/>
-              <w:jc w:val="left"/>
-            </w:pPr>
-            <w:r>
-              <w:t xml:space="preserve">пусто в Wordstat</w:t>
-            </w:r>
-          </w:p>
-        </w:tc>
-      </w:tr>
-      <w:tr>
-        <w:tc>
-          <w:tcPr/>
-          <w:p>
-            <w:pPr>
-              <w:pStyle w:val="Compact"/>
-              <w:jc w:val="left"/>
-            </w:pPr>
-            <w:r>
-              <w:t xml:space="preserve">64</w:t>
-            </w:r>
-          </w:p>
-        </w:tc>
-        <w:tc>
-          <w:tcPr/>
-          <w:p>
-            <w:pPr>
-              <w:pStyle w:val="Compact"/>
-              <w:jc w:val="left"/>
-            </w:pPr>
-            <w:r>
-              <w:t xml:space="preserve">теплица под стекло с доставкой</w:t>
-            </w:r>
-          </w:p>
-        </w:tc>
-        <w:tc>
-          <w:tcPr/>
-          <w:p>
-            <w:pPr>
-              <w:pStyle w:val="Compact"/>
-              <w:jc w:val="left"/>
-            </w:pPr>
-            <w:r>
-              <w:t xml:space="preserve">стеклянная теплица</w:t>
-            </w:r>
-          </w:p>
-        </w:tc>
-        <w:tc>
-          <w:tcPr/>
-          <w:p>
-            <w:pPr>
-              <w:pStyle w:val="Compact"/>
-              <w:jc w:val="right"/>
-            </w:pPr>
-            <w:r>
-              <w:t xml:space="preserve">3</w:t>
-            </w:r>
-          </w:p>
-        </w:tc>
-        <w:tc>
-          <w:tcPr/>
-          <w:p>
-            <w:pPr>
-              <w:pStyle w:val="Compact"/>
-              <w:jc w:val="right"/>
-            </w:pPr>
-            <w:r>
-              <w:t xml:space="preserve">1</w:t>
-            </w:r>
-          </w:p>
-        </w:tc>
-        <w:tc>
-          <w:tcPr/>
-          <w:p>
-            <w:pPr>
-              <w:pStyle w:val="Compact"/>
-              <w:jc w:val="right"/>
-            </w:pPr>
-            <w:r>
-              <w:t xml:space="preserve">4</w:t>
-            </w:r>
-          </w:p>
-        </w:tc>
-        <w:tc>
-          <w:tcPr/>
-          <w:p>
-            <w:pPr>
-              <w:pStyle w:val="Compact"/>
-              <w:jc w:val="right"/>
-            </w:pPr>
-            <w:r>
-              <w:t xml:space="preserve">+33%</w:t>
-            </w:r>
-          </w:p>
-        </w:tc>
-        <w:tc>
-          <w:tcPr/>
-          <w:p>
-            <w:pPr>
-              <w:pStyle w:val="Compact"/>
-              <w:jc w:val="left"/>
-            </w:pPr>
-            <w:r>
-              <w:t xml:space="preserve">близко к факту</w:t>
-            </w:r>
-          </w:p>
-        </w:tc>
-      </w:tr>
-      <w:tr>
-        <w:tc>
-          <w:tcPr/>
-          <w:p>
-            <w:pPr>
-              <w:pStyle w:val="Compact"/>
-              <w:jc w:val="left"/>
-            </w:pPr>
-            <w:r>
-              <w:t xml:space="preserve">65</w:t>
-            </w:r>
-          </w:p>
-        </w:tc>
-        <w:tc>
-          <w:tcPr/>
-          <w:p>
-            <w:pPr>
-              <w:pStyle w:val="Compact"/>
-              <w:jc w:val="left"/>
-            </w:pPr>
-            <w:r>
-              <w:t xml:space="preserve">теплица с установкой стеклянная</w:t>
-            </w:r>
-          </w:p>
-        </w:tc>
-        <w:tc>
-          <w:tcPr/>
-          <w:p>
-            <w:pPr>
-              <w:pStyle w:val="Compact"/>
-              <w:jc w:val="left"/>
-            </w:pPr>
-            <w:r>
-              <w:t xml:space="preserve">стеклянная теплица</w:t>
-            </w:r>
-          </w:p>
-        </w:tc>
-        <w:tc>
-          <w:tcPr/>
-          <w:p>
-            <w:pPr>
-              <w:pStyle w:val="Compact"/>
-              <w:jc w:val="right"/>
-            </w:pPr>
-            <w:r>
-              <w:t xml:space="preserve">5</w:t>
-            </w:r>
-          </w:p>
-        </w:tc>
-        <w:tc>
-          <w:tcPr/>
-          <w:p>
-            <w:pPr>
-              <w:pStyle w:val="Compact"/>
-              <w:jc w:val="right"/>
-            </w:pPr>
-            <w:r>
-              <w:t xml:space="preserve">0</w:t>
-            </w:r>
-          </w:p>
-        </w:tc>
-        <w:tc>
-          <w:tcPr/>
-          <w:p>
-            <w:pPr>
-              <w:pStyle w:val="Compact"/>
-              <w:jc w:val="right"/>
-            </w:pPr>
-            <w:r>
-              <w:t xml:space="preserve">7</w:t>
-            </w:r>
-          </w:p>
-        </w:tc>
-        <w:tc>
-          <w:tcPr/>
-          <w:p>
-            <w:pPr>
-              <w:pStyle w:val="Compact"/>
-              <w:jc w:val="right"/>
-            </w:pPr>
-            <w:r>
-              <w:t xml:space="preserve">+40%</w:t>
-            </w:r>
-          </w:p>
-        </w:tc>
-        <w:tc>
-          <w:tcPr/>
-          <w:p>
-            <w:pPr>
-              <w:pStyle w:val="Compact"/>
-              <w:jc w:val="left"/>
-            </w:pPr>
-            <w:r>
-              <w:t xml:space="preserve">близко к факту</w:t>
-            </w:r>
-          </w:p>
-        </w:tc>
-      </w:tr>
-      <w:tr>
-        <w:tc>
-          <w:tcPr/>
-          <w:p>
-            <w:pPr>
-              <w:pStyle w:val="Compact"/>
-              <w:jc w:val="left"/>
-            </w:pPr>
-            <w:r>
-              <w:t xml:space="preserve">66</w:t>
-            </w:r>
-          </w:p>
-        </w:tc>
-        <w:tc>
-          <w:tcPr/>
-          <w:p>
-            <w:pPr>
-              <w:pStyle w:val="Compact"/>
-              <w:jc w:val="left"/>
-            </w:pPr>
-            <w:r>
-              <w:t xml:space="preserve">стеклянные теплицы купить пермь</w:t>
-            </w:r>
-          </w:p>
-        </w:tc>
-        <w:tc>
-          <w:tcPr/>
-          <w:p>
-            <w:pPr>
-              <w:pStyle w:val="Compact"/>
-              <w:jc w:val="left"/>
-            </w:pPr>
-            <w:r>
-              <w:t xml:space="preserve">стеклянная теплица</w:t>
-            </w:r>
-          </w:p>
-        </w:tc>
-        <w:tc>
-          <w:tcPr/>
-          <w:p>
-            <w:pPr>
-              <w:pStyle w:val="Compact"/>
-              <w:jc w:val="right"/>
-            </w:pPr>
-            <w:r>
-              <w:t xml:space="preserve">7</w:t>
-            </w:r>
-          </w:p>
-        </w:tc>
-        <w:tc>
-          <w:tcPr/>
-          <w:p>
-            <w:pPr>
-              <w:pStyle w:val="Compact"/>
-              <w:jc w:val="right"/>
-            </w:pPr>
-            <w:r>
-              <w:t xml:space="preserve">1</w:t>
-            </w:r>
-          </w:p>
-        </w:tc>
-        <w:tc>
-          <w:tcPr/>
-          <w:p>
-            <w:pPr>
-              <w:pStyle w:val="Compact"/>
-              <w:jc w:val="right"/>
-            </w:pPr>
-            <w:r>
-              <w:t xml:space="preserve">2</w:t>
-            </w:r>
-          </w:p>
-        </w:tc>
-        <w:tc>
-          <w:tcPr/>
-          <w:p>
-            <w:pPr>
-              <w:pStyle w:val="Compact"/>
-              <w:jc w:val="right"/>
-            </w:pPr>
-            <w:r>
-              <w:t xml:space="preserve">-71%</w:t>
-            </w:r>
-          </w:p>
-        </w:tc>
-        <w:tc>
-          <w:tcPr/>
-          <w:p>
-            <w:pPr>
-              <w:pStyle w:val="Compact"/>
-              <w:jc w:val="left"/>
-            </w:pPr>
-            <w:r>
-              <w:t xml:space="preserve">завышено сильно</w:t>
-            </w:r>
-          </w:p>
-        </w:tc>
-      </w:tr>
-      <w:tr>
-        <w:tc>
-          <w:tcPr/>
-          <w:p>
-            <w:pPr>
-              <w:pStyle w:val="Compact"/>
-              <w:jc w:val="left"/>
-            </w:pPr>
-            <w:r>
-              <w:t xml:space="preserve">67</w:t>
-            </w:r>
-          </w:p>
-        </w:tc>
-        <w:tc>
-          <w:tcPr/>
-          <w:p>
-            <w:pPr>
-              <w:pStyle w:val="Compact"/>
-              <w:jc w:val="left"/>
-            </w:pPr>
-            <w:r>
-              <w:t xml:space="preserve">теплица под стекло заказать</w:t>
-            </w:r>
-          </w:p>
-        </w:tc>
-        <w:tc>
-          <w:tcPr/>
-          <w:p>
-            <w:pPr>
-              <w:pStyle w:val="Compact"/>
-              <w:jc w:val="left"/>
-            </w:pPr>
-            <w:r>
-              <w:t xml:space="preserve">стеклянная теплица</w:t>
-            </w:r>
-          </w:p>
-        </w:tc>
-        <w:tc>
-          <w:tcPr/>
-          <w:p>
-            <w:pPr>
-              <w:pStyle w:val="Compact"/>
-              <w:jc w:val="right"/>
-            </w:pPr>
-            <w:r>
-              <w:t xml:space="preserve">1</w:t>
-            </w:r>
-          </w:p>
-        </w:tc>
-        <w:tc>
-          <w:tcPr/>
-          <w:p>
-            <w:pPr>
-              <w:pStyle w:val="Compact"/>
-              <w:jc w:val="right"/>
-            </w:pPr>
-            <w:r>
-              <w:t xml:space="preserve">1</w:t>
-            </w:r>
-          </w:p>
-        </w:tc>
-        <w:tc>
-          <w:tcPr/>
-          <w:p>
-            <w:pPr>
-              <w:pStyle w:val="Compact"/>
-              <w:jc w:val="right"/>
-            </w:pPr>
-            <w:r>
-              <w:t xml:space="preserve">0</w:t>
-            </w:r>
-          </w:p>
-        </w:tc>
-        <w:tc>
-          <w:tcPr/>
-          <w:p>
-            <w:pPr>
-              <w:pStyle w:val="Compact"/>
-              <w:jc w:val="right"/>
-            </w:pPr>
-            <w:r>
-              <w:t xml:space="preserve">-100%</w:t>
-            </w:r>
-          </w:p>
-        </w:tc>
-        <w:tc>
-          <w:tcPr/>
-          <w:p>
-            <w:pPr>
-              <w:pStyle w:val="Compact"/>
-              <w:jc w:val="left"/>
-            </w:pPr>
-            <w:r>
-              <w:t xml:space="preserve">пусто в Wordstat</w:t>
-            </w:r>
-          </w:p>
-        </w:tc>
-      </w:tr>
-      <w:tr>
-        <w:tc>
-          <w:tcPr/>
-          <w:p>
-            <w:pPr>
-              <w:pStyle w:val="Compact"/>
-              <w:jc w:val="left"/>
-            </w:pPr>
-            <w:r>
-              <w:t xml:space="preserve">68</w:t>
-            </w:r>
-          </w:p>
-        </w:tc>
-        <w:tc>
-          <w:tcPr/>
-          <w:p>
-            <w:pPr>
-              <w:pStyle w:val="Compact"/>
-              <w:jc w:val="left"/>
-            </w:pPr>
-            <w:r>
-              <w:t xml:space="preserve">теплица из стекла с доставкой</w:t>
-            </w:r>
-          </w:p>
-        </w:tc>
-        <w:tc>
-          <w:tcPr/>
-          <w:p>
-            <w:pPr>
-              <w:pStyle w:val="Compact"/>
-              <w:jc w:val="left"/>
-            </w:pPr>
-            <w:r>
-              <w:t xml:space="preserve">стеклянная теплица</w:t>
-            </w:r>
-          </w:p>
-        </w:tc>
-        <w:tc>
-          <w:tcPr/>
-          <w:p>
-            <w:pPr>
-              <w:pStyle w:val="Compact"/>
-              <w:jc w:val="right"/>
-            </w:pPr>
-            <w:r>
-              <w:t xml:space="preserve">12 331</w:t>
-            </w:r>
-          </w:p>
-        </w:tc>
-        <w:tc>
-          <w:tcPr/>
-          <w:p>
-            <w:pPr>
-              <w:pStyle w:val="Compact"/>
-              <w:jc w:val="right"/>
-            </w:pPr>
-            <w:r>
-              <w:t xml:space="preserve">2 165</w:t>
-            </w:r>
-          </w:p>
-        </w:tc>
-        <w:tc>
-          <w:tcPr/>
-          <w:p>
-            <w:pPr>
-              <w:pStyle w:val="Compact"/>
-              <w:jc w:val="right"/>
-            </w:pPr>
-            <w:r>
-              <w:t xml:space="preserve">1</w:t>
-            </w:r>
-          </w:p>
-        </w:tc>
-        <w:tc>
-          <w:tcPr/>
-          <w:p>
-            <w:pPr>
-              <w:pStyle w:val="Compact"/>
-              <w:jc w:val="right"/>
-            </w:pPr>
-            <w:r>
-              <w:t xml:space="preserve">-100%</w:t>
-            </w:r>
-          </w:p>
-        </w:tc>
-        <w:tc>
-          <w:tcPr/>
-          <w:p>
-            <w:pPr>
-              <w:pStyle w:val="Compact"/>
-              <w:jc w:val="left"/>
-            </w:pPr>
-            <w:r>
-              <w:t xml:space="preserve">завышено сильно</w:t>
-            </w:r>
-          </w:p>
-        </w:tc>
-      </w:tr>
-      <w:tr>
-        <w:tc>
-          <w:tcPr/>
-          <w:p>
-            <w:pPr>
-              <w:pStyle w:val="Compact"/>
-              <w:jc w:val="left"/>
-            </w:pPr>
-            <w:r>
-              <w:t xml:space="preserve">69</w:t>
-            </w:r>
-          </w:p>
-        </w:tc>
-        <w:tc>
-          <w:tcPr/>
-          <w:p>
-            <w:pPr>
-              <w:pStyle w:val="Compact"/>
-              <w:jc w:val="left"/>
-            </w:pPr>
-            <w:r>
-              <w:t xml:space="preserve">теплица из стекла заказать</w:t>
-            </w:r>
-          </w:p>
-        </w:tc>
-        <w:tc>
-          <w:tcPr/>
-          <w:p>
-            <w:pPr>
-              <w:pStyle w:val="Compact"/>
-              <w:jc w:val="left"/>
-            </w:pPr>
-            <w:r>
-              <w:t xml:space="preserve">стеклянная теплица</w:t>
-            </w:r>
-          </w:p>
-        </w:tc>
-        <w:tc>
-          <w:tcPr/>
-          <w:p>
-            <w:pPr>
-              <w:pStyle w:val="Compact"/>
-              <w:jc w:val="right"/>
-            </w:pPr>
-            <w:r>
-              <w:t xml:space="preserve">95</w:t>
-            </w:r>
-          </w:p>
-        </w:tc>
-        <w:tc>
-          <w:tcPr/>
-          <w:p>
-            <w:pPr>
-              <w:pStyle w:val="Compact"/>
-              <w:jc w:val="right"/>
-            </w:pPr>
-            <w:r>
-              <w:t xml:space="preserve">76</w:t>
-            </w:r>
-          </w:p>
-        </w:tc>
-        <w:tc>
-          <w:tcPr/>
-          <w:p>
-            <w:pPr>
-              <w:pStyle w:val="Compact"/>
-              <w:jc w:val="right"/>
-            </w:pPr>
-            <w:r>
-              <w:t xml:space="preserve">11</w:t>
-            </w:r>
-          </w:p>
-        </w:tc>
-        <w:tc>
-          <w:tcPr/>
-          <w:p>
-            <w:pPr>
-              <w:pStyle w:val="Compact"/>
-              <w:jc w:val="right"/>
-            </w:pPr>
-            <w:r>
-              <w:t xml:space="preserve">-88%</w:t>
-            </w:r>
-          </w:p>
-        </w:tc>
-        <w:tc>
-          <w:tcPr/>
-          <w:p>
-            <w:pPr>
-              <w:pStyle w:val="Compact"/>
-              <w:jc w:val="left"/>
-            </w:pPr>
-            <w:r>
-              <w:t xml:space="preserve">завышено сильно</w:t>
-            </w:r>
-          </w:p>
-        </w:tc>
-      </w:tr>
-      <w:tr>
-        <w:tc>
-          <w:tcPr/>
-          <w:p>
-            <w:pPr>
-              <w:pStyle w:val="Compact"/>
-              <w:jc w:val="left"/>
-            </w:pPr>
-            <w:r>
-              <w:t xml:space="preserve">70</w:t>
-            </w:r>
-          </w:p>
-        </w:tc>
-        <w:tc>
-          <w:tcPr/>
-          <w:p>
-            <w:pPr>
-              <w:pStyle w:val="Compact"/>
-              <w:jc w:val="left"/>
-            </w:pPr>
-            <w:r>
-              <w:t xml:space="preserve">теплица из стекла купить в перми</w:t>
-            </w:r>
-          </w:p>
-        </w:tc>
-        <w:tc>
-          <w:tcPr/>
-          <w:p>
-            <w:pPr>
-              <w:pStyle w:val="Compact"/>
-              <w:jc w:val="left"/>
-            </w:pPr>
-            <w:r>
-              <w:t xml:space="preserve">стеклянная теплица</w:t>
-            </w:r>
-          </w:p>
-        </w:tc>
-        <w:tc>
-          <w:tcPr/>
-          <w:p>
-            <w:pPr>
-              <w:pStyle w:val="Compact"/>
-              <w:jc w:val="right"/>
-            </w:pPr>
-            <w:r>
-              <w:t xml:space="preserve">3 738</w:t>
-            </w:r>
-          </w:p>
-        </w:tc>
-        <w:tc>
-          <w:tcPr/>
-          <w:p>
-            <w:pPr>
-              <w:pStyle w:val="Compact"/>
-              <w:jc w:val="right"/>
-            </w:pPr>
-            <w:r>
-              <w:t xml:space="preserve">659</w:t>
-            </w:r>
-          </w:p>
-        </w:tc>
-        <w:tc>
-          <w:tcPr/>
-          <w:p>
-            <w:pPr>
-              <w:pStyle w:val="Compact"/>
-              <w:jc w:val="right"/>
-            </w:pPr>
-            <w:r>
-              <w:t xml:space="preserve">1</w:t>
-            </w:r>
-          </w:p>
-        </w:tc>
-        <w:tc>
-          <w:tcPr/>
-          <w:p>
-            <w:pPr>
-              <w:pStyle w:val="Compact"/>
-              <w:jc w:val="right"/>
-            </w:pPr>
-            <w:r>
-              <w:t xml:space="preserve">-100%</w:t>
-            </w:r>
-          </w:p>
-        </w:tc>
-        <w:tc>
-          <w:tcPr/>
-          <w:p>
-            <w:pPr>
-              <w:pStyle w:val="Compact"/>
-              <w:jc w:val="left"/>
-            </w:pPr>
-            <w:r>
-              <w:t xml:space="preserve">завышено сильно</w:t>
-            </w:r>
-          </w:p>
-        </w:tc>
-      </w:tr>
-      <w:tr>
-        <w:tc>
-          <w:tcPr/>
-          <w:p>
-            <w:pPr>
-              <w:pStyle w:val="Compact"/>
-              <w:jc w:val="left"/>
-            </w:pPr>
-            <w:r>
-              <w:t xml:space="preserve">71</w:t>
-            </w:r>
-          </w:p>
-        </w:tc>
-        <w:tc>
-          <w:tcPr/>
-          <w:p>
-            <w:pPr>
-              <w:pStyle w:val="Compact"/>
-              <w:jc w:val="left"/>
-            </w:pPr>
-            <w:r>
-              <w:t xml:space="preserve">капелька теплица</w:t>
-            </w:r>
-          </w:p>
-        </w:tc>
-        <w:tc>
-          <w:tcPr/>
-          <w:p>
-            <w:pPr>
-              <w:pStyle w:val="Compact"/>
-              <w:jc w:val="left"/>
-            </w:pPr>
-            <w:r>
-              <w:t xml:space="preserve">теплицы капля</w:t>
-            </w:r>
-          </w:p>
-        </w:tc>
-        <w:tc>
-          <w:tcPr/>
-          <w:p>
-            <w:pPr>
-              <w:pStyle w:val="Compact"/>
-              <w:jc w:val="right"/>
-            </w:pPr>
-            <w:r>
-              <w:t xml:space="preserve">255</w:t>
-            </w:r>
-          </w:p>
-        </w:tc>
-        <w:tc>
-          <w:tcPr/>
-          <w:p>
-            <w:pPr>
-              <w:pStyle w:val="Compact"/>
-              <w:jc w:val="right"/>
-            </w:pPr>
-            <w:r>
-              <w:t xml:space="preserve">112</w:t>
-            </w:r>
-          </w:p>
-        </w:tc>
-        <w:tc>
-          <w:tcPr/>
-          <w:p>
-            <w:pPr>
-              <w:pStyle w:val="Compact"/>
-              <w:jc w:val="right"/>
-            </w:pPr>
-            <w:r>
-              <w:t xml:space="preserve">33 060</w:t>
-            </w:r>
-          </w:p>
-        </w:tc>
-        <w:tc>
-          <w:tcPr/>
-          <w:p>
-            <w:pPr>
-              <w:pStyle w:val="Compact"/>
-              <w:jc w:val="right"/>
-            </w:pPr>
-            <w:r>
-              <w:t xml:space="preserve">+12 865%</w:t>
-            </w:r>
-          </w:p>
-        </w:tc>
-        <w:tc>
-          <w:tcPr/>
-          <w:p>
-            <w:pPr>
-              <w:pStyle w:val="Compact"/>
-              <w:jc w:val="left"/>
-            </w:pPr>
-            <w:r>
-              <w:t xml:space="preserve">занижено сильно</w:t>
-            </w:r>
-          </w:p>
-        </w:tc>
-      </w:tr>
-      <w:tr>
-        <w:tc>
-          <w:tcPr/>
-          <w:p>
-            <w:pPr>
-              <w:pStyle w:val="Compact"/>
-              <w:jc w:val="left"/>
-            </w:pPr>
-            <w:r>
-              <w:t xml:space="preserve">72</w:t>
-            </w:r>
-          </w:p>
-        </w:tc>
-        <w:tc>
-          <w:tcPr/>
-          <w:p>
-            <w:pPr>
-              <w:pStyle w:val="Compact"/>
-              <w:jc w:val="left"/>
-            </w:pPr>
-            <w:r>
-              <w:t xml:space="preserve">теплица капелька купить в перми</w:t>
-            </w:r>
-          </w:p>
-        </w:tc>
-        <w:tc>
-          <w:tcPr/>
-          <w:p>
-            <w:pPr>
-              <w:pStyle w:val="Compact"/>
-              <w:jc w:val="left"/>
-            </w:pPr>
-            <w:r>
-              <w:t xml:space="preserve">теплицы капля</w:t>
-            </w:r>
-          </w:p>
-        </w:tc>
-        <w:tc>
-          <w:tcPr/>
-          <w:p>
-            <w:pPr>
-              <w:pStyle w:val="Compact"/>
-              <w:jc w:val="right"/>
-            </w:pPr>
-            <w:r>
-              <w:t xml:space="preserve">35</w:t>
-            </w:r>
-          </w:p>
-        </w:tc>
-        <w:tc>
-          <w:tcPr/>
-          <w:p>
-            <w:pPr>
-              <w:pStyle w:val="Compact"/>
-              <w:jc w:val="right"/>
-            </w:pPr>
-            <w:r>
-              <w:t xml:space="preserve">30</w:t>
-            </w:r>
-          </w:p>
-        </w:tc>
-        <w:tc>
-          <w:tcPr/>
-          <w:p>
-            <w:pPr>
-              <w:pStyle w:val="Compact"/>
-              <w:jc w:val="right"/>
-            </w:pPr>
-            <w:r>
-              <w:t xml:space="preserve">207</w:t>
-            </w:r>
-          </w:p>
-        </w:tc>
-        <w:tc>
-          <w:tcPr/>
-          <w:p>
-            <w:pPr>
-              <w:pStyle w:val="Compact"/>
-              <w:jc w:val="right"/>
-            </w:pPr>
-            <w:r>
-              <w:t xml:space="preserve">+491%</w:t>
-            </w:r>
-          </w:p>
-        </w:tc>
-        <w:tc>
-          <w:tcPr/>
-          <w:p>
-            <w:pPr>
-              <w:pStyle w:val="Compact"/>
-              <w:jc w:val="left"/>
-            </w:pPr>
-            <w:r>
-              <w:t xml:space="preserve">занижено сильно</w:t>
-            </w:r>
-          </w:p>
-        </w:tc>
-      </w:tr>
-      <w:tr>
-        <w:tc>
-          <w:tcPr/>
-          <w:p>
-            <w:pPr>
-              <w:pStyle w:val="Compact"/>
-              <w:jc w:val="left"/>
-            </w:pPr>
-            <w:r>
-              <w:t xml:space="preserve">73</w:t>
-            </w:r>
-          </w:p>
-        </w:tc>
-        <w:tc>
-          <w:tcPr/>
-          <w:p>
-            <w:pPr>
-              <w:pStyle w:val="Compact"/>
-              <w:jc w:val="left"/>
-            </w:pPr>
-            <w:r>
-              <w:t xml:space="preserve">теплицы капля</w:t>
-            </w:r>
-          </w:p>
-        </w:tc>
-        <w:tc>
-          <w:tcPr/>
-          <w:p>
-            <w:pPr>
-              <w:pStyle w:val="Compact"/>
-              <w:jc w:val="left"/>
-            </w:pPr>
-            <w:r>
-              <w:t xml:space="preserve">теплицы капля</w:t>
-            </w:r>
-          </w:p>
-        </w:tc>
-        <w:tc>
-          <w:tcPr/>
-          <w:p>
-            <w:pPr>
-              <w:pStyle w:val="Compact"/>
-              <w:jc w:val="right"/>
-            </w:pPr>
-            <w:r>
-              <w:t xml:space="preserve">640</w:t>
-            </w:r>
-          </w:p>
-        </w:tc>
-        <w:tc>
-          <w:tcPr/>
-          <w:p>
-            <w:pPr>
-              <w:pStyle w:val="Compact"/>
-              <w:jc w:val="right"/>
-            </w:pPr>
-            <w:r>
-              <w:t xml:space="preserve">141</w:t>
-            </w:r>
-          </w:p>
-        </w:tc>
-        <w:tc>
-          <w:tcPr/>
-          <w:p>
-            <w:pPr>
-              <w:pStyle w:val="Compact"/>
-              <w:jc w:val="right"/>
-            </w:pPr>
-            <w:r>
-              <w:t xml:space="preserve">8 864</w:t>
-            </w:r>
-          </w:p>
-        </w:tc>
-        <w:tc>
-          <w:tcPr/>
-          <w:p>
-            <w:pPr>
-              <w:pStyle w:val="Compact"/>
-              <w:jc w:val="right"/>
-            </w:pPr>
-            <w:r>
-              <w:t xml:space="preserve">+1285%</w:t>
-            </w:r>
-          </w:p>
-        </w:tc>
-        <w:tc>
-          <w:tcPr/>
-          <w:p>
-            <w:pPr>
-              <w:pStyle w:val="Compact"/>
-              <w:jc w:val="left"/>
-            </w:pPr>
-            <w:r>
-              <w:t xml:space="preserve">занижено сильно</w:t>
-            </w:r>
-          </w:p>
-        </w:tc>
-      </w:tr>
-      <w:tr>
-        <w:tc>
-          <w:tcPr/>
-          <w:p>
-            <w:pPr>
-              <w:pStyle w:val="Compact"/>
-              <w:jc w:val="left"/>
-            </w:pPr>
-            <w:r>
-              <w:t xml:space="preserve">74</w:t>
-            </w:r>
-          </w:p>
-        </w:tc>
-        <w:tc>
-          <w:tcPr/>
-          <w:p>
-            <w:pPr>
-              <w:pStyle w:val="Compact"/>
-              <w:jc w:val="left"/>
-            </w:pPr>
-            <w:r>
-              <w:t xml:space="preserve">теплица капля из поликарбоната купить</w:t>
-            </w:r>
-          </w:p>
-        </w:tc>
-        <w:tc>
-          <w:tcPr/>
-          <w:p>
-            <w:pPr>
-              <w:pStyle w:val="Compact"/>
-              <w:jc w:val="left"/>
-            </w:pPr>
-            <w:r>
-              <w:t xml:space="preserve">теплицы капля</w:t>
-            </w:r>
-          </w:p>
-        </w:tc>
-        <w:tc>
-          <w:tcPr/>
-          <w:p>
-            <w:pPr>
-              <w:pStyle w:val="Compact"/>
-              <w:jc w:val="right"/>
-            </w:pPr>
-            <w:r>
-              <w:t xml:space="preserve">4 198</w:t>
-            </w:r>
-          </w:p>
-        </w:tc>
-        <w:tc>
-          <w:tcPr/>
-          <w:p>
-            <w:pPr>
-              <w:pStyle w:val="Compact"/>
-              <w:jc w:val="right"/>
-            </w:pPr>
-            <w:r>
-              <w:t xml:space="preserve">457</w:t>
-            </w:r>
-          </w:p>
-        </w:tc>
-        <w:tc>
-          <w:tcPr/>
-          <w:p>
-            <w:pPr>
-              <w:pStyle w:val="Compact"/>
-              <w:jc w:val="right"/>
-            </w:pPr>
-            <w:r>
-              <w:t xml:space="preserve">448</w:t>
-            </w:r>
-          </w:p>
-        </w:tc>
-        <w:tc>
-          <w:tcPr/>
-          <w:p>
-            <w:pPr>
-              <w:pStyle w:val="Compact"/>
-              <w:jc w:val="right"/>
-            </w:pPr>
-            <w:r>
-              <w:t xml:space="preserve">-89%</w:t>
-            </w:r>
-          </w:p>
-        </w:tc>
-        <w:tc>
-          <w:tcPr/>
-          <w:p>
-            <w:pPr>
-              <w:pStyle w:val="Compact"/>
-              <w:jc w:val="left"/>
-            </w:pPr>
-            <w:r>
-              <w:t xml:space="preserve">завышено сильно</w:t>
-            </w:r>
-          </w:p>
-        </w:tc>
-      </w:tr>
-      <w:tr>
-        <w:tc>
-          <w:tcPr/>
-          <w:p>
-            <w:pPr>
-              <w:pStyle w:val="Compact"/>
-              <w:jc w:val="left"/>
-            </w:pPr>
-            <w:r>
-              <w:t xml:space="preserve">75</w:t>
-            </w:r>
-          </w:p>
-        </w:tc>
-        <w:tc>
-          <w:tcPr/>
-          <w:p>
-            <w:pPr>
-              <w:pStyle w:val="Compact"/>
-              <w:jc w:val="left"/>
-            </w:pPr>
-            <w:r>
-              <w:t xml:space="preserve">теплица каплевидная из поликарбоната размеры и цены</w:t>
-            </w:r>
-          </w:p>
-        </w:tc>
-        <w:tc>
-          <w:tcPr/>
-          <w:p>
-            <w:pPr>
-              <w:pStyle w:val="Compact"/>
-              <w:jc w:val="left"/>
-            </w:pPr>
-            <w:r>
-              <w:t xml:space="preserve">теплицы капля</w:t>
-            </w:r>
-          </w:p>
-        </w:tc>
-        <w:tc>
-          <w:tcPr/>
-          <w:p>
-            <w:pPr>
-              <w:pStyle w:val="Compact"/>
-              <w:jc w:val="right"/>
-            </w:pPr>
-            <w:r>
-              <w:t xml:space="preserve">2 914</w:t>
-            </w:r>
-          </w:p>
-        </w:tc>
-        <w:tc>
-          <w:tcPr/>
-          <w:p>
-            <w:pPr>
-              <w:pStyle w:val="Compact"/>
-              <w:jc w:val="right"/>
-            </w:pPr>
-            <w:r>
-              <w:t xml:space="preserve">254</w:t>
-            </w:r>
-          </w:p>
-        </w:tc>
-        <w:tc>
-          <w:tcPr/>
-          <w:p>
-            <w:pPr>
-              <w:pStyle w:val="Compact"/>
-              <w:jc w:val="right"/>
-            </w:pPr>
-            <w:r>
-              <w:t xml:space="preserve">73</w:t>
-            </w:r>
-          </w:p>
-        </w:tc>
-        <w:tc>
-          <w:tcPr/>
-          <w:p>
-            <w:pPr>
-              <w:pStyle w:val="Compact"/>
-              <w:jc w:val="right"/>
-            </w:pPr>
-            <w:r>
-              <w:t xml:space="preserve">-97%</w:t>
-            </w:r>
-          </w:p>
-        </w:tc>
-        <w:tc>
-          <w:tcPr/>
-          <w:p>
-            <w:pPr>
-              <w:pStyle w:val="Compact"/>
-              <w:jc w:val="left"/>
-            </w:pPr>
-            <w:r>
-              <w:t xml:space="preserve">завышено сильно</w:t>
-            </w:r>
-          </w:p>
-        </w:tc>
-      </w:tr>
-      <w:tr>
-        <w:tc>
-          <w:tcPr/>
-          <w:p>
-            <w:pPr>
-              <w:pStyle w:val="Compact"/>
-              <w:jc w:val="left"/>
-            </w:pPr>
-            <w:r>
-              <w:t xml:space="preserve">76</w:t>
-            </w:r>
-          </w:p>
-        </w:tc>
-        <w:tc>
-          <w:tcPr/>
-          <w:p>
-            <w:pPr>
-              <w:pStyle w:val="Compact"/>
-              <w:jc w:val="left"/>
-            </w:pPr>
-            <w:r>
-              <w:t xml:space="preserve">теплица капля из поликарбоната</w:t>
-            </w:r>
-          </w:p>
-        </w:tc>
-        <w:tc>
-          <w:tcPr/>
-          <w:p>
-            <w:pPr>
-              <w:pStyle w:val="Compact"/>
-              <w:jc w:val="left"/>
-            </w:pPr>
-            <w:r>
-              <w:t xml:space="preserve">теплицы капля</w:t>
-            </w:r>
-          </w:p>
-        </w:tc>
-        <w:tc>
-          <w:tcPr/>
-          <w:p>
-            <w:pPr>
-              <w:pStyle w:val="Compact"/>
-              <w:jc w:val="right"/>
-            </w:pPr>
-            <w:r>
-              <w:t xml:space="preserve">368</w:t>
-            </w:r>
-          </w:p>
-        </w:tc>
-        <w:tc>
-          <w:tcPr/>
-          <w:p>
-            <w:pPr>
-              <w:pStyle w:val="Compact"/>
-              <w:jc w:val="right"/>
-            </w:pPr>
-            <w:r>
-              <w:t xml:space="preserve">36</w:t>
-            </w:r>
-          </w:p>
-        </w:tc>
-        <w:tc>
-          <w:tcPr/>
-          <w:p>
-            <w:pPr>
-              <w:pStyle w:val="Compact"/>
-              <w:jc w:val="right"/>
-            </w:pPr>
-            <w:r>
-              <w:t xml:space="preserve">1 346</w:t>
-            </w:r>
-          </w:p>
-        </w:tc>
-        <w:tc>
-          <w:tcPr/>
-          <w:p>
-            <w:pPr>
-              <w:pStyle w:val="Compact"/>
-              <w:jc w:val="right"/>
-            </w:pPr>
-            <w:r>
-              <w:t xml:space="preserve">+266%</w:t>
-            </w:r>
-          </w:p>
-        </w:tc>
-        <w:tc>
-          <w:tcPr/>
-          <w:p>
-            <w:pPr>
-              <w:pStyle w:val="Compact"/>
-              <w:jc w:val="left"/>
-            </w:pPr>
-            <w:r>
-              <w:t xml:space="preserve">занижено сильно</w:t>
-            </w:r>
-          </w:p>
-        </w:tc>
-      </w:tr>
-      <w:tr>
-        <w:tc>
-          <w:tcPr/>
-          <w:p>
-            <w:pPr>
-              <w:pStyle w:val="Compact"/>
-              <w:jc w:val="left"/>
-            </w:pPr>
-            <w:r>
-              <w:t xml:space="preserve">77</w:t>
-            </w:r>
-          </w:p>
-        </w:tc>
-        <w:tc>
-          <w:tcPr/>
-          <w:p>
-            <w:pPr>
-              <w:pStyle w:val="Compact"/>
-              <w:jc w:val="left"/>
-            </w:pPr>
-            <w:r>
-              <w:t xml:space="preserve">теплица каплевидная</w:t>
-            </w:r>
-          </w:p>
-        </w:tc>
-        <w:tc>
-          <w:tcPr/>
-          <w:p>
-            <w:pPr>
-              <w:pStyle w:val="Compact"/>
-              <w:jc w:val="left"/>
-            </w:pPr>
-            <w:r>
-              <w:t xml:space="preserve">теплицы капля</w:t>
-            </w:r>
-          </w:p>
-        </w:tc>
-        <w:tc>
-          <w:tcPr/>
-          <w:p>
-            <w:pPr>
-              <w:pStyle w:val="Compact"/>
-              <w:jc w:val="right"/>
-            </w:pPr>
-            <w:r>
-              <w:t xml:space="preserve">967</w:t>
-            </w:r>
-          </w:p>
-        </w:tc>
-        <w:tc>
-          <w:tcPr/>
-          <w:p>
-            <w:pPr>
-              <w:pStyle w:val="Compact"/>
-              <w:jc w:val="right"/>
-            </w:pPr>
-            <w:r>
-              <w:t xml:space="preserve">116</w:t>
-            </w:r>
-          </w:p>
-        </w:tc>
-        <w:tc>
-          <w:tcPr/>
-          <w:p>
-            <w:pPr>
-              <w:pStyle w:val="Compact"/>
-              <w:jc w:val="right"/>
-            </w:pPr>
-            <w:r>
-              <w:t xml:space="preserve">10 287</w:t>
-            </w:r>
-          </w:p>
-        </w:tc>
-        <w:tc>
-          <w:tcPr/>
-          <w:p>
-            <w:pPr>
-              <w:pStyle w:val="Compact"/>
-              <w:jc w:val="right"/>
-            </w:pPr>
-            <w:r>
-              <w:t xml:space="preserve">+964%</w:t>
-            </w:r>
-          </w:p>
-        </w:tc>
-        <w:tc>
-          <w:tcPr/>
-          <w:p>
-            <w:pPr>
-              <w:pStyle w:val="Compact"/>
-              <w:jc w:val="left"/>
-            </w:pPr>
-            <w:r>
-              <w:t xml:space="preserve">занижено сильно</w:t>
-            </w:r>
-          </w:p>
-        </w:tc>
-      </w:tr>
-      <w:tr>
-        <w:tc>
-          <w:tcPr/>
-          <w:p>
-            <w:pPr>
-              <w:pStyle w:val="Compact"/>
-              <w:jc w:val="left"/>
-            </w:pPr>
-            <w:r>
-              <w:t xml:space="preserve">78</w:t>
-            </w:r>
-          </w:p>
-        </w:tc>
-        <w:tc>
-          <w:tcPr/>
-          <w:p>
-            <w:pPr>
-              <w:pStyle w:val="Compact"/>
-              <w:jc w:val="left"/>
-            </w:pPr>
-            <w:r>
-              <w:t xml:space="preserve">купить теплицу капельку</w:t>
-            </w:r>
-          </w:p>
-        </w:tc>
-        <w:tc>
-          <w:tcPr/>
-          <w:p>
-            <w:pPr>
-              <w:pStyle w:val="Compact"/>
-              <w:jc w:val="left"/>
-            </w:pPr>
-            <w:r>
-              <w:t xml:space="preserve">теплицы капля</w:t>
-            </w:r>
-          </w:p>
-        </w:tc>
-        <w:tc>
-          <w:tcPr/>
-          <w:p>
-            <w:pPr>
-              <w:pStyle w:val="Compact"/>
-              <w:jc w:val="right"/>
-            </w:pPr>
-            <w:r>
-              <w:t xml:space="preserve">135</w:t>
-            </w:r>
-          </w:p>
-        </w:tc>
-        <w:tc>
-          <w:tcPr/>
-          <w:p>
-            <w:pPr>
-              <w:pStyle w:val="Compact"/>
-              <w:jc w:val="right"/>
-            </w:pPr>
-            <w:r>
-              <w:t xml:space="preserve">76</w:t>
-            </w:r>
-          </w:p>
-        </w:tc>
-        <w:tc>
-          <w:tcPr/>
-          <w:p>
-            <w:pPr>
-              <w:pStyle w:val="Compact"/>
-              <w:jc w:val="right"/>
-            </w:pPr>
-            <w:r>
-              <w:t xml:space="preserve">6 208</w:t>
-            </w:r>
-          </w:p>
-        </w:tc>
-        <w:tc>
-          <w:tcPr/>
-          <w:p>
-            <w:pPr>
-              <w:pStyle w:val="Compact"/>
-              <w:jc w:val="right"/>
-            </w:pPr>
-            <w:r>
-              <w:t xml:space="preserve">+4499%</w:t>
-            </w:r>
-          </w:p>
-        </w:tc>
-        <w:tc>
-          <w:tcPr/>
-          <w:p>
-            <w:pPr>
-              <w:pStyle w:val="Compact"/>
-              <w:jc w:val="left"/>
-            </w:pPr>
-            <w:r>
-              <w:t xml:space="preserve">занижено сильно</w:t>
-            </w:r>
-          </w:p>
-        </w:tc>
-      </w:tr>
-      <w:tr>
-        <w:tc>
-          <w:tcPr/>
-          <w:p>
-            <w:pPr>
-              <w:pStyle w:val="Compact"/>
-              <w:jc w:val="left"/>
-            </w:pPr>
-            <w:r>
-              <w:t xml:space="preserve">79</w:t>
-            </w:r>
-          </w:p>
-        </w:tc>
-        <w:tc>
-          <w:tcPr/>
-          <w:p>
-            <w:pPr>
-              <w:pStyle w:val="Compact"/>
-              <w:jc w:val="left"/>
-            </w:pPr>
-            <w:r>
-              <w:t xml:space="preserve">теплица капелька размеры</w:t>
-            </w:r>
-          </w:p>
-        </w:tc>
-        <w:tc>
-          <w:tcPr/>
-          <w:p>
-            <w:pPr>
-              <w:pStyle w:val="Compact"/>
-              <w:jc w:val="left"/>
-            </w:pPr>
-            <w:r>
-              <w:t xml:space="preserve">теплицы капля</w:t>
-            </w:r>
-          </w:p>
-        </w:tc>
-        <w:tc>
-          <w:tcPr/>
-          <w:p>
-            <w:pPr>
-              <w:pStyle w:val="Compact"/>
-              <w:jc w:val="right"/>
-            </w:pPr>
-            <w:r>
-              <w:t xml:space="preserve">741</w:t>
-            </w:r>
-          </w:p>
-        </w:tc>
-        <w:tc>
-          <w:tcPr/>
-          <w:p>
-            <w:pPr>
-              <w:pStyle w:val="Compact"/>
-              <w:jc w:val="right"/>
-            </w:pPr>
-            <w:r>
-              <w:t xml:space="preserve">80</w:t>
-            </w:r>
-          </w:p>
-        </w:tc>
-        <w:tc>
-          <w:tcPr/>
-          <w:p>
-            <w:pPr>
-              <w:pStyle w:val="Compact"/>
-              <w:jc w:val="right"/>
-            </w:pPr>
-            <w:r>
-              <w:t xml:space="preserve">799</w:t>
-            </w:r>
-          </w:p>
-        </w:tc>
-        <w:tc>
-          <w:tcPr/>
-          <w:p>
-            <w:pPr>
-              <w:pStyle w:val="Compact"/>
-              <w:jc w:val="right"/>
-            </w:pPr>
-            <w:r>
-              <w:t xml:space="preserve">+8%</w:t>
-            </w:r>
-          </w:p>
-        </w:tc>
-        <w:tc>
-          <w:tcPr/>
-          <w:p>
-            <w:pPr>
-              <w:pStyle w:val="Compact"/>
-              <w:jc w:val="left"/>
-            </w:pPr>
-            <w:r>
-              <w:t xml:space="preserve">близко к факту</w:t>
-            </w:r>
-          </w:p>
-        </w:tc>
-      </w:tr>
-      <w:tr>
-        <w:tc>
-          <w:tcPr/>
-          <w:p>
-            <w:pPr>
-              <w:pStyle w:val="Compact"/>
-              <w:jc w:val="left"/>
-            </w:pPr>
-            <w:r>
-              <w:t xml:space="preserve">80</w:t>
-            </w:r>
-          </w:p>
-        </w:tc>
-        <w:tc>
-          <w:tcPr/>
-          <w:p>
-            <w:pPr>
-              <w:pStyle w:val="Compact"/>
-              <w:jc w:val="left"/>
-            </w:pPr>
-            <w:r>
-              <w:t xml:space="preserve">теплица из поликарбоната каплевидная</w:t>
-            </w:r>
-          </w:p>
-        </w:tc>
-        <w:tc>
-          <w:tcPr/>
-          <w:p>
-            <w:pPr>
-              <w:pStyle w:val="Compact"/>
-              <w:jc w:val="left"/>
-            </w:pPr>
-            <w:r>
-              <w:t xml:space="preserve">теплицы капля</w:t>
-            </w:r>
-          </w:p>
-        </w:tc>
-        <w:tc>
-          <w:tcPr/>
-          <w:p>
-            <w:pPr>
-              <w:pStyle w:val="Compact"/>
-              <w:jc w:val="right"/>
-            </w:pPr>
-            <w:r>
-              <w:t xml:space="preserve">48</w:t>
-            </w:r>
-          </w:p>
-        </w:tc>
-        <w:tc>
-          <w:tcPr/>
-          <w:p>
-            <w:pPr>
-              <w:pStyle w:val="Compact"/>
-              <w:jc w:val="right"/>
-            </w:pPr>
-            <w:r>
-              <w:t xml:space="preserve">45</w:t>
-            </w:r>
-          </w:p>
-        </w:tc>
-        <w:tc>
-          <w:tcPr/>
-          <w:p>
-            <w:pPr>
-              <w:pStyle w:val="Compact"/>
-              <w:jc w:val="right"/>
-            </w:pPr>
-            <w:r>
-              <w:t xml:space="preserve">2 427</w:t>
-            </w:r>
-          </w:p>
-        </w:tc>
-        <w:tc>
-          <w:tcPr/>
-          <w:p>
-            <w:pPr>
-              <w:pStyle w:val="Compact"/>
-              <w:jc w:val="right"/>
-            </w:pPr>
-            <w:r>
-              <w:t xml:space="preserve">+4956%</w:t>
-            </w:r>
-          </w:p>
-        </w:tc>
-        <w:tc>
-          <w:tcPr/>
-          <w:p>
-            <w:pPr>
-              <w:pStyle w:val="Compact"/>
-              <w:jc w:val="left"/>
-            </w:pPr>
-            <w:r>
-              <w:t xml:space="preserve">занижено сильно</w:t>
-            </w:r>
-          </w:p>
-        </w:tc>
-      </w:tr>
-      <w:tr>
-        <w:tc>
-          <w:tcPr/>
-          <w:p>
-            <w:pPr>
-              <w:pStyle w:val="Compact"/>
-              <w:jc w:val="left"/>
-            </w:pPr>
-            <w:r>
-              <w:t xml:space="preserve">81</w:t>
-            </w:r>
-          </w:p>
-        </w:tc>
-        <w:tc>
-          <w:tcPr/>
-          <w:p>
-            <w:pPr>
-              <w:pStyle w:val="Compact"/>
-              <w:jc w:val="left"/>
-            </w:pPr>
-            <w:r>
-              <w:t xml:space="preserve">теплица капля фото</w:t>
-            </w:r>
-          </w:p>
-        </w:tc>
-        <w:tc>
-          <w:tcPr/>
-          <w:p>
-            <w:pPr>
-              <w:pStyle w:val="Compact"/>
-              <w:jc w:val="left"/>
-            </w:pPr>
-            <w:r>
-              <w:t xml:space="preserve">теплицы капля</w:t>
-            </w:r>
-          </w:p>
-        </w:tc>
-        <w:tc>
-          <w:tcPr/>
-          <w:p>
-            <w:pPr>
-              <w:pStyle w:val="Compact"/>
-              <w:jc w:val="right"/>
-            </w:pPr>
-            <w:r>
-              <w:t xml:space="preserve">191</w:t>
-            </w:r>
-          </w:p>
-        </w:tc>
-        <w:tc>
-          <w:tcPr/>
-          <w:p>
-            <w:pPr>
-              <w:pStyle w:val="Compact"/>
-              <w:jc w:val="right"/>
-            </w:pPr>
-            <w:r>
-              <w:t xml:space="preserve">7</w:t>
-            </w:r>
-          </w:p>
-        </w:tc>
-        <w:tc>
-          <w:tcPr/>
-          <w:p>
-            <w:pPr>
-              <w:pStyle w:val="Compact"/>
-              <w:jc w:val="right"/>
-            </w:pPr>
-            <w:r>
-              <w:t xml:space="preserve">313</w:t>
-            </w:r>
-          </w:p>
-        </w:tc>
-        <w:tc>
-          <w:tcPr/>
-          <w:p>
-            <w:pPr>
-              <w:pStyle w:val="Compact"/>
-              <w:jc w:val="right"/>
-            </w:pPr>
-            <w:r>
-              <w:t xml:space="preserve">+64%</w:t>
-            </w:r>
-          </w:p>
-        </w:tc>
-        <w:tc>
-          <w:tcPr/>
-          <w:p>
-            <w:pPr>
-              <w:pStyle w:val="Compact"/>
-              <w:jc w:val="left"/>
-            </w:pPr>
-            <w:r>
-              <w:t xml:space="preserve">занижено умеренно</w:t>
-            </w:r>
-          </w:p>
-        </w:tc>
-      </w:tr>
-      <w:tr>
-        <w:tc>
-          <w:tcPr/>
-          <w:p>
-            <w:pPr>
-              <w:pStyle w:val="Compact"/>
-              <w:jc w:val="left"/>
-            </w:pPr>
-            <w:r>
-              <w:t xml:space="preserve">82</w:t>
-            </w:r>
-          </w:p>
-        </w:tc>
-        <w:tc>
-          <w:tcPr/>
-          <w:p>
-            <w:pPr>
-              <w:pStyle w:val="Compact"/>
-              <w:jc w:val="left"/>
-            </w:pPr>
-            <w:r>
-              <w:t xml:space="preserve">теплица капля купить</w:t>
-            </w:r>
-          </w:p>
-        </w:tc>
-        <w:tc>
-          <w:tcPr/>
-          <w:p>
-            <w:pPr>
-              <w:pStyle w:val="Compact"/>
-              <w:jc w:val="left"/>
-            </w:pPr>
-            <w:r>
-              <w:t xml:space="preserve">теплицы капля</w:t>
-            </w:r>
-          </w:p>
-        </w:tc>
-        <w:tc>
-          <w:tcPr/>
-          <w:p>
-            <w:pPr>
-              <w:pStyle w:val="Compact"/>
-              <w:jc w:val="right"/>
-            </w:pPr>
-            <w:r>
-              <w:t xml:space="preserve">1 938</w:t>
-            </w:r>
-          </w:p>
-        </w:tc>
-        <w:tc>
-          <w:tcPr/>
-          <w:p>
-            <w:pPr>
-              <w:pStyle w:val="Compact"/>
-              <w:jc w:val="right"/>
-            </w:pPr>
-            <w:r>
-              <w:t xml:space="preserve">117</w:t>
-            </w:r>
-          </w:p>
-        </w:tc>
-        <w:tc>
-          <w:tcPr/>
-          <w:p>
-            <w:pPr>
-              <w:pStyle w:val="Compact"/>
-              <w:jc w:val="right"/>
-            </w:pPr>
-            <w:r>
-              <w:t xml:space="preserve">1 511</w:t>
-            </w:r>
-          </w:p>
-        </w:tc>
-        <w:tc>
-          <w:tcPr/>
-          <w:p>
-            <w:pPr>
-              <w:pStyle w:val="Compact"/>
-              <w:jc w:val="right"/>
-            </w:pPr>
-            <w:r>
-              <w:t xml:space="preserve">-22%</w:t>
-            </w:r>
-          </w:p>
-        </w:tc>
-        <w:tc>
-          <w:tcPr/>
-          <w:p>
-            <w:pPr>
-              <w:pStyle w:val="Compact"/>
-              <w:jc w:val="left"/>
-            </w:pPr>
-            <w:r>
-              <w:t xml:space="preserve">завышено умеренно</w:t>
-            </w:r>
-          </w:p>
-        </w:tc>
-      </w:tr>
-      <w:tr>
-        <w:tc>
-          <w:tcPr/>
-          <w:p>
-            <w:pPr>
-              <w:pStyle w:val="Compact"/>
-              <w:jc w:val="left"/>
-            </w:pPr>
-            <w:r>
-              <w:t xml:space="preserve">83</w:t>
-            </w:r>
-          </w:p>
-        </w:tc>
-        <w:tc>
-          <w:tcPr/>
-          <w:p>
-            <w:pPr>
-              <w:pStyle w:val="Compact"/>
-              <w:jc w:val="left"/>
-            </w:pPr>
-            <w:r>
-              <w:t xml:space="preserve">теплица капля из поликарбоната размеры и цены</w:t>
-            </w:r>
-          </w:p>
-        </w:tc>
-        <w:tc>
-          <w:tcPr/>
-          <w:p>
-            <w:pPr>
-              <w:pStyle w:val="Compact"/>
-              <w:jc w:val="left"/>
-            </w:pPr>
-            <w:r>
-              <w:t xml:space="preserve">теплицы капля</w:t>
-            </w:r>
-          </w:p>
-        </w:tc>
-        <w:tc>
-          <w:tcPr/>
-          <w:p>
-            <w:pPr>
-              <w:pStyle w:val="Compact"/>
-              <w:jc w:val="right"/>
-            </w:pPr>
-            <w:r>
-              <w:t xml:space="preserve">116</w:t>
-            </w:r>
-          </w:p>
-        </w:tc>
-        <w:tc>
-          <w:tcPr/>
-          <w:p>
-            <w:pPr>
-              <w:pStyle w:val="Compact"/>
-              <w:jc w:val="right"/>
-            </w:pPr>
-            <w:r>
-              <w:t xml:space="preserve">50</w:t>
-            </w:r>
-          </w:p>
-        </w:tc>
-        <w:tc>
-          <w:tcPr/>
-          <w:p>
-            <w:pPr>
-              <w:pStyle w:val="Compact"/>
-              <w:jc w:val="right"/>
-            </w:pPr>
-            <w:r>
-              <w:t xml:space="preserve">124</w:t>
-            </w:r>
-          </w:p>
-        </w:tc>
-        <w:tc>
-          <w:tcPr/>
-          <w:p>
-            <w:pPr>
-              <w:pStyle w:val="Compact"/>
-              <w:jc w:val="right"/>
-            </w:pPr>
-            <w:r>
-              <w:t xml:space="preserve">+7%</w:t>
-            </w:r>
-          </w:p>
-        </w:tc>
-        <w:tc>
-          <w:tcPr/>
-          <w:p>
-            <w:pPr>
-              <w:pStyle w:val="Compact"/>
-              <w:jc w:val="left"/>
-            </w:pPr>
-            <w:r>
-              <w:t xml:space="preserve">близко к факту</w:t>
-            </w:r>
-          </w:p>
-        </w:tc>
-      </w:tr>
-      <w:tr>
-        <w:tc>
-          <w:tcPr/>
-          <w:p>
-            <w:pPr>
-              <w:pStyle w:val="Compact"/>
-              <w:jc w:val="left"/>
-            </w:pPr>
-            <w:r>
-              <w:t xml:space="preserve">84</w:t>
-            </w:r>
-          </w:p>
-        </w:tc>
-        <w:tc>
-          <w:tcPr/>
-          <w:p>
-            <w:pPr>
-              <w:pStyle w:val="Compact"/>
-              <w:jc w:val="left"/>
-            </w:pPr>
-            <w:r>
-              <w:t xml:space="preserve">каплевидные теплицы цена</w:t>
-            </w:r>
-          </w:p>
-        </w:tc>
-        <w:tc>
-          <w:tcPr/>
-          <w:p>
-            <w:pPr>
-              <w:pStyle w:val="Compact"/>
-              <w:jc w:val="left"/>
-            </w:pPr>
-            <w:r>
-              <w:t xml:space="preserve">теплицы капля</w:t>
-            </w:r>
-          </w:p>
-        </w:tc>
-        <w:tc>
-          <w:tcPr/>
-          <w:p>
-            <w:pPr>
-              <w:pStyle w:val="Compact"/>
-              <w:jc w:val="right"/>
-            </w:pPr>
-            <w:r>
-              <w:t xml:space="preserve">1</w:t>
-            </w:r>
-          </w:p>
-        </w:tc>
-        <w:tc>
-          <w:tcPr/>
-          <w:p>
-            <w:pPr>
-              <w:pStyle w:val="Compact"/>
-              <w:jc w:val="right"/>
-            </w:pPr>
-            <w:r>
-              <w:t xml:space="preserve">1</w:t>
-            </w:r>
-          </w:p>
-        </w:tc>
-        <w:tc>
-          <w:tcPr/>
-          <w:p>
-            <w:pPr>
-              <w:pStyle w:val="Compact"/>
-              <w:jc w:val="right"/>
-            </w:pPr>
-            <w:r>
-              <w:t xml:space="preserve">356</w:t>
-            </w:r>
-          </w:p>
-        </w:tc>
-        <w:tc>
-          <w:tcPr/>
-          <w:p>
-            <w:pPr>
-              <w:pStyle w:val="Compact"/>
-              <w:jc w:val="right"/>
-            </w:pPr>
-            <w:r>
-              <w:t xml:space="preserve">+35500%</w:t>
-            </w:r>
-          </w:p>
-        </w:tc>
-        <w:tc>
-          <w:tcPr/>
-          <w:p>
-            <w:pPr>
-              <w:pStyle w:val="Compact"/>
-              <w:jc w:val="left"/>
-            </w:pPr>
-            <w:r>
-              <w:t xml:space="preserve">занижено сильно</w:t>
-            </w:r>
-          </w:p>
-        </w:tc>
-      </w:tr>
-      <w:tr>
-        <w:tc>
-          <w:tcPr/>
-          <w:p>
-            <w:pPr>
-              <w:pStyle w:val="Compact"/>
-              <w:jc w:val="left"/>
-            </w:pPr>
-            <w:r>
-              <w:t xml:space="preserve">85</w:t>
-            </w:r>
-          </w:p>
-        </w:tc>
-        <w:tc>
-          <w:tcPr/>
-          <w:p>
-            <w:pPr>
-              <w:pStyle w:val="Compact"/>
-              <w:jc w:val="left"/>
-            </w:pPr>
-            <w:r>
-              <w:t xml:space="preserve">теплицы капелька из поликарбоната</w:t>
-            </w:r>
-          </w:p>
-        </w:tc>
-        <w:tc>
-          <w:tcPr/>
-          <w:p>
-            <w:pPr>
-              <w:pStyle w:val="Compact"/>
-              <w:jc w:val="left"/>
-            </w:pPr>
-            <w:r>
-              <w:t xml:space="preserve">теплицы капля</w:t>
-            </w:r>
-          </w:p>
-        </w:tc>
-        <w:tc>
-          <w:tcPr/>
-          <w:p>
-            <w:pPr>
-              <w:pStyle w:val="Compact"/>
-              <w:jc w:val="right"/>
-            </w:pPr>
-            <w:r>
-              <w:t xml:space="preserve">59</w:t>
-            </w:r>
-          </w:p>
-        </w:tc>
-        <w:tc>
-          <w:tcPr/>
-          <w:p>
-            <w:pPr>
-              <w:pStyle w:val="Compact"/>
-              <w:jc w:val="right"/>
-            </w:pPr>
-            <w:r>
-              <w:t xml:space="preserve">12</w:t>
-            </w:r>
-          </w:p>
-        </w:tc>
-        <w:tc>
-          <w:tcPr/>
-          <w:p>
-            <w:pPr>
-              <w:pStyle w:val="Compact"/>
-              <w:jc w:val="right"/>
-            </w:pPr>
-            <w:r>
-              <w:t xml:space="preserve">5 257</w:t>
-            </w:r>
-          </w:p>
-        </w:tc>
-        <w:tc>
-          <w:tcPr/>
-          <w:p>
-            <w:pPr>
-              <w:pStyle w:val="Compact"/>
-              <w:jc w:val="right"/>
-            </w:pPr>
-            <w:r>
-              <w:t xml:space="preserve">+8810%</w:t>
-            </w:r>
-          </w:p>
-        </w:tc>
-        <w:tc>
-          <w:tcPr/>
-          <w:p>
-            <w:pPr>
-              <w:pStyle w:val="Compact"/>
-              <w:jc w:val="left"/>
-            </w:pPr>
-            <w:r>
-              <w:t xml:space="preserve">занижено сильно</w:t>
-            </w:r>
-          </w:p>
-        </w:tc>
-      </w:tr>
-      <w:tr>
-        <w:tc>
-          <w:tcPr/>
-          <w:p>
-            <w:pPr>
-              <w:pStyle w:val="Compact"/>
-              <w:jc w:val="left"/>
-            </w:pPr>
-            <w:r>
-              <w:t xml:space="preserve">86</w:t>
-            </w:r>
-          </w:p>
-        </w:tc>
-        <w:tc>
-          <w:tcPr/>
-          <w:p>
-            <w:pPr>
-              <w:pStyle w:val="Compact"/>
-              <w:jc w:val="left"/>
-            </w:pPr>
-            <w:r>
-              <w:t xml:space="preserve">парник капля из поликарбоната</w:t>
-            </w:r>
-          </w:p>
-        </w:tc>
-        <w:tc>
-          <w:tcPr/>
-          <w:p>
-            <w:pPr>
-              <w:pStyle w:val="Compact"/>
-              <w:jc w:val="left"/>
-            </w:pPr>
-            <w:r>
-              <w:t xml:space="preserve">теплицы капля</w:t>
-            </w:r>
-          </w:p>
-        </w:tc>
-        <w:tc>
-          <w:tcPr/>
-          <w:p>
-            <w:pPr>
-              <w:pStyle w:val="Compact"/>
-              <w:jc w:val="right"/>
-            </w:pPr>
-            <w:r>
-              <w:t xml:space="preserve">172</w:t>
-            </w:r>
-          </w:p>
-        </w:tc>
-        <w:tc>
-          <w:tcPr/>
-          <w:p>
-            <w:pPr>
-              <w:pStyle w:val="Compact"/>
-              <w:jc w:val="right"/>
-            </w:pPr>
-            <w:r>
-              <w:t xml:space="preserve">37</w:t>
-            </w:r>
-          </w:p>
-        </w:tc>
-        <w:tc>
-          <w:tcPr/>
-          <w:p>
-            <w:pPr>
-              <w:pStyle w:val="Compact"/>
-              <w:jc w:val="right"/>
-            </w:pPr>
-            <w:r>
-              <w:t xml:space="preserve">224</w:t>
-            </w:r>
-          </w:p>
-        </w:tc>
-        <w:tc>
-          <w:tcPr/>
-          <w:p>
-            <w:pPr>
-              <w:pStyle w:val="Compact"/>
-              <w:jc w:val="right"/>
-            </w:pPr>
-            <w:r>
-              <w:t xml:space="preserve">+30%</w:t>
-            </w:r>
-          </w:p>
-        </w:tc>
-        <w:tc>
-          <w:tcPr/>
-          <w:p>
-            <w:pPr>
-              <w:pStyle w:val="Compact"/>
-              <w:jc w:val="left"/>
-            </w:pPr>
-            <w:r>
-              <w:t xml:space="preserve">близко к факту</w:t>
             </w:r>
           </w:p>
         </w:tc>
@@ -50072,10 +50078,7 @@
     </w:tbl>
     <w:bookmarkEnd w:id="35"/>
     <w:bookmarkEnd w:id="36"/>
-    <w:sectPr>
-      <w:pgSz w:w="16838" w:h="11906" w:orient="landscape"/>
-      <w:pgMar w:top="1134" w:right="1134" w:bottom="1134" w:left="1134" w:header="720" w:footer="720" w:gutter="0"/>
-    </w:sectPr>
+    <w:sectPr/>
   </w:body>
 </w:document>
 </file>

--- a/dev/10 Projects/AZT/02-owner/AZT — Полная сверка семядра с Wordstat 2026-04-19.docx
+++ b/dev/10 Projects/AZT/02-owner/AZT — Полная сверка семядра с Wordstat 2026-04-19.docx
@@ -2,7 +2,7 @@
 <file path=word/document.xml><?xml version="1.0" encoding="utf-8"?>
 <w:document xmlns:w="http://schemas.openxmlformats.org/wordprocessingml/2006/main" xmlns:m="http://schemas.openxmlformats.org/officeDocument/2006/math" xmlns:r="http://schemas.openxmlformats.org/officeDocument/2006/relationships" xmlns:o="urn:schemas-microsoft-com:office:office" xmlns:v="urn:schemas-microsoft-com:vml" xmlns:w10="urn:schemas-microsoft-com:office:word" xmlns:a="http://schemas.openxmlformats.org/drawingml/2006/main" xmlns:pic="http://schemas.openxmlformats.org/drawingml/2006/picture" xmlns:wp="http://schemas.openxmlformats.org/drawingml/2006/wordprocessingDrawing">
   <w:body>
-    <w:bookmarkStart w:id="36" w:name="Xb39df55b5aef324ed10ba25bbae9c61c28af1ba"/>
+    <w:bookmarkStart w:id="36" w:name="Xd2eb90bc0f4ddb47aac97665bfc782de1d30a99"/>
     <w:p>
       <w:pPr>
         <w:pStyle w:val="Heading1"/>
@@ -44,12 +44,6 @@
       </w:r>
       <w:r>
         <w:t xml:space="preserve">для всех 417 фраз; базовая РФ 62 корневых запросов групп)</w:t>
-      </w:r>
-      <w:r>
-        <w:t xml:space="preserve"> </w:t>
-      </w:r>
-      <w:r>
-        <w:t xml:space="preserve">Источник: [[AZT — Входное семантическое ядро агентства 2026-04-17-cx]]</w:t>
       </w:r>
       <w:r>
         <w:t xml:space="preserve"> </w:t>
@@ -173,7 +167,7 @@
         <w:t xml:space="preserve">Сверка завершена. Данные Wordstat скачут день ото дня — значения могут отличаться на ±5–15% из-за динамики спроса и шумов Яндекса. Интерпретировать следует не точные числа, а порядок расхождения. Расхождения в разы или на порядок — это не шум, а системная проблема исходного семядра.</w:t>
       </w:r>
     </w:p>
-    <w:bookmarkStart w:id="21" w:name="X6e7bf231c5f3a4d1455f747e0c3b08a5e807800"/>
+    <w:bookmarkStart w:id="21" w:name="X7479b2a0634dcf62f55cd578d952f62a3cacebc"/>
     <w:p>
       <w:pPr>
         <w:pStyle w:val="Heading2"/>
@@ -193,14 +187,14 @@
     <w:tbl>
       <w:tblPr>
         <w:tblStyle w:val="Table"/>
-        <w:tblW w:type="pct" w:w="5000"/>
+        <w:tblW w:type="auto" w:w="0"/>
         <w:tblLook w:firstRow="1" w:lastRow="0" w:firstColumn="0" w:lastColumn="0" w:noHBand="0" w:noVBand="0" w:val="0020"/>
         <w:jc w:val="start"/>
       </w:tblPr>
       <w:tblGrid>
-        <w:gridCol w:w="2160"/>
-        <w:gridCol w:w="2880"/>
-        <w:gridCol w:w="2880"/>
+        <w:gridCol w:w="2640"/>
+        <w:gridCol w:w="2640"/>
+        <w:gridCol w:w="2640"/>
       </w:tblGrid>
       <w:tr>
         <w:trPr>
@@ -624,7 +618,7 @@
         <w:t xml:space="preserve">Топ расхождений</w:t>
       </w:r>
     </w:p>
-    <w:bookmarkStart w:id="22" w:name="X7dbd7f05fcd99e3f7fa17fdfc096de1cf802929"/>
+    <w:bookmarkStart w:id="22" w:name="X3626179f04ba74a9a197627126b21a16e6a8610"/>
     <w:p>
       <w:pPr>
         <w:pStyle w:val="Heading3"/>
@@ -1378,7 +1372,7 @@
       </w:tr>
     </w:tbl>
     <w:bookmarkEnd w:id="22"/>
-    <w:bookmarkStart w:id="23" w:name="X19b7254fb5537b57f4d8aa41f26926c796925b2"/>
+    <w:bookmarkStart w:id="23" w:name="Xd61d5bb2c3703a0d7025106a7b6424148959ee1"/>
     <w:p>
       <w:pPr>
         <w:pStyle w:val="Heading3"/>
@@ -1398,16 +1392,16 @@
     <w:tbl>
       <w:tblPr>
         <w:tblStyle w:val="Table"/>
-        <w:tblW w:type="pct" w:w="5000"/>
+        <w:tblW w:type="auto" w:w="0"/>
         <w:tblLook w:firstRow="1" w:lastRow="0" w:firstColumn="0" w:lastColumn="0" w:noHBand="0" w:noVBand="0" w:val="0020"/>
         <w:jc w:val="start"/>
       </w:tblPr>
       <w:tblGrid>
-        <w:gridCol w:w="1320"/>
-        <w:gridCol w:w="1320"/>
-        <w:gridCol w:w="1760"/>
-        <w:gridCol w:w="1760"/>
-        <w:gridCol w:w="1760"/>
+        <w:gridCol w:w="1584"/>
+        <w:gridCol w:w="1584"/>
+        <w:gridCol w:w="1584"/>
+        <w:gridCol w:w="1584"/>
+        <w:gridCol w:w="1584"/>
       </w:tblGrid>
       <w:tr>
         <w:trPr>
@@ -2628,7 +2622,7 @@
     </w:p>
     <w:bookmarkEnd w:id="25"/>
     <w:bookmarkEnd w:id="26"/>
-    <w:bookmarkStart w:id="28" w:name="X5fa37b8fe3e25509f8e2795b7fcb9523ff746f8"/>
+    <w:bookmarkStart w:id="28" w:name="X81475e6d1ab0cc7ed46c5fc9ef10c446f98db53"/>
     <w:p>
       <w:pPr>
         <w:pStyle w:val="Heading2"/>
@@ -2656,17 +2650,17 @@
     <w:tbl>
       <w:tblPr>
         <w:tblStyle w:val="Table"/>
-        <w:tblW w:type="pct" w:w="5000"/>
+        <w:tblW w:type="auto" w:w="0"/>
         <w:tblLook w:firstRow="1" w:lastRow="0" w:firstColumn="0" w:lastColumn="0" w:noHBand="0" w:noVBand="0" w:val="0020"/>
         <w:jc w:val="start"/>
       </w:tblPr>
       <w:tblGrid>
-        <w:gridCol w:w="1080"/>
-        <w:gridCol w:w="1440"/>
-        <w:gridCol w:w="1440"/>
-        <w:gridCol w:w="1080"/>
-        <w:gridCol w:w="1440"/>
-        <w:gridCol w:w="1440"/>
+        <w:gridCol w:w="1320"/>
+        <w:gridCol w:w="1320"/>
+        <w:gridCol w:w="1320"/>
+        <w:gridCol w:w="1320"/>
+        <w:gridCol w:w="1320"/>
+        <w:gridCol w:w="1320"/>
       </w:tblGrid>
       <w:tr>
         <w:trPr>
@@ -5372,7 +5366,7 @@
         <w:t xml:space="preserve">* Семядро / корень = (сумма базовых фраз исходного семядра по группе) / (базовая РФ корня). Значение &gt;1 — семядро преувеличивает реальный потолок (фразы-подзапросы многократно перекрываются в суммировании). Значение &lt;1 — сумма семядра преуменьшает корень (фразы группы покрывают узкую нишу, а корневой запрос шире и собирает ещё много внеплановых показов).</w:t>
       </w:r>
     </w:p>
-    <w:bookmarkStart w:id="27" w:name="Xc9d97a8975372e263ebfaec4dcf163123a0a7eb"/>
+    <w:bookmarkStart w:id="27" w:name="Xcfd9dbadd6cbcb50d9ff7411f94fe9d286ac03a"/>
     <w:p>
       <w:pPr>
         <w:pStyle w:val="Heading3"/>
@@ -5479,7 +5473,7 @@
     </w:p>
     <w:bookmarkEnd w:id="27"/>
     <w:bookmarkEnd w:id="28"/>
-    <w:bookmarkStart w:id="34" w:name="X7ae0d7156d7cb511b6566987d5f4fb03c99624f"/>
+    <w:bookmarkStart w:id="34" w:name="X65cfa1811210dbe03851efed2802fb8875e5957"/>
     <w:p>
       <w:pPr>
         <w:pStyle w:val="Heading2"/>
@@ -6955,7 +6949,7 @@
       </w:tr>
     </w:tbl>
     <w:bookmarkEnd w:id="30"/>
-    <w:bookmarkStart w:id="31" w:name="X4c62cc981f4d1d604b7b964a022f4ad57adedfb"/>
+    <w:bookmarkStart w:id="31" w:name="X0a136a2237bd32afafb6a8a6d86d56a903d3411"/>
     <w:p>
       <w:pPr>
         <w:pStyle w:val="Heading3"/>
@@ -6975,16 +6969,16 @@
     <w:tbl>
       <w:tblPr>
         <w:tblStyle w:val="Table"/>
-        <w:tblW w:type="pct" w:w="5000"/>
+        <w:tblW w:type="auto" w:w="0"/>
         <w:tblLook w:firstRow="1" w:lastRow="0" w:firstColumn="0" w:lastColumn="0" w:noHBand="0" w:noVBand="0" w:val="0020"/>
         <w:jc w:val="start"/>
       </w:tblPr>
       <w:tblGrid>
-        <w:gridCol w:w="1320"/>
-        <w:gridCol w:w="1320"/>
-        <w:gridCol w:w="1760"/>
-        <w:gridCol w:w="1760"/>
-        <w:gridCol w:w="1760"/>
+        <w:gridCol w:w="1584"/>
+        <w:gridCol w:w="1584"/>
+        <w:gridCol w:w="1584"/>
+        <w:gridCol w:w="1584"/>
+        <w:gridCol w:w="1584"/>
       </w:tblGrid>
       <w:tr>
         <w:trPr>
@@ -7992,7 +7986,7 @@
       </w:tr>
     </w:tbl>
     <w:bookmarkEnd w:id="31"/>
-    <w:bookmarkStart w:id="33" w:name="фраз-с-точной-частотой-0-мёртвые-ключи"/>
+    <w:bookmarkStart w:id="33" w:name="X4ed57556774c8c11ca4c4fbcffe776c570a487e"/>
     <w:p>
       <w:pPr>
         <w:pStyle w:val="Heading3"/>
@@ -8035,7 +8029,7 @@
     <w:tbl>
       <w:tblPr>
         <w:tblStyle w:val="Table"/>
-        <w:tblW w:type="pct" w:w="5000"/>
+        <w:tblW w:type="auto" w:w="0"/>
         <w:tblLook w:firstRow="1" w:lastRow="0" w:firstColumn="0" w:lastColumn="0" w:noHBand="0" w:noVBand="0" w:val="0020"/>
         <w:jc w:val="start"/>
       </w:tblPr>
@@ -9094,19 +9088,19 @@
     <w:tbl>
       <w:tblPr>
         <w:tblStyle w:val="Table"/>
-        <w:tblW w:type="pct" w:w="5000"/>
+        <w:tblW w:type="auto" w:w="0"/>
         <w:tblLook w:firstRow="1" w:lastRow="0" w:firstColumn="0" w:lastColumn="0" w:noHBand="0" w:noVBand="0" w:val="0020"/>
         <w:jc w:val="start"/>
       </w:tblPr>
       <w:tblGrid>
-        <w:gridCol w:w="848"/>
-        <w:gridCol w:w="848"/>
-        <w:gridCol w:w="848"/>
-        <w:gridCol w:w="1131"/>
-        <w:gridCol w:w="1131"/>
-        <w:gridCol w:w="1131"/>
-        <w:gridCol w:w="1131"/>
-        <w:gridCol w:w="848"/>
+        <w:gridCol w:w="990"/>
+        <w:gridCol w:w="990"/>
+        <w:gridCol w:w="990"/>
+        <w:gridCol w:w="990"/>
+        <w:gridCol w:w="990"/>
+        <w:gridCol w:w="990"/>
+        <w:gridCol w:w="990"/>
+        <w:gridCol w:w="990"/>
       </w:tblGrid>
       <w:tr>
         <w:trPr>
@@ -50078,7 +50072,10 @@
     </w:tbl>
     <w:bookmarkEnd w:id="35"/>
     <w:bookmarkEnd w:id="36"/>
-    <w:sectPr/>
+    <w:sectPr>
+      <w:pgSz w:w="16838" w:h="11906" w:orient="landscape"/>
+      <w:pgMar w:top="1134" w:right="1134" w:bottom="1134" w:left="1134" w:header="720" w:footer="720" w:gutter="0"/>
+    </w:sectPr>
   </w:body>
 </w:document>
 </file>
